--- a/p4/submission/apbr_package/01_manuscript_blinded.docx
+++ b/p4/submission/apbr_package/01_manuscript_blinded.docx
@@ -2,7 +2,7 @@
 <file path=word/document.xml><?xml version="1.0" encoding="utf-8"?>
 <w:document xmlns:w="http://schemas.openxmlformats.org/wordprocessingml/2006/main" xmlns:m="http://schemas.openxmlformats.org/officeDocument/2006/math" xmlns:r="http://schemas.openxmlformats.org/officeDocument/2006/relationships" xmlns:o="urn:schemas-microsoft-com:office:office" xmlns:v="urn:schemas-microsoft-com:vml" xmlns:w10="urn:schemas-microsoft-com:office:word" xmlns:a="http://schemas.openxmlformats.org/drawingml/2006/main" xmlns:pic="http://schemas.openxmlformats.org/drawingml/2006/picture" xmlns:wp="http://schemas.openxmlformats.org/drawingml/2006/wordprocessingDrawing">
   <w:body>
-    <w:bookmarkStart w:id="102" w:name="X07c3a2f9ec246b5120b9b19625fb58c0a5f9521"/>
+    <w:bookmarkStart w:id="98" w:name="X07c3a2f9ec246b5120b9b19625fb58c0a5f9521"/>
     <w:p>
       <w:pPr>
         <w:pStyle w:val="Heading1"/>
@@ -17,105 +17,11 @@
       </w:pPr>
       <w:r>
         <w:rPr>
-          <w:bCs/>
-          <w:b/>
-        </w:rPr>
-        <w:t xml:space="preserve">Do Thuy Huong</w:t>
-      </w:r>
-      <w:r>
-        <w:t xml:space="preserve"> </w:t>
-      </w:r>
-      <w:r>
-        <w:t xml:space="preserve">· College of Economics, Can Tho University ·</w:t>
-      </w:r>
-      <w:r>
-        <w:t xml:space="preserve"> </w:t>
-      </w:r>
-      <w:hyperlink r:id="rId20">
-        <w:r>
-          <w:rPr>
-            <w:rStyle w:val="Hyperlink"/>
-          </w:rPr>
-          <w:t xml:space="preserve">huongp1323001@gstudent.ctu.edu.vn</w:t>
-        </w:r>
-      </w:hyperlink>
-      <w:r>
-        <w:t xml:space="preserve"> </w:t>
-      </w:r>
-      <w:r>
-        <w:t xml:space="preserve">· ORCID:</w:t>
-      </w:r>
-      <w:r>
-        <w:t xml:space="preserve"> </w:t>
-      </w:r>
-      <w:hyperlink r:id="rId21">
-        <w:r>
-          <w:rPr>
-            <w:rStyle w:val="Hyperlink"/>
-          </w:rPr>
-          <w:t xml:space="preserve">0000-0002-7711-2487</w:t>
-        </w:r>
-      </w:hyperlink>
-      <w:r>
-        <w:br/>
-      </w:r>
-      <w:r>
-        <w:rPr>
-          <w:bCs/>
-          <w:b/>
-        </w:rPr>
-        <w:t xml:space="preserve">Phan Anh Tu</w:t>
-      </w:r>
-      <w:r>
-        <w:t xml:space="preserve"> </w:t>
-      </w:r>
-      <w:r>
-        <w:rPr>
           <w:iCs/>
           <w:i/>
         </w:rPr>
-        <w:t xml:space="preserve">(Corresponding author)</w:t>
-      </w:r>
-      <w:r>
-        <w:t xml:space="preserve"> </w:t>
-      </w:r>
-      <w:r>
-        <w:t xml:space="preserve">· College of Economics, Can Tho</w:t>
-      </w:r>
-      <w:r>
-        <w:t xml:space="preserve"> </w:t>
-      </w:r>
-      <w:r>
-        <w:t xml:space="preserve">University ·</w:t>
-      </w:r>
-      <w:r>
-        <w:t xml:space="preserve"> </w:t>
-      </w:r>
-      <w:hyperlink r:id="rId22">
-        <w:r>
-          <w:rPr>
-            <w:rStyle w:val="Hyperlink"/>
-          </w:rPr>
-          <w:t xml:space="preserve">patu@ctu.edu.vn</w:t>
-        </w:r>
-      </w:hyperlink>
-      <w:r>
-        <w:t xml:space="preserve"> </w:t>
-      </w:r>
-      <w:r>
-        <w:t xml:space="preserve">· ORCID:</w:t>
-      </w:r>
-      <w:r>
-        <w:t xml:space="preserve"> </w:t>
-      </w:r>
-      <w:hyperlink r:id="rId23">
-        <w:r>
-          <w:rPr>
-            <w:rStyle w:val="Hyperlink"/>
-          </w:rPr>
-          <w:t xml:space="preserve">0000-0003-0667-3137</w:t>
-        </w:r>
-      </w:hyperlink>
+        <w:t xml:space="preserve">Author details removed for blind review.</w:t>
+      </w:r>
     </w:p>
     <w:p>
       <w:pPr>
@@ -193,7 +99,7 @@
         <w:t xml:space="preserve">10</w:t>
       </w:r>
     </w:p>
-    <w:bookmarkStart w:id="24" w:name="abstract"/>
+    <w:bookmarkStart w:id="20" w:name="abstract"/>
     <w:p>
       <w:pPr>
         <w:pStyle w:val="Heading2"/>
@@ -356,8 +262,8 @@
         <w:t xml:space="preserve">productivity; Singapore</w:t>
       </w:r>
     </w:p>
-    <w:bookmarkEnd w:id="24"/>
-    <w:bookmarkStart w:id="29" w:name="Xe3d0fc0bea9a42ce7605565d0964033d7f6ee47"/>
+    <w:bookmarkEnd w:id="20"/>
+    <w:bookmarkStart w:id="25" w:name="Xe3d0fc0bea9a42ce7605565d0964033d7f6ee47"/>
     <w:p>
       <w:pPr>
         <w:pStyle w:val="Heading2"/>
@@ -366,7 +272,7 @@
         <w:t xml:space="preserve">1 Introduction</w:t>
       </w:r>
     </w:p>
-    <w:bookmarkStart w:id="25" w:name="Xe5b26b80b1cffd635bf6d81ca2944b40daaf62d"/>
+    <w:bookmarkStart w:id="21" w:name="Xe5b26b80b1cffd635bf6d81ca2944b40daaf62d"/>
     <w:p>
       <w:pPr>
         <w:pStyle w:val="Heading3"/>
@@ -786,8 +692,8 @@
         <w:t xml:space="preserve">2021).</w:t>
       </w:r>
     </w:p>
-    <w:bookmarkEnd w:id="25"/>
-    <w:bookmarkStart w:id="26" w:name="X2961a496af63dca26d6e29b654ead2e696c6fdd"/>
+    <w:bookmarkEnd w:id="21"/>
+    <w:bookmarkStart w:id="22" w:name="X2961a496af63dca26d6e29b654ead2e696c6fdd"/>
     <w:p>
       <w:pPr>
         <w:pStyle w:val="Heading3"/>
@@ -1002,8 +908,8 @@
         <w:t xml:space="preserve">framework.</w:t>
       </w:r>
     </w:p>
-    <w:bookmarkEnd w:id="26"/>
-    <w:bookmarkStart w:id="27" w:name="X494b14dde48fd709c427dcfac91526fdde5ec7e"/>
+    <w:bookmarkEnd w:id="22"/>
+    <w:bookmarkStart w:id="23" w:name="X494b14dde48fd709c427dcfac91526fdde5ec7e"/>
     <w:p>
       <w:pPr>
         <w:pStyle w:val="Heading3"/>
@@ -1254,8 +1160,8 @@
         <w:t xml:space="preserve">construct-boundary discussion).</w:t>
       </w:r>
     </w:p>
-    <w:bookmarkEnd w:id="27"/>
-    <w:bookmarkStart w:id="28" w:name="Xdd618d9602139b0eee88c4277e195c55d104c48"/>
+    <w:bookmarkEnd w:id="23"/>
+    <w:bookmarkStart w:id="24" w:name="Xdd618d9602139b0eee88c4277e195c55d104c48"/>
     <w:p>
       <w:pPr>
         <w:pStyle w:val="Heading3"/>
@@ -1296,9 +1202,9 @@
         <w:t xml:space="preserve">directions.</w:t>
       </w:r>
     </w:p>
-    <w:bookmarkEnd w:id="28"/>
-    <w:bookmarkEnd w:id="29"/>
-    <w:bookmarkStart w:id="38" w:name="X8bf20a63f0decf7b16e99d564b9958ec4fbbb23"/>
+    <w:bookmarkEnd w:id="24"/>
+    <w:bookmarkEnd w:id="25"/>
+    <w:bookmarkStart w:id="34" w:name="X8bf20a63f0decf7b16e99d564b9958ec4fbbb23"/>
     <w:p>
       <w:pPr>
         <w:pStyle w:val="Heading2"/>
@@ -1307,7 +1213,7 @@
         <w:t xml:space="preserve">2 Theory and Hypotheses</w:t>
       </w:r>
     </w:p>
-    <w:bookmarkStart w:id="30" w:name="X9497e0c582d29cdf214e76507e8fbbcc0b6d410"/>
+    <w:bookmarkStart w:id="26" w:name="X9497e0c582d29cdf214e76507e8fbbcc0b6d410"/>
     <w:p>
       <w:pPr>
         <w:pStyle w:val="Heading3"/>
@@ -1450,8 +1356,8 @@
         <w:t xml:space="preserve">operate in a digitally advanced institutional environment.</w:t>
       </w:r>
     </w:p>
-    <w:bookmarkEnd w:id="30"/>
-    <w:bookmarkStart w:id="31" w:name="X58009fa5124754b9d12ae223bf3908d651fea58"/>
+    <w:bookmarkEnd w:id="26"/>
+    <w:bookmarkStart w:id="27" w:name="X58009fa5124754b9d12ae223bf3908d651fea58"/>
     <w:p>
       <w:pPr>
         <w:pStyle w:val="Heading3"/>
@@ -1708,8 +1614,8 @@
         <w:t xml:space="preserve">nomological nets should remain analytically distinct.</w:t>
       </w:r>
     </w:p>
-    <w:bookmarkEnd w:id="31"/>
-    <w:bookmarkStart w:id="36" w:name="Xfeb3205642325e47f2817bab2cc060c9f999b02"/>
+    <w:bookmarkEnd w:id="27"/>
+    <w:bookmarkStart w:id="32" w:name="Xfeb3205642325e47f2817bab2cc060c9f999b02"/>
     <w:p>
       <w:pPr>
         <w:pStyle w:val="Heading3"/>
@@ -1718,7 +1624,7 @@
         <w:t xml:space="preserve">2.3 Hypothesis development</w:t>
       </w:r>
     </w:p>
-    <w:bookmarkStart w:id="32" w:name="X9de0e934912487c2b2355f424516474f67bf4ef"/>
+    <w:bookmarkStart w:id="28" w:name="X9de0e934912487c2b2355f424516474f67bf4ef"/>
     <w:p>
       <w:pPr>
         <w:pStyle w:val="Heading4"/>
@@ -1819,8 +1725,8 @@
         <w:t xml:space="preserve">is considered.</w:t>
       </w:r>
     </w:p>
-    <w:bookmarkEnd w:id="32"/>
-    <w:bookmarkStart w:id="33" w:name="Xd77aef7f084e33ec0dd33a50710ed9d88a5bd5f"/>
+    <w:bookmarkEnd w:id="28"/>
+    <w:bookmarkStart w:id="29" w:name="Xd77aef7f084e33ec0dd33a50710ed9d88a5bd5f"/>
     <w:p>
       <w:pPr>
         <w:pStyle w:val="Heading4"/>
@@ -1957,8 +1863,8 @@
         <w:t xml:space="preserve">export-intensity-contingent moderation of DAI on the I–P relationship.</w:t>
       </w:r>
     </w:p>
-    <w:bookmarkEnd w:id="33"/>
-    <w:bookmarkStart w:id="34" w:name="Xca797cdf899e8025c95598929e8214dfe008510"/>
+    <w:bookmarkEnd w:id="29"/>
+    <w:bookmarkStart w:id="30" w:name="Xca797cdf899e8025c95598929e8214dfe008510"/>
     <w:p>
       <w:pPr>
         <w:pStyle w:val="Heading4"/>
@@ -2071,8 +1977,8 @@
         <w:t xml:space="preserve">cross-border coordination demands generate measurable returns.</w:t>
       </w:r>
     </w:p>
-    <w:bookmarkEnd w:id="34"/>
-    <w:bookmarkStart w:id="35" w:name="Xb90d981e4efafb918608a9cc7d37012dec59e7b"/>
+    <w:bookmarkEnd w:id="30"/>
+    <w:bookmarkStart w:id="31" w:name="Xb90d981e4efafb918608a9cc7d37012dec59e7b"/>
     <w:p>
       <w:pPr>
         <w:pStyle w:val="Heading4"/>
@@ -2568,9 +2474,9 @@
         <w:t xml:space="preserve">systems.</w:t>
       </w:r>
     </w:p>
-    <w:bookmarkEnd w:id="35"/>
-    <w:bookmarkEnd w:id="36"/>
-    <w:bookmarkStart w:id="37" w:name="X120be97a373b91b5bab21d44e9895db7ca01e76"/>
+    <w:bookmarkEnd w:id="31"/>
+    <w:bookmarkEnd w:id="32"/>
+    <w:bookmarkStart w:id="33" w:name="X120be97a373b91b5bab21d44e9895db7ca01e76"/>
     <w:p>
       <w:pPr>
         <w:pStyle w:val="Heading3"/>
@@ -2871,9 +2777,9 @@
         <w:t xml:space="preserve">context: Singapore, Advanced I. Data: WBES 2023; N = 623.</w:t>
       </w:r>
     </w:p>
-    <w:bookmarkEnd w:id="37"/>
-    <w:bookmarkEnd w:id="38"/>
-    <w:bookmarkStart w:id="47" w:name="X167a2da0345881bf36eef0606d50b1063a572d3"/>
+    <w:bookmarkEnd w:id="33"/>
+    <w:bookmarkEnd w:id="34"/>
+    <w:bookmarkStart w:id="43" w:name="X167a2da0345881bf36eef0606d50b1063a572d3"/>
     <w:p>
       <w:pPr>
         <w:pStyle w:val="Heading2"/>
@@ -2882,7 +2788,7 @@
         <w:t xml:space="preserve">3 Methods</w:t>
       </w:r>
     </w:p>
-    <w:bookmarkStart w:id="39" w:name="X7539fb3dc2f98232f41138bc75cab658563f4ee"/>
+    <w:bookmarkStart w:id="35" w:name="X7539fb3dc2f98232f41138bc75cab658563f4ee"/>
     <w:p>
       <w:pPr>
         <w:pStyle w:val="Heading3"/>
@@ -3187,8 +3093,8 @@
         <w:t xml:space="preserve">region where the turning point is implied.</w:t>
       </w:r>
     </w:p>
-    <w:bookmarkEnd w:id="39"/>
-    <w:bookmarkStart w:id="44" w:name="Xbcf9f12e79107fa2c089aaf13fc6c4fb773f1c2"/>
+    <w:bookmarkEnd w:id="35"/>
+    <w:bookmarkStart w:id="40" w:name="Xbcf9f12e79107fa2c089aaf13fc6c4fb773f1c2"/>
     <w:p>
       <w:pPr>
         <w:pStyle w:val="Heading3"/>
@@ -3197,7 +3103,7 @@
         <w:t xml:space="preserve">3.2 Variables</w:t>
       </w:r>
     </w:p>
-    <w:bookmarkStart w:id="40" w:name="X7e58563e31c3ad002492190dd8d5308423faaad"/>
+    <w:bookmarkStart w:id="36" w:name="X7e58563e31c3ad002492190dd8d5308423faaad"/>
     <w:p>
       <w:pPr>
         <w:pStyle w:val="Heading4"/>
@@ -3262,8 +3168,8 @@
         <w:t xml:space="preserve">dependent variable is winsorized at the 1st and 99th percentiles.</w:t>
       </w:r>
     </w:p>
-    <w:bookmarkEnd w:id="40"/>
-    <w:bookmarkStart w:id="41" w:name="X2cdc78afcfd9a4441a0b7b899a2b559f49a455a"/>
+    <w:bookmarkEnd w:id="36"/>
+    <w:bookmarkStart w:id="37" w:name="X2cdc78afcfd9a4441a0b7b899a2b559f49a455a"/>
     <w:p>
       <w:pPr>
         <w:pStyle w:val="Heading4"/>
@@ -3316,8 +3222,8 @@
         <w:t xml:space="preserve">concern (O’Brien 2007).</w:t>
       </w:r>
     </w:p>
-    <w:bookmarkEnd w:id="41"/>
-    <w:bookmarkStart w:id="42" w:name="X5885cfa65cddf1d15b27f59176f9dbae5a8c10a"/>
+    <w:bookmarkEnd w:id="37"/>
+    <w:bookmarkStart w:id="38" w:name="X5885cfa65cddf1d15b27f59176f9dbae5a8c10a"/>
     <w:p>
       <w:pPr>
         <w:pStyle w:val="Heading4"/>
@@ -3598,8 +3504,8 @@
         <w:t xml:space="preserve">supporting contribution on construct-tier specificity.</w:t>
       </w:r>
     </w:p>
-    <w:bookmarkEnd w:id="42"/>
-    <w:bookmarkStart w:id="43" w:name="X7f318314f3a5164dbb5d2e2bfe8bd11c34b488e"/>
+    <w:bookmarkEnd w:id="38"/>
+    <w:bookmarkStart w:id="39" w:name="X7f318314f3a5164dbb5d2e2bfe8bd11c34b488e"/>
     <w:p>
       <w:pPr>
         <w:pStyle w:val="Heading4"/>
@@ -3676,9 +3582,9 @@
         <w:t xml:space="preserve">diagnostics indicated problematic collinearity with firm size.</w:t>
       </w:r>
     </w:p>
-    <w:bookmarkEnd w:id="43"/>
-    <w:bookmarkEnd w:id="44"/>
-    <w:bookmarkStart w:id="45" w:name="X84482d10811f20e2a246857c008316fafc15eb6"/>
+    <w:bookmarkEnd w:id="39"/>
+    <w:bookmarkEnd w:id="40"/>
+    <w:bookmarkStart w:id="41" w:name="X84482d10811f20e2a246857c008316fafc15eb6"/>
     <w:p>
       <w:pPr>
         <w:pStyle w:val="Heading3"/>
@@ -4011,8 +3917,8 @@
         <w:t xml:space="preserve">associations rather than causal effects.</w:t>
       </w:r>
     </w:p>
-    <w:bookmarkEnd w:id="45"/>
-    <w:bookmarkStart w:id="46" w:name="X4758c326240d97a48e7d79456dba8f6cc5c46be"/>
+    <w:bookmarkEnd w:id="41"/>
+    <w:bookmarkStart w:id="42" w:name="X4758c326240d97a48e7d79456dba8f6cc5c46be"/>
     <w:p>
       <w:pPr>
         <w:pStyle w:val="Heading3"/>
@@ -4703,9 +4609,9 @@
         <w:t xml:space="preserve">conditions.</w:t>
       </w:r>
     </w:p>
-    <w:bookmarkEnd w:id="46"/>
-    <w:bookmarkEnd w:id="47"/>
-    <w:bookmarkStart w:id="53" w:name="X121719332867ee227f0a04b486098cee978c6e6"/>
+    <w:bookmarkEnd w:id="42"/>
+    <w:bookmarkEnd w:id="43"/>
+    <w:bookmarkStart w:id="49" w:name="X121719332867ee227f0a04b486098cee978c6e6"/>
     <w:p>
       <w:pPr>
         <w:pStyle w:val="Heading2"/>
@@ -4714,7 +4620,7 @@
         <w:t xml:space="preserve">4 Results</w:t>
       </w:r>
     </w:p>
-    <w:bookmarkStart w:id="48" w:name="Xcfcbc1028680fbd618b9b585dd17cf608861803"/>
+    <w:bookmarkStart w:id="44" w:name="Xcfcbc1028680fbd618b9b585dd17cf608861803"/>
     <w:p>
       <w:pPr>
         <w:pStyle w:val="Heading3"/>
@@ -5097,8 +5003,8 @@
         <w:t xml:space="preserve">.05, p &lt; .01.</w:t>
       </w:r>
     </w:p>
-    <w:bookmarkEnd w:id="48"/>
-    <w:bookmarkStart w:id="49" w:name="Xe86cbbe4620ce5d84f78b7737e30408048ed6af"/>
+    <w:bookmarkEnd w:id="44"/>
+    <w:bookmarkStart w:id="45" w:name="Xe86cbbe4620ce5d84f78b7737e30408048ed6af"/>
     <w:p>
       <w:pPr>
         <w:pStyle w:val="Heading3"/>
@@ -5350,8 +5256,8 @@
         <w:t xml:space="preserve">support actually available in the Singapore sample.</w:t>
       </w:r>
     </w:p>
-    <w:bookmarkEnd w:id="49"/>
-    <w:bookmarkStart w:id="50" w:name="Xbd081e7d38ad07e1e46d233e5fbc3c3c47a4f64"/>
+    <w:bookmarkEnd w:id="45"/>
+    <w:bookmarkStart w:id="46" w:name="Xbd081e7d38ad07e1e46d233e5fbc3c3c47a4f64"/>
     <w:p>
       <w:pPr>
         <w:pStyle w:val="Heading3"/>
@@ -5482,8 +5388,8 @@
         <w:t xml:space="preserve">digital complementarity.</w:t>
       </w:r>
     </w:p>
-    <w:bookmarkEnd w:id="50"/>
-    <w:bookmarkStart w:id="51" w:name="X0bc604979a3b7f5f87ce430a2a9c0e71ddd76f9"/>
+    <w:bookmarkEnd w:id="46"/>
+    <w:bookmarkStart w:id="47" w:name="X0bc604979a3b7f5f87ce430a2a9c0e71ddd76f9"/>
     <w:p>
       <w:pPr>
         <w:pStyle w:val="Heading3"/>
@@ -8681,8 +8587,8 @@
         <w:t xml:space="preserve">identified evidence of an inverted-U.</w:t>
       </w:r>
     </w:p>
-    <w:bookmarkEnd w:id="51"/>
-    <w:bookmarkStart w:id="52" w:name="Xc8e997e14555d7ba8da5c1d596c5311617447cd"/>
+    <w:bookmarkEnd w:id="47"/>
+    <w:bookmarkStart w:id="48" w:name="Xc8e997e14555d7ba8da5c1d596c5311617447cd"/>
     <w:p>
       <w:pPr>
         <w:pStyle w:val="Heading3"/>
@@ -9778,9 +9684,9 @@
         <w:t xml:space="preserve">construct.</w:t>
       </w:r>
     </w:p>
-    <w:bookmarkEnd w:id="52"/>
-    <w:bookmarkEnd w:id="53"/>
-    <w:bookmarkStart w:id="56" w:name="X735612638e4e736e4693e459c258977262c0dfc"/>
+    <w:bookmarkEnd w:id="48"/>
+    <w:bookmarkEnd w:id="49"/>
+    <w:bookmarkStart w:id="52" w:name="X735612638e4e736e4693e459c258977262c0dfc"/>
     <w:p>
       <w:pPr>
         <w:pStyle w:val="Heading2"/>
@@ -9789,7 +9695,7 @@
         <w:t xml:space="preserve">5 Discussion</w:t>
       </w:r>
     </w:p>
-    <w:bookmarkStart w:id="54" w:name="X027b31c2d090a00917aa7291770680fd40b64cd"/>
+    <w:bookmarkStart w:id="50" w:name="X027b31c2d090a00917aa7291770680fd40b64cd"/>
     <w:p>
       <w:pPr>
         <w:pStyle w:val="Heading3"/>
@@ -10836,8 +10742,8 @@
         <w:t xml:space="preserve">indicator of where Tier-2 adoption leads.</w:t>
       </w:r>
     </w:p>
-    <w:bookmarkEnd w:id="54"/>
-    <w:bookmarkStart w:id="55" w:name="Xa4e692b259d9b803bab54ad026a7e8d888a5d2c"/>
+    <w:bookmarkEnd w:id="50"/>
+    <w:bookmarkStart w:id="51" w:name="Xa4e692b259d9b803bab54ad026a7e8d888a5d2c"/>
     <w:p>
       <w:pPr>
         <w:pStyle w:val="Heading3"/>
@@ -11040,9 +10946,9 @@
         <w:t xml:space="preserve">undifferentiated digital-capability agenda.</w:t>
       </w:r>
     </w:p>
-    <w:bookmarkEnd w:id="55"/>
-    <w:bookmarkEnd w:id="56"/>
-    <w:bookmarkStart w:id="57" w:name="X6b297cc947e0db5526be369b1f0f4ddc67b2415"/>
+    <w:bookmarkEnd w:id="51"/>
+    <w:bookmarkEnd w:id="52"/>
+    <w:bookmarkStart w:id="53" w:name="X6b297cc947e0db5526be369b1f0f4ddc67b2415"/>
     <w:p>
       <w:pPr>
         <w:pStyle w:val="Heading2"/>
@@ -11257,8 +11163,8 @@
         <w:t xml:space="preserve">be sustained.</w:t>
       </w:r>
     </w:p>
-    <w:bookmarkEnd w:id="57"/>
-    <w:bookmarkStart w:id="58" w:name="X422fdd10c3908fe492ea939b97371c73422dbba"/>
+    <w:bookmarkEnd w:id="53"/>
+    <w:bookmarkStart w:id="54" w:name="X422fdd10c3908fe492ea939b97371c73422dbba"/>
     <w:p>
       <w:pPr>
         <w:pStyle w:val="Heading2"/>
@@ -11557,8 +11463,8 @@
         <w:t xml:space="preserve">deliver clean causal identification.</w:t>
       </w:r>
     </w:p>
-    <w:bookmarkEnd w:id="58"/>
-    <w:bookmarkStart w:id="60" w:name="data-availability-statement"/>
+    <w:bookmarkEnd w:id="54"/>
+    <w:bookmarkStart w:id="56" w:name="data-availability-statement"/>
     <w:p>
       <w:pPr>
         <w:pStyle w:val="Heading2"/>
@@ -11583,8 +11489,8 @@
       <w:r>
         <w:t xml:space="preserve"> </w:t>
       </w:r>
-      <w:hyperlink r:id="rId59">
-        <w:hyperlink r:id="rId59">
+      <w:hyperlink r:id="rId55">
+        <w:hyperlink r:id="rId55">
           <w:r>
             <w:rPr>
               <w:rStyle w:val="Hyperlink"/>
@@ -11609,8 +11515,8 @@
         <w:t xml:space="preserve">author on reasonable request.</w:t>
       </w:r>
     </w:p>
-    <w:bookmarkEnd w:id="60"/>
-    <w:bookmarkStart w:id="61" w:name="acknowledgements"/>
+    <w:bookmarkEnd w:id="56"/>
+    <w:bookmarkStart w:id="57" w:name="acknowledgements"/>
     <w:p>
       <w:pPr>
         <w:pStyle w:val="Heading2"/>
@@ -11633,8 +11539,8 @@
         <w:t xml:space="preserve">Global Indicators Group of the World Bank for the data.</w:t>
       </w:r>
     </w:p>
-    <w:bookmarkEnd w:id="61"/>
-    <w:bookmarkStart w:id="62" w:name="funding"/>
+    <w:bookmarkEnd w:id="57"/>
+    <w:bookmarkStart w:id="58" w:name="funding"/>
     <w:p>
       <w:pPr>
         <w:pStyle w:val="Heading2"/>
@@ -11651,8 +11557,8 @@
         <w:t xml:space="preserve">This research received no external funding.</w:t>
       </w:r>
     </w:p>
-    <w:bookmarkEnd w:id="62"/>
-    <w:bookmarkStart w:id="63" w:name="conflict-of-interest"/>
+    <w:bookmarkEnd w:id="58"/>
+    <w:bookmarkStart w:id="59" w:name="conflict-of-interest"/>
     <w:p>
       <w:pPr>
         <w:pStyle w:val="Heading2"/>
@@ -11669,8 +11575,8 @@
         <w:t xml:space="preserve">The authors declare no conflicts of interest.</w:t>
       </w:r>
     </w:p>
-    <w:bookmarkEnd w:id="63"/>
-    <w:bookmarkStart w:id="65" w:name="ai-and-data-availability"/>
+    <w:bookmarkEnd w:id="59"/>
+    <w:bookmarkStart w:id="61" w:name="ai-and-data-availability"/>
     <w:p>
       <w:pPr>
         <w:pStyle w:val="Heading2"/>
@@ -11735,7 +11641,7 @@
       <w:r>
         <w:t xml:space="preserve"> </w:t>
       </w:r>
-      <w:hyperlink r:id="rId64">
+      <w:hyperlink r:id="rId60">
         <w:r>
           <w:rPr>
             <w:rStyle w:val="Hyperlink"/>
@@ -11759,8 +11665,8 @@
         <w:t xml:space="preserve">upon reasonable request.</w:t>
       </w:r>
     </w:p>
-    <w:bookmarkEnd w:id="65"/>
-    <w:bookmarkStart w:id="101" w:name="references"/>
+    <w:bookmarkEnd w:id="61"/>
+    <w:bookmarkStart w:id="97" w:name="references"/>
     <w:p>
       <w:pPr>
         <w:pStyle w:val="Heading2"/>
@@ -11818,7 +11724,7 @@
       <w:r>
         <w:t xml:space="preserve"> </w:t>
       </w:r>
-      <w:hyperlink r:id="rId66">
+      <w:hyperlink r:id="rId62">
         <w:r>
           <w:rPr>
             <w:rStyle w:val="Hyperlink"/>
@@ -11887,7 +11793,7 @@
       <w:r>
         <w:t xml:space="preserve"> </w:t>
       </w:r>
-      <w:hyperlink r:id="rId67">
+      <w:hyperlink r:id="rId63">
         <w:r>
           <w:rPr>
             <w:rStyle w:val="Hyperlink"/>
@@ -11943,7 +11849,7 @@
       <w:r>
         <w:t xml:space="preserve"> </w:t>
       </w:r>
-      <w:hyperlink r:id="rId68">
+      <w:hyperlink r:id="rId64">
         <w:r>
           <w:rPr>
             <w:rStyle w:val="Hyperlink"/>
@@ -11979,7 +11885,7 @@
       <w:r>
         <w:t xml:space="preserve"> </w:t>
       </w:r>
-      <w:hyperlink r:id="rId69">
+      <w:hyperlink r:id="rId65">
         <w:r>
           <w:rPr>
             <w:rStyle w:val="Hyperlink"/>
@@ -12029,7 +11935,7 @@
       <w:r>
         <w:t xml:space="preserve"> </w:t>
       </w:r>
-      <w:hyperlink r:id="rId70">
+      <w:hyperlink r:id="rId66">
         <w:r>
           <w:rPr>
             <w:rStyle w:val="Hyperlink"/>
@@ -12085,7 +11991,7 @@
       <w:r>
         <w:t xml:space="preserve"> </w:t>
       </w:r>
-      <w:hyperlink r:id="rId71">
+      <w:hyperlink r:id="rId67">
         <w:r>
           <w:rPr>
             <w:rStyle w:val="Hyperlink"/>
@@ -12121,7 +12027,7 @@
       <w:r>
         <w:t xml:space="preserve"> </w:t>
       </w:r>
-      <w:hyperlink r:id="rId72">
+      <w:hyperlink r:id="rId68">
         <w:r>
           <w:rPr>
             <w:rStyle w:val="Hyperlink"/>
@@ -12207,7 +12113,7 @@
       <w:r>
         <w:t xml:space="preserve"> </w:t>
       </w:r>
-      <w:hyperlink r:id="rId73">
+      <w:hyperlink r:id="rId69">
         <w:r>
           <w:rPr>
             <w:rStyle w:val="Hyperlink"/>
@@ -12255,7 +12161,7 @@
       <w:r>
         <w:t xml:space="preserve"> </w:t>
       </w:r>
-      <w:hyperlink r:id="rId74">
+      <w:hyperlink r:id="rId70">
         <w:r>
           <w:rPr>
             <w:rStyle w:val="Hyperlink"/>
@@ -12303,7 +12209,7 @@
       <w:r>
         <w:t xml:space="preserve"> </w:t>
       </w:r>
-      <w:hyperlink r:id="rId75">
+      <w:hyperlink r:id="rId71">
         <w:r>
           <w:rPr>
             <w:rStyle w:val="Hyperlink"/>
@@ -12357,7 +12263,7 @@
       <w:r>
         <w:t xml:space="preserve"> </w:t>
       </w:r>
-      <w:hyperlink r:id="rId76">
+      <w:hyperlink r:id="rId72">
         <w:r>
           <w:rPr>
             <w:rStyle w:val="Hyperlink"/>
@@ -12399,7 +12305,7 @@
       <w:r>
         <w:t xml:space="preserve"> </w:t>
       </w:r>
-      <w:hyperlink r:id="rId77">
+      <w:hyperlink r:id="rId73">
         <w:r>
           <w:rPr>
             <w:rStyle w:val="Hyperlink"/>
@@ -12441,7 +12347,7 @@
       <w:r>
         <w:t xml:space="preserve"> </w:t>
       </w:r>
-      <w:hyperlink r:id="rId78">
+      <w:hyperlink r:id="rId74">
         <w:r>
           <w:rPr>
             <w:rStyle w:val="Hyperlink"/>
@@ -12497,7 +12403,7 @@
       <w:r>
         <w:t xml:space="preserve"> </w:t>
       </w:r>
-      <w:hyperlink r:id="rId79">
+      <w:hyperlink r:id="rId75">
         <w:r>
           <w:rPr>
             <w:rStyle w:val="Hyperlink"/>
@@ -12547,7 +12453,7 @@
       <w:r>
         <w:t xml:space="preserve"> </w:t>
       </w:r>
-      <w:hyperlink r:id="rId80">
+      <w:hyperlink r:id="rId76">
         <w:r>
           <w:rPr>
             <w:rStyle w:val="Hyperlink"/>
@@ -12603,7 +12509,7 @@
       <w:r>
         <w:t xml:space="preserve"> </w:t>
       </w:r>
-      <w:hyperlink r:id="rId81">
+      <w:hyperlink r:id="rId77">
         <w:r>
           <w:rPr>
             <w:rStyle w:val="Hyperlink"/>
@@ -12653,7 +12559,7 @@
       <w:r>
         <w:t xml:space="preserve"> </w:t>
       </w:r>
-      <w:hyperlink r:id="rId82">
+      <w:hyperlink r:id="rId78">
         <w:r>
           <w:rPr>
             <w:rStyle w:val="Hyperlink"/>
@@ -12709,7 +12615,7 @@
       <w:r>
         <w:t xml:space="preserve"> </w:t>
       </w:r>
-      <w:hyperlink r:id="rId83">
+      <w:hyperlink r:id="rId79">
         <w:r>
           <w:rPr>
             <w:rStyle w:val="Hyperlink"/>
@@ -12765,7 +12671,7 @@
       <w:r>
         <w:t xml:space="preserve"> </w:t>
       </w:r>
-      <w:hyperlink r:id="rId84">
+      <w:hyperlink r:id="rId80">
         <w:r>
           <w:rPr>
             <w:rStyle w:val="Hyperlink"/>
@@ -12821,7 +12727,7 @@
       <w:r>
         <w:t xml:space="preserve"> </w:t>
       </w:r>
-      <w:hyperlink r:id="rId85">
+      <w:hyperlink r:id="rId81">
         <w:r>
           <w:rPr>
             <w:rStyle w:val="Hyperlink"/>
@@ -12869,7 +12775,7 @@
       <w:r>
         <w:t xml:space="preserve"> </w:t>
       </w:r>
-      <w:hyperlink r:id="rId86">
+      <w:hyperlink r:id="rId82">
         <w:r>
           <w:rPr>
             <w:rStyle w:val="Hyperlink"/>
@@ -12911,7 +12817,7 @@
       <w:r>
         <w:t xml:space="preserve"> </w:t>
       </w:r>
-      <w:hyperlink r:id="rId87">
+      <w:hyperlink r:id="rId83">
         <w:r>
           <w:rPr>
             <w:rStyle w:val="Hyperlink"/>
@@ -12947,7 +12853,7 @@
       <w:r>
         <w:t xml:space="preserve"> </w:t>
       </w:r>
-      <w:hyperlink r:id="rId88">
+      <w:hyperlink r:id="rId84">
         <w:r>
           <w:rPr>
             <w:rStyle w:val="Hyperlink"/>
@@ -12997,7 +12903,7 @@
       <w:r>
         <w:t xml:space="preserve"> </w:t>
       </w:r>
-      <w:hyperlink r:id="rId89">
+      <w:hyperlink r:id="rId85">
         <w:r>
           <w:rPr>
             <w:rStyle w:val="Hyperlink"/>
@@ -13033,7 +12939,7 @@
       <w:r>
         <w:t xml:space="preserve"> </w:t>
       </w:r>
-      <w:hyperlink r:id="rId90">
+      <w:hyperlink r:id="rId86">
         <w:r>
           <w:rPr>
             <w:rStyle w:val="Hyperlink"/>
@@ -13089,7 +12995,7 @@
       <w:r>
         <w:t xml:space="preserve"> </w:t>
       </w:r>
-      <w:hyperlink r:id="rId91">
+      <w:hyperlink r:id="rId87">
         <w:r>
           <w:rPr>
             <w:rStyle w:val="Hyperlink"/>
@@ -13145,7 +13051,7 @@
       <w:r>
         <w:t xml:space="preserve"> </w:t>
       </w:r>
-      <w:hyperlink r:id="rId92">
+      <w:hyperlink r:id="rId88">
         <w:r>
           <w:rPr>
             <w:rStyle w:val="Hyperlink"/>
@@ -13201,7 +13107,7 @@
       <w:r>
         <w:t xml:space="preserve"> </w:t>
       </w:r>
-      <w:hyperlink r:id="rId93">
+      <w:hyperlink r:id="rId89">
         <w:r>
           <w:rPr>
             <w:rStyle w:val="Hyperlink"/>
@@ -13255,7 +13161,7 @@
       <w:r>
         <w:t xml:space="preserve"> </w:t>
       </w:r>
-      <w:hyperlink r:id="rId94">
+      <w:hyperlink r:id="rId90">
         <w:r>
           <w:rPr>
             <w:rStyle w:val="Hyperlink"/>
@@ -13297,7 +13203,7 @@
       <w:r>
         <w:t xml:space="preserve"> </w:t>
       </w:r>
-      <w:hyperlink r:id="rId95">
+      <w:hyperlink r:id="rId91">
         <w:r>
           <w:rPr>
             <w:rStyle w:val="Hyperlink"/>
@@ -13364,7 +13270,7 @@
       <w:r>
         <w:t xml:space="preserve"> </w:t>
       </w:r>
-      <w:hyperlink r:id="rId96">
+      <w:hyperlink r:id="rId92">
         <w:r>
           <w:rPr>
             <w:rStyle w:val="Hyperlink"/>
@@ -13402,7 +13308,7 @@
       <w:r>
         <w:t xml:space="preserve"> </w:t>
       </w:r>
-      <w:hyperlink r:id="rId97">
+      <w:hyperlink r:id="rId93">
         <w:r>
           <w:rPr>
             <w:rStyle w:val="Hyperlink"/>
@@ -13443,7 +13349,7 @@
       <w:r>
         <w:t xml:space="preserve"> </w:t>
       </w:r>
-      <w:hyperlink r:id="rId98">
+      <w:hyperlink r:id="rId94">
         <w:r>
           <w:rPr>
             <w:rStyle w:val="Hyperlink"/>
@@ -13481,7 +13387,7 @@
       <w:r>
         <w:t xml:space="preserve"> </w:t>
       </w:r>
-      <w:hyperlink r:id="rId99">
+      <w:hyperlink r:id="rId95">
         <w:r>
           <w:rPr>
             <w:rStyle w:val="Hyperlink"/>
@@ -13519,7 +13425,7 @@
       <w:r>
         <w:t xml:space="preserve"> </w:t>
       </w:r>
-      <w:hyperlink r:id="rId100">
+      <w:hyperlink r:id="rId96">
         <w:r>
           <w:rPr>
             <w:rStyle w:val="Hyperlink"/>
@@ -13549,7 +13455,7 @@
       <w:r>
         <w:t xml:space="preserve"> </w:t>
       </w:r>
-      <w:hyperlink r:id="rId64">
+      <w:hyperlink r:id="rId60">
         <w:r>
           <w:rPr>
             <w:rStyle w:val="Hyperlink"/>
@@ -13558,8 +13464,8 @@
         </w:r>
       </w:hyperlink>
     </w:p>
-    <w:bookmarkEnd w:id="101"/>
-    <w:bookmarkEnd w:id="102"/>
+    <w:bookmarkEnd w:id="97"/>
+    <w:bookmarkEnd w:id="98"/>
     <w:sectPr/>
   </w:body>
 </w:document>

--- a/p4/submission/apbr_package/01_manuscript_blinded.docx
+++ b/p4/submission/apbr_package/01_manuscript_blinded.docx
@@ -62,7 +62,7 @@
         <w:t xml:space="preserve"> </w:t>
       </w:r>
       <w:r>
-        <w:t xml:space="preserve">figures): approximately 8, 500 words.</w:t>
+        <w:t xml:space="preserve">figures): approximately 8,500 words.</w:t>
       </w:r>
     </w:p>
     <w:p>
@@ -5054,7 +5054,7 @@
         <w:t xml:space="preserve"> </w:t>
       </w:r>
       <w:r>
-        <w:t xml:space="preserve">sparsely populated region of the data. The 5, 000-replication bootstrap</w:t>
+        <w:t xml:space="preserve">sparsely populated region of the data. The 5,000-replication bootstrap</w:t>
       </w:r>
       <w:r>
         <w:t xml:space="preserve"> </w:t>
@@ -8548,7 +8548,7 @@
         <w:t xml:space="preserve"> </w:t>
       </w:r>
       <w:r>
-        <w:t xml:space="preserve">cluster-bootstrap confidence interval (5, 000 replications) spans [53%,</w:t>
+        <w:t xml:space="preserve">cluster-bootstrap confidence interval (5,000 replications) spans [53%,</w:t>
       </w:r>
       <w:r>
         <w:t xml:space="preserve"> </w:t>
@@ -10015,7 +10015,7 @@
         <w:t xml:space="preserve"> </w:t>
       </w:r>
       <w:r>
-        <w:t xml:space="preserve">ecosystem, 25, 000 attendees and record 6, 800 startup applications from</w:t>
+        <w:t xml:space="preserve">ecosystem, 25,000 attendees and record 6,800 startup applications from</w:t>
       </w:r>
       <w:r>
         <w:t xml:space="preserve"> </w:t>
@@ -10027,7 +10027,7 @@
         <w:t xml:space="preserve"> </w:t>
       </w:r>
       <w:r>
-        <w:t xml:space="preserve">(Enterprise Singapore, 2025), and 22, 000 delegates from 110 regions at</w:t>
+        <w:t xml:space="preserve">(Enterprise Singapore, 2025), and 22,000 delegates from 110 regions at</w:t>
       </w:r>
       <w:r>
         <w:t xml:space="preserve"> </w:t>
@@ -13253,7 +13253,7 @@
           <w:iCs/>
           <w:i/>
         </w:rPr>
-        <w:t xml:space="preserve">anniversary milestone with record 25, 000 attendees</w:t>
+        <w:t xml:space="preserve">anniversary milestone with record 25,000 attendees</w:t>
       </w:r>
       <w:r>
         <w:t xml:space="preserve"> </w:t>

--- a/p4/submission/apbr_package/01_manuscript_blinded.docx
+++ b/p4/submission/apbr_package/01_manuscript_blinded.docx
@@ -4094,7 +4094,7 @@
         <w:t xml:space="preserve"> </w:t>
       </w:r>
       <w:r>
-        <w:t xml:space="preserve">The exporters-only subsample (FSTS &gt; 0, N = 84) is the natural setting</w:t>
+        <w:t xml:space="preserve">The exporters-only subsample (FSTS &gt; 0; N = 84, the complete-case subset of the roughly 18 per cent of firms with positive exports) is the natural setting</w:t>
       </w:r>
       <w:r>
         <w:t xml:space="preserve"> </w:t>

--- a/p4/submission/apbr_package/01_manuscript_blinded.docx
+++ b/p4/submission/apbr_package/01_manuscript_blinded.docx
@@ -263,7 +263,7 @@
       </w:r>
     </w:p>
     <w:bookmarkEnd w:id="20"/>
-    <w:bookmarkStart w:id="25" w:name="Xe3d0fc0bea9a42ce7605565d0964033d7f6ee47"/>
+    <w:bookmarkStart w:id="25" w:name="introduction"/>
     <w:p>
       <w:pPr>
         <w:pStyle w:val="Heading2"/>
@@ -272,7 +272,7 @@
         <w:t xml:space="preserve">1 Introduction</w:t>
       </w:r>
     </w:p>
-    <w:bookmarkStart w:id="21" w:name="Xe5b26b80b1cffd635bf6d81ca2944b40daaf62d"/>
+    <w:bookmarkStart w:id="21" w:name="background-and-motivation"/>
     <w:p>
       <w:pPr>
         <w:pStyle w:val="Heading3"/>
@@ -328,7 +328,7 @@
         <w:t xml:space="preserve"> </w:t>
       </w:r>
       <w:r>
-        <w:t xml:space="preserve">literature (Marano et al. 2016). However, much of this literature was</w:t>
+        <w:t xml:space="preserve">literature (Marano et al. 2016). However, much of this literature was</w:t>
       </w:r>
       <w:r>
         <w:t xml:space="preserve"> </w:t>
@@ -346,7 +346,7 @@
         <w:t xml:space="preserve"> </w:t>
       </w:r>
       <w:r>
-        <w:t xml:space="preserve">those of digitally advanced economies (Peng 2003; Peng et al. 2008) and</w:t>
+        <w:t xml:space="preserve">those of digitally advanced economies (Peng 2003; Peng et al. 2008) and</w:t>
       </w:r>
       <w:r>
         <w:t xml:space="preserve"> </w:t>
@@ -478,7 +478,7 @@
         <w:t xml:space="preserve"> </w:t>
       </w:r>
       <w:r>
-        <w:t xml:space="preserve">(Bharadwaj et al. 2013; Verhoef et al. 2021). This combination creates</w:t>
+        <w:t xml:space="preserve">(Bharadwaj et al. 2013; Verhoef et al. 2021). This combination creates</w:t>
       </w:r>
       <w:r>
         <w:t xml:space="preserve"> </w:t>
@@ -521,7 +521,7 @@
         <w:t xml:space="preserve"> </w:t>
       </w:r>
       <w:r>
-        <w:t xml:space="preserve">near-universal Tier 1–2 diffusion is enabled by Singapore's nationally</w:t>
+        <w:t xml:space="preserve">near-universal Tier 1–2 diffusion is enabled by Singapore’s nationally</w:t>
       </w:r>
       <w:r>
         <w:t xml:space="preserve"> </w:t>
@@ -563,7 +563,7 @@
         <w:t xml:space="preserve"> </w:t>
       </w:r>
       <w:r>
-        <w:t xml:space="preserve">domestic orientation despite the economy's mature digital</w:t>
+        <w:t xml:space="preserve">domestic orientation despite the economy’s mature digital</w:t>
       </w:r>
       <w:r>
         <w:t xml:space="preserve"> </w:t>
@@ -683,7 +683,7 @@
         <w:t xml:space="preserve"> </w:t>
       </w:r>
       <w:r>
-        <w:t xml:space="preserve">surrounding digital ecosystem (Bharadwaj et al. 2013; Verhoef et al.</w:t>
+        <w:t xml:space="preserve">surrounding digital ecosystem (Bharadwaj et al. 2013; Verhoef et al.</w:t>
       </w:r>
       <w:r>
         <w:t xml:space="preserve"> </w:t>
@@ -693,7 +693,7 @@
       </w:r>
     </w:p>
     <w:bookmarkEnd w:id="21"/>
-    <w:bookmarkStart w:id="22" w:name="X2961a496af63dca26d6e29b654ead2e696c6fdd"/>
+    <w:bookmarkStart w:id="22" w:name="research-gap"/>
     <w:p>
       <w:pPr>
         <w:pStyle w:val="Heading3"/>
@@ -909,7 +909,7 @@
       </w:r>
     </w:p>
     <w:bookmarkEnd w:id="22"/>
-    <w:bookmarkStart w:id="23" w:name="X494b14dde48fd709c427dcfac91526fdde5ec7e"/>
+    <w:bookmarkStart w:id="23" w:name="contribution"/>
     <w:p>
       <w:pPr>
         <w:pStyle w:val="Heading3"/>
@@ -1161,7 +1161,7 @@
       </w:r>
     </w:p>
     <w:bookmarkEnd w:id="23"/>
-    <w:bookmarkStart w:id="24" w:name="Xdd618d9602139b0eee88c4277e195c55d104c48"/>
+    <w:bookmarkStart w:id="24" w:name="roadmap"/>
     <w:p>
       <w:pPr>
         <w:pStyle w:val="Heading3"/>
@@ -1204,7 +1204,7 @@
     </w:p>
     <w:bookmarkEnd w:id="24"/>
     <w:bookmarkEnd w:id="25"/>
-    <w:bookmarkStart w:id="34" w:name="X8bf20a63f0decf7b16e99d564b9958ec4fbbb23"/>
+    <w:bookmarkStart w:id="34" w:name="theory-and-hypotheses"/>
     <w:p>
       <w:pPr>
         <w:pStyle w:val="Heading2"/>
@@ -1213,7 +1213,7 @@
         <w:t xml:space="preserve">2 Theory and Hypotheses</w:t>
       </w:r>
     </w:p>
-    <w:bookmarkStart w:id="26" w:name="X9497e0c582d29cdf214e76507e8fbbcc0b6d410"/>
+    <w:bookmarkStart w:id="26" w:name="X001c1553335b0468ad48060ef103d7d22aed657"/>
     <w:p>
       <w:pPr>
         <w:pStyle w:val="Heading3"/>
@@ -1239,7 +1239,7 @@
         <w:t xml:space="preserve"> </w:t>
       </w:r>
       <w:r>
-        <w:t xml:space="preserve">performance. Hitt et al. (1997) introduced the inverted-U logic: initial</w:t>
+        <w:t xml:space="preserve">performance. Hitt et al. (1997) introduced the inverted-U logic: initial</w:t>
       </w:r>
       <w:r>
         <w:t xml:space="preserve"> </w:t>
@@ -1257,7 +1257,7 @@
         <w:t xml:space="preserve"> </w:t>
       </w:r>
       <w:r>
-        <w:t xml:space="preserve">that erode the returns to further expansion. Contractor et al. (2003)</w:t>
+        <w:t xml:space="preserve">that erode the returns to further expansion. Contractor et al. (2003)</w:t>
       </w:r>
       <w:r>
         <w:t xml:space="preserve"> </w:t>
@@ -1287,7 +1287,7 @@
         <w:t xml:space="preserve"> </w:t>
       </w:r>
       <w:r>
-        <w:t xml:space="preserve">et al. 2016). An important implication of the nonlinear I–P literature</w:t>
+        <w:t xml:space="preserve">et al. 2016). An important implication of the nonlinear I–P literature</w:t>
       </w:r>
       <w:r>
         <w:t xml:space="preserve"> </w:t>
@@ -1357,7 +1357,7 @@
       </w:r>
     </w:p>
     <w:bookmarkEnd w:id="26"/>
-    <w:bookmarkStart w:id="27" w:name="X58009fa5124754b9d12ae223bf3908d651fea58"/>
+    <w:bookmarkStart w:id="27" w:name="two-distinct-constructs-tci-and-dai"/>
     <w:p>
       <w:pPr>
         <w:pStyle w:val="Heading3"/>
@@ -1395,7 +1395,7 @@
         <w:t xml:space="preserve"> </w:t>
       </w:r>
       <w:r>
-        <w:t xml:space="preserve">participation (Verhoef et al. 2021). This study departs from that</w:t>
+        <w:t xml:space="preserve">participation (Verhoef et al. 2021). This study departs from that</w:t>
       </w:r>
       <w:r>
         <w:t xml:space="preserve"> </w:t>
@@ -1425,7 +1425,7 @@
         <w:t xml:space="preserve"> </w:t>
       </w:r>
       <w:r>
-        <w:t xml:space="preserve">al. 2013; Verhoef et al. 2021). The distinction is theoretically</w:t>
+        <w:t xml:space="preserve">al. 2013; Verhoef et al. 2021). The distinction is theoretically</w:t>
       </w:r>
       <w:r>
         <w:t xml:space="preserve"> </w:t>
@@ -1467,7 +1467,7 @@
         <w:t xml:space="preserve"> </w:t>
       </w:r>
       <w:r>
-        <w:t xml:space="preserve">transaction-enabling mechanisms (Bharadwaj et al. 2013), reflecting a</w:t>
+        <w:t xml:space="preserve">transaction-enabling mechanisms (Bharadwaj et al. 2013), reflecting a</w:t>
       </w:r>
       <w:r>
         <w:t xml:space="preserve"> </w:t>
@@ -1479,19 +1479,49 @@
         <w:t xml:space="preserve"> </w:t>
       </w:r>
       <w:r>
-        <w:t xml:space="preserve">the maturity of the surrounding digital ecosystem (Verhoef et al. 2021).</w:t>
-      </w:r>
-      <w:r>
-        <w:t xml:space="preserve"> </w:t>
-      </w:r>
-      <w:r>
-        <w:t xml:space="preserve">Equally important, the label “digital adoption” is more defensible than</w:t>
-      </w:r>
-      <w:r>
-        <w:t xml:space="preserve"> </w:t>
-      </w:r>
-      <w:r>
-        <w:t xml:space="preserve">“digital capability” in the present empirical setting because the WBES</w:t>
+        <w:t xml:space="preserve">the maturity of the surrounding digital ecosystem (Verhoef et al. 2021).</w:t>
+      </w:r>
+      <w:r>
+        <w:t xml:space="preserve"> </w:t>
+      </w:r>
+      <w:r>
+        <w:t xml:space="preserve">Equally important, the label</w:t>
+      </w:r>
+      <w:r>
+        <w:t xml:space="preserve"> </w:t>
+      </w:r>
+      <w:r>
+        <w:t xml:space="preserve">“</w:t>
+      </w:r>
+      <w:r>
+        <w:t xml:space="preserve">digital adoption</w:t>
+      </w:r>
+      <w:r>
+        <w:t xml:space="preserve">”</w:t>
+      </w:r>
+      <w:r>
+        <w:t xml:space="preserve"> </w:t>
+      </w:r>
+      <w:r>
+        <w:t xml:space="preserve">is more defensible than</w:t>
+      </w:r>
+      <w:r>
+        <w:t xml:space="preserve"> </w:t>
+      </w:r>
+      <w:r>
+        <w:t xml:space="preserve">“</w:t>
+      </w:r>
+      <w:r>
+        <w:t xml:space="preserve">digital capability</w:t>
+      </w:r>
+      <w:r>
+        <w:t xml:space="preserve">”</w:t>
+      </w:r>
+      <w:r>
+        <w:t xml:space="preserve"> </w:t>
+      </w:r>
+      <w:r>
+        <w:t xml:space="preserve">in the present empirical setting because the WBES</w:t>
       </w:r>
       <w:r>
         <w:t xml:space="preserve"> </w:t>
@@ -1509,7 +1539,7 @@
         <w:t xml:space="preserve"> </w:t>
       </w:r>
       <w:r>
-        <w:t xml:space="preserve">organizational processes. In the Verhoef et al. (2021) hierarchy,</w:t>
+        <w:t xml:space="preserve">organizational processes. In the Verhoef et al. (2021) hierarchy,</w:t>
       </w:r>
       <w:r>
         <w:t xml:space="preserve"> </w:t>
@@ -1563,7 +1593,25 @@
         <w:t xml:space="preserve"> </w:t>
       </w:r>
       <w:r>
-        <w:t xml:space="preserve">this measurement boundary, retaining a broad “digital capability” label</w:t>
+        <w:t xml:space="preserve">this measurement boundary, retaining a broad</w:t>
+      </w:r>
+      <w:r>
+        <w:t xml:space="preserve"> </w:t>
+      </w:r>
+      <w:r>
+        <w:t xml:space="preserve">“</w:t>
+      </w:r>
+      <w:r>
+        <w:t xml:space="preserve">digital capability</w:t>
+      </w:r>
+      <w:r>
+        <w:t xml:space="preserve">”</w:t>
+      </w:r>
+      <w:r>
+        <w:t xml:space="preserve"> </w:t>
+      </w:r>
+      <w:r>
+        <w:t xml:space="preserve">label</w:t>
       </w:r>
       <w:r>
         <w:t xml:space="preserve"> </w:t>
@@ -1587,7 +1635,7 @@
         <w:t xml:space="preserve"> </w:t>
       </w:r>
       <w:r>
-        <w:t xml:space="preserve">Methodologically, the two constructs satisfy the Coltman et al. (2008)</w:t>
+        <w:t xml:space="preserve">Methodologically, the two constructs satisfy the Coltman et al. (2008)</w:t>
       </w:r>
       <w:r>
         <w:t xml:space="preserve"> </w:t>
@@ -1615,7 +1663,7 @@
       </w:r>
     </w:p>
     <w:bookmarkEnd w:id="27"/>
-    <w:bookmarkStart w:id="32" w:name="Xfeb3205642325e47f2817bab2cc060c9f999b02"/>
+    <w:bookmarkStart w:id="32" w:name="hypothesis-development"/>
     <w:p>
       <w:pPr>
         <w:pStyle w:val="Heading3"/>
@@ -1624,7 +1672,7 @@
         <w:t xml:space="preserve">2.3 Hypothesis development</w:t>
       </w:r>
     </w:p>
-    <w:bookmarkStart w:id="28" w:name="X9de0e934912487c2b2355f424516474f67bf4ef"/>
+    <w:bookmarkStart w:id="28" w:name="tci-direct-effect-on-productivity"/>
     <w:p>
       <w:pPr>
         <w:pStyle w:val="Heading4"/>
@@ -1680,19 +1728,19 @@
         <w:t xml:space="preserve"> </w:t>
       </w:r>
       <w:r>
-        <w:t xml:space="preserve">efficiency, product quality, and learning routines (Avenyo et al. 2021;</w:t>
-      </w:r>
-      <w:r>
-        <w:t xml:space="preserve"> </w:t>
-      </w:r>
-      <w:r>
-        <w:t xml:space="preserve">Krammer et al. 2018). We therefore hypothesize: Hypothesis 1 (H1). In</w:t>
-      </w:r>
-      <w:r>
-        <w:t xml:space="preserve"> </w:t>
-      </w:r>
-      <w:r>
-        <w:t xml:space="preserve">Singapore's advanced-economy context, when firms invest more deeply in</w:t>
+        <w:t xml:space="preserve">efficiency, product quality, and learning routines (Avenyo et al. 2021;</w:t>
+      </w:r>
+      <w:r>
+        <w:t xml:space="preserve"> </w:t>
+      </w:r>
+      <w:r>
+        <w:t xml:space="preserve">Krammer et al. 2018). We therefore hypothesize: Hypothesis 1 (H1). In</w:t>
+      </w:r>
+      <w:r>
+        <w:t xml:space="preserve"> </w:t>
+      </w:r>
+      <w:r>
+        <w:t xml:space="preserve">Singapore’s advanced-economy context, when firms invest more deeply in</w:t>
       </w:r>
       <w:r>
         <w:t xml:space="preserve"> </w:t>
@@ -1710,7 +1758,7 @@
         <w:t xml:space="preserve"> </w:t>
       </w:r>
       <w:r>
-        <w:t xml:space="preserve">firm's operational efficiency and learning routines (Lall 1992; Cohen &amp;</w:t>
+        <w:t xml:space="preserve">firm’s operational efficiency and learning routines (Lall 1992; Cohen &amp;</w:t>
       </w:r>
       <w:r>
         <w:t xml:space="preserve"> </w:t>
@@ -1726,7 +1774,7 @@
       </w:r>
     </w:p>
     <w:bookmarkEnd w:id="28"/>
-    <w:bookmarkStart w:id="29" w:name="Xd77aef7f084e33ec0dd33a50710ed9d88a5bd5f"/>
+    <w:bookmarkStart w:id="29" w:name="tci-moderation-of-the-ip-relationship"/>
     <w:p>
       <w:pPr>
         <w:pStyle w:val="Heading4"/>
@@ -1842,7 +1890,7 @@
         <w:t xml:space="preserve"> </w:t>
       </w:r>
       <w:r>
-        <w:t xml:space="preserve">TCI-contingent I–P curvature. The present paper's H2 and H3 are</w:t>
+        <w:t xml:space="preserve">TCI-contingent I–P curvature. The present paper’s H2 and H3 are</w:t>
       </w:r>
       <w:r>
         <w:t xml:space="preserve"> </w:t>
@@ -1864,7 +1912,7 @@
       </w:r>
     </w:p>
     <w:bookmarkEnd w:id="29"/>
-    <w:bookmarkStart w:id="30" w:name="Xca797cdf899e8025c95598929e8214dfe008510"/>
+    <w:bookmarkStart w:id="30" w:name="dai-direct-effect-on-productivity"/>
     <w:p>
       <w:pPr>
         <w:pStyle w:val="Heading4"/>
@@ -1962,13 +2010,13 @@
         <w:t xml:space="preserve"> </w:t>
       </w:r>
       <w:r>
-        <w:t xml:space="preserve">those digital channels are actually used (Bharadwaj et al. 2013; Verhoef</w:t>
-      </w:r>
-      <w:r>
-        <w:t xml:space="preserve"> </w:t>
-      </w:r>
-      <w:r>
-        <w:t xml:space="preserve">et al. 2021), until a level of export intensity is reached at which</w:t>
+        <w:t xml:space="preserve">those digital channels are actually used (Bharadwaj et al. 2013; Verhoef</w:t>
+      </w:r>
+      <w:r>
+        <w:t xml:space="preserve"> </w:t>
+      </w:r>
+      <w:r>
+        <w:t xml:space="preserve">et al. 2021), until a level of export intensity is reached at which</w:t>
       </w:r>
       <w:r>
         <w:t xml:space="preserve"> </w:t>
@@ -1978,7 +2026,7 @@
       </w:r>
     </w:p>
     <w:bookmarkEnd w:id="30"/>
-    <w:bookmarkStart w:id="31" w:name="Xb90d981e4efafb918608a9cc7d37012dec59e7b"/>
+    <w:bookmarkStart w:id="31" w:name="X4a1dd7965a5d35ccd8d325197ae2dd2e833f047"/>
     <w:p>
       <w:pPr>
         <w:pStyle w:val="Heading4"/>
@@ -2250,7 +2298,7 @@
         <w:t xml:space="preserve"> </w:t>
       </w:r>
       <w:r>
-        <w:t xml:space="preserve">implies that DAI's productivity contribution grows super-linearly with</w:t>
+        <w:t xml:space="preserve">implies that DAI’s productivity contribution grows super-linearly with</w:t>
       </w:r>
       <w:r>
         <w:t xml:space="preserve"> </w:t>
@@ -2476,7 +2524,7 @@
     </w:p>
     <w:bookmarkEnd w:id="31"/>
     <w:bookmarkEnd w:id="32"/>
-    <w:bookmarkStart w:id="33" w:name="X120be97a373b91b5bab21d44e9895db7ca01e76"/>
+    <w:bookmarkStart w:id="33" w:name="conceptual-model"/>
     <w:p>
       <w:pPr>
         <w:pStyle w:val="Heading3"/>
@@ -2779,7 +2827,7 @@
     </w:p>
     <w:bookmarkEnd w:id="33"/>
     <w:bookmarkEnd w:id="34"/>
-    <w:bookmarkStart w:id="43" w:name="X167a2da0345881bf36eef0606d50b1063a572d3"/>
+    <w:bookmarkStart w:id="43" w:name="methods"/>
     <w:p>
       <w:pPr>
         <w:pStyle w:val="Heading2"/>
@@ -2788,7 +2836,7 @@
         <w:t xml:space="preserve">3 Methods</w:t>
       </w:r>
     </w:p>
-    <w:bookmarkStart w:id="35" w:name="X7539fb3dc2f98232f41138bc75cab658563f4ee"/>
+    <w:bookmarkStart w:id="35" w:name="data"/>
     <w:p>
       <w:pPr>
         <w:pStyle w:val="Heading3"/>
@@ -2886,7 +2934,7 @@
         <w:t xml:space="preserve"> </w:t>
       </w:r>
       <w:r>
-        <w:t xml:space="preserve">for the majority of Singapore's aggregate trade flows (national</w:t>
+        <w:t xml:space="preserve">for the majority of Singapore’s aggregate trade flows (national</w:t>
       </w:r>
       <w:r>
         <w:t xml:space="preserve"> </w:t>
@@ -2898,7 +2946,7 @@
         <w:t xml:space="preserve"> </w:t>
       </w:r>
       <w:r>
-        <w:t xml:space="preserve">Singapore's SME sector rather than of the national export economy;</w:t>
+        <w:t xml:space="preserve">Singapore’s SME sector rather than of the national export economy;</w:t>
       </w:r>
       <w:r>
         <w:t xml:space="preserve"> </w:t>
@@ -3094,7 +3142,7 @@
       </w:r>
     </w:p>
     <w:bookmarkEnd w:id="35"/>
-    <w:bookmarkStart w:id="40" w:name="Xbcf9f12e79107fa2c089aaf13fc6c4fb773f1c2"/>
+    <w:bookmarkStart w:id="40" w:name="variables"/>
     <w:p>
       <w:pPr>
         <w:pStyle w:val="Heading3"/>
@@ -3103,7 +3151,7 @@
         <w:t xml:space="preserve">3.2 Variables</w:t>
       </w:r>
     </w:p>
-    <w:bookmarkStart w:id="36" w:name="X7e58563e31c3ad002492190dd8d5308423faaad"/>
+    <w:bookmarkStart w:id="36" w:name="dependent-variable"/>
     <w:p>
       <w:pPr>
         <w:pStyle w:val="Heading4"/>
@@ -3169,7 +3217,7 @@
       </w:r>
     </w:p>
     <w:bookmarkEnd w:id="36"/>
-    <w:bookmarkStart w:id="37" w:name="X2cdc78afcfd9a4441a0b7b899a2b559f49a455a"/>
+    <w:bookmarkStart w:id="37" w:name="focal-independent-variable"/>
     <w:p>
       <w:pPr>
         <w:pStyle w:val="Heading4"/>
@@ -3223,7 +3271,7 @@
       </w:r>
     </w:p>
     <w:bookmarkEnd w:id="37"/>
-    <w:bookmarkStart w:id="38" w:name="X5885cfa65cddf1d15b27f59176f9dbae5a8c10a"/>
+    <w:bookmarkStart w:id="38" w:name="tci-and-dai-composites"/>
     <w:p>
       <w:pPr>
         <w:pStyle w:val="Heading4"/>
@@ -3414,7 +3462,7 @@
         <w:t xml:space="preserve"> </w:t>
       </w:r>
       <w:r>
-        <w:t xml:space="preserve">statistically weaker estimate, while the Tier-1+2 full model's adjusted</w:t>
+        <w:t xml:space="preserve">statistically weaker estimate, while the Tier-1+2 full model’s adjusted</w:t>
       </w:r>
       <w:r>
         <w:t xml:space="preserve"> </w:t>
@@ -3456,7 +3504,7 @@
         <w:t xml:space="preserve"> </w:t>
       </w:r>
       <w:r>
-        <w:t xml:space="preserve">Singapore's high-saturation institutional setting, the website indicator</w:t>
+        <w:t xml:space="preserve">Singapore’s high-saturation institutional setting, the website indicator</w:t>
       </w:r>
       <w:r>
         <w:t xml:space="preserve"> </w:t>
@@ -3505,7 +3553,7 @@
       </w:r>
     </w:p>
     <w:bookmarkEnd w:id="38"/>
-    <w:bookmarkStart w:id="39" w:name="X7f318314f3a5164dbb5d2e2bfe8bd11c34b488e"/>
+    <w:bookmarkStart w:id="39" w:name="controls"/>
     <w:p>
       <w:pPr>
         <w:pStyle w:val="Heading4"/>
@@ -3584,7 +3632,7 @@
     </w:p>
     <w:bookmarkEnd w:id="39"/>
     <w:bookmarkEnd w:id="40"/>
-    <w:bookmarkStart w:id="41" w:name="X84482d10811f20e2a246857c008316fafc15eb6"/>
+    <w:bookmarkStart w:id="41" w:name="Xf0d337b7871f1e30984357ede4c26fad3ab0772"/>
     <w:p>
       <w:pPr>
         <w:pStyle w:val="Heading3"/>
@@ -3766,7 +3814,7 @@
         <w:t xml:space="preserve"> </w:t>
       </w:r>
       <w:r>
-        <w:t xml:space="preserve">productivity. Following the recommendations of Haans et al. (2016) for</w:t>
+        <w:t xml:space="preserve">productivity. Following the recommendations of Haans et al. (2016) for</w:t>
       </w:r>
       <w:r>
         <w:t xml:space="preserve"> </w:t>
@@ -3802,7 +3850,7 @@
         <w:t xml:space="preserve"> </w:t>
       </w:r>
       <w:r>
-        <w:t xml:space="preserve">using Cohen’s f² (Aguinis et al. 2005; Cohen 1988).</w:t>
+        <w:t xml:space="preserve">using Cohen’s f² (Aguinis et al. 2005; Cohen 1988).</w:t>
       </w:r>
     </w:p>
     <w:p>
@@ -3918,7 +3966,7 @@
       </w:r>
     </w:p>
     <w:bookmarkEnd w:id="41"/>
-    <w:bookmarkStart w:id="42" w:name="X4758c326240d97a48e7d79456dba8f6cc5c46be"/>
+    <w:bookmarkStart w:id="42" w:name="X0fcf099929e626b10071b523c2c83735d5a4cd9"/>
     <w:p>
       <w:pPr>
         <w:pStyle w:val="Heading3"/>
@@ -3986,7 +4034,7 @@
         <w:t xml:space="preserve"> </w:t>
       </w:r>
       <w:r>
-        <w:t xml:space="preserve">Singapore's SME sector under the WBES sampling frame. Within this frame,</w:t>
+        <w:t xml:space="preserve">Singapore’s SME sector under the WBES sampling frame. Within this frame,</w:t>
       </w:r>
       <w:r>
         <w:t xml:space="preserve"> </w:t>
@@ -4194,13 +4242,13 @@
         <w:t xml:space="preserve"> </w:t>
       </w:r>
       <w:r>
-        <w:t xml:space="preserve">inference; (c) power requirements for interaction testing follow Leon</w:t>
-      </w:r>
-      <w:r>
-        <w:t xml:space="preserve"> </w:t>
-      </w:r>
-      <w:r>
-        <w:t xml:space="preserve">(2004). Null DAI moderation results in the exporters-only specification</w:t>
+        <w:t xml:space="preserve">inference; (c) power requirements for interaction testing follow Cohen</w:t>
+      </w:r>
+      <w:r>
+        <w:t xml:space="preserve"> </w:t>
+      </w:r>
+      <w:r>
+        <w:t xml:space="preserve">(1988) and Aguinis et al. (2005). Null DAI moderation results in the exporters-only specification</w:t>
       </w:r>
       <w:r>
         <w:t xml:space="preserve"> </w:t>
@@ -4278,13 +4326,28 @@
         <w:t xml:space="preserve"> </w:t>
       </w:r>
       <w:r>
-        <w:t xml:space="preserve">but the appropriate reading of this null is not "the inverted-U</w:t>
-      </w:r>
-      <w:r>
-        <w:t xml:space="preserve"> </w:t>
-      </w:r>
-      <w:r>
-        <w:t xml:space="preserve">fails", because the test is conditioned on dense support around the</w:t>
+        <w:t xml:space="preserve">but the appropriate reading of this null is not</w:t>
+      </w:r>
+      <w:r>
+        <w:t xml:space="preserve"> </w:t>
+      </w:r>
+      <w:r>
+        <w:t xml:space="preserve">“</w:t>
+      </w:r>
+      <w:r>
+        <w:t xml:space="preserve">the inverted-U</w:t>
+      </w:r>
+      <w:r>
+        <w:t xml:space="preserve"> </w:t>
+      </w:r>
+      <w:r>
+        <w:t xml:space="preserve">fails</w:t>
+      </w:r>
+      <w:r>
+        <w:t xml:space="preserve">”</w:t>
+      </w:r>
+      <w:r>
+        <w:t xml:space="preserve">, because the test is conditioned on dense support around the</w:t>
       </w:r>
       <w:r>
         <w:t xml:space="preserve"> </w:t>
@@ -4611,7 +4674,7 @@
     </w:p>
     <w:bookmarkEnd w:id="42"/>
     <w:bookmarkEnd w:id="43"/>
-    <w:bookmarkStart w:id="49" w:name="X121719332867ee227f0a04b486098cee978c6e6"/>
+    <w:bookmarkStart w:id="49" w:name="results"/>
     <w:p>
       <w:pPr>
         <w:pStyle w:val="Heading2"/>
@@ -4620,7 +4683,7 @@
         <w:t xml:space="preserve">4 Results</w:t>
       </w:r>
     </w:p>
-    <w:bookmarkStart w:id="44" w:name="Xcfcbc1028680fbd618b9b585dd17cf608861803"/>
+    <w:bookmarkStart w:id="44" w:name="descriptive-statistics"/>
     <w:p>
       <w:pPr>
         <w:pStyle w:val="Heading3"/>
@@ -5004,7 +5067,7 @@
       </w:r>
     </w:p>
     <w:bookmarkEnd w:id="44"/>
-    <w:bookmarkStart w:id="45" w:name="Xe86cbbe4620ce5d84f78b7737e30408048ed6af"/>
+    <w:bookmarkStart w:id="45" w:name="X2451d3f7ca997a4cc37eff64b1b544b095ebde1"/>
     <w:p>
       <w:pPr>
         <w:pStyle w:val="Heading3"/>
@@ -5084,7 +5147,7 @@
         <w:t xml:space="preserve"> </w:t>
       </w:r>
       <w:r>
-        <w:t xml:space="preserve">= .303). This null is itself an informative positive result: Singapore's</w:t>
+        <w:t xml:space="preserve">= .303). This null is itself an informative positive result: Singapore’s</w:t>
       </w:r>
       <w:r>
         <w:t xml:space="preserve"> </w:t>
@@ -5156,19 +5219,49 @@
         <w:t xml:space="preserve"> </w:t>
       </w:r>
       <w:r>
-        <w:t xml:space="preserve">statistically underpowered to distinguish "no inverted-U" from</w:t>
-      </w:r>
-      <w:r>
-        <w:t xml:space="preserve"> </w:t>
-      </w:r>
-      <w:r>
-        <w:t xml:space="preserve">"inverted-U whose right-side decline has been pushed into the unobserved</w:t>
-      </w:r>
-      <w:r>
-        <w:t xml:space="preserve"> </w:t>
-      </w:r>
-      <w:r>
-        <w:t xml:space="preserve">upper tail." Under both hypotheses the data are consistent with a</w:t>
+        <w:t xml:space="preserve">statistically underpowered to distinguish</w:t>
+      </w:r>
+      <w:r>
+        <w:t xml:space="preserve"> </w:t>
+      </w:r>
+      <w:r>
+        <w:t xml:space="preserve">“</w:t>
+      </w:r>
+      <w:r>
+        <w:t xml:space="preserve">no inverted-U</w:t>
+      </w:r>
+      <w:r>
+        <w:t xml:space="preserve">”</w:t>
+      </w:r>
+      <w:r>
+        <w:t xml:space="preserve"> </w:t>
+      </w:r>
+      <w:r>
+        <w:t xml:space="preserve">from</w:t>
+      </w:r>
+      <w:r>
+        <w:t xml:space="preserve"> </w:t>
+      </w:r>
+      <w:r>
+        <w:t xml:space="preserve">“</w:t>
+      </w:r>
+      <w:r>
+        <w:t xml:space="preserve">inverted-U whose right-side decline has been pushed into the unobserved</w:t>
+      </w:r>
+      <w:r>
+        <w:t xml:space="preserve"> </w:t>
+      </w:r>
+      <w:r>
+        <w:t xml:space="preserve">upper tail.</w:t>
+      </w:r>
+      <w:r>
+        <w:t xml:space="preserve">”</w:t>
+      </w:r>
+      <w:r>
+        <w:t xml:space="preserve"> </w:t>
+      </w:r>
+      <w:r>
+        <w:t xml:space="preserve">Under both hypotheses the data are consistent with a</w:t>
       </w:r>
       <w:r>
         <w:t xml:space="preserve"> </w:t>
@@ -5257,7 +5350,7 @@
       </w:r>
     </w:p>
     <w:bookmarkEnd w:id="45"/>
-    <w:bookmarkStart w:id="46" w:name="Xbd081e7d38ad07e1e46d233e5fbc3c3c47a4f64"/>
+    <w:bookmarkStart w:id="46" w:name="tci-results"/>
     <w:p>
       <w:pPr>
         <w:pStyle w:val="Heading3"/>
@@ -5389,7 +5482,7 @@
       </w:r>
     </w:p>
     <w:bookmarkEnd w:id="46"/>
-    <w:bookmarkStart w:id="47" w:name="X0bc604979a3b7f5f87ce430a2a9c0e71ddd76f9"/>
+    <w:bookmarkStart w:id="47" w:name="dai-results"/>
     <w:p>
       <w:pPr>
         <w:pStyle w:val="Heading3"/>
@@ -5469,19 +5562,19 @@
     <w:tbl>
       <w:tblPr>
         <w:tblStyle w:val="Table"/>
-        <w:tblW w:type="auto" w:w="0"/>
+        <w:tblW w:type="pct" w:w="5000"/>
         <w:tblLook w:firstRow="1" w:lastRow="0" w:firstColumn="0" w:lastColumn="0" w:noHBand="0" w:noVBand="0" w:val="0020"/>
         <w:jc w:val="start"/>
       </w:tblPr>
       <w:tblGrid>
-        <w:gridCol w:w="990"/>
-        <w:gridCol w:w="990"/>
-        <w:gridCol w:w="990"/>
-        <w:gridCol w:w="990"/>
-        <w:gridCol w:w="990"/>
-        <w:gridCol w:w="990"/>
-        <w:gridCol w:w="990"/>
-        <w:gridCol w:w="990"/>
+        <w:gridCol w:w="1047"/>
+        <w:gridCol w:w="981"/>
+        <w:gridCol w:w="981"/>
+        <w:gridCol w:w="981"/>
+        <w:gridCol w:w="981"/>
+        <w:gridCol w:w="981"/>
+        <w:gridCol w:w="981"/>
+        <w:gridCol w:w="981"/>
       </w:tblGrid>
       <w:tr>
         <w:trPr>
@@ -7638,16 +7731,16 @@
     <w:tbl>
       <w:tblPr>
         <w:tblStyle w:val="Table"/>
-        <w:tblW w:type="auto" w:w="0"/>
+        <w:tblW w:type="pct" w:w="5000"/>
         <w:tblLook w:firstRow="1" w:lastRow="0" w:firstColumn="0" w:lastColumn="0" w:noHBand="0" w:noVBand="0" w:val="0020"/>
         <w:jc w:val="start"/>
       </w:tblPr>
       <w:tblGrid>
-        <w:gridCol w:w="1584"/>
-        <w:gridCol w:w="1584"/>
-        <w:gridCol w:w="1584"/>
-        <w:gridCol w:w="1584"/>
-        <w:gridCol w:w="1584"/>
+        <w:gridCol w:w="2099"/>
+        <w:gridCol w:w="2290"/>
+        <w:gridCol w:w="667"/>
+        <w:gridCol w:w="954"/>
+        <w:gridCol w:w="1908"/>
       </w:tblGrid>
       <w:tr>
         <w:trPr>
@@ -8588,7 +8681,7 @@
       </w:r>
     </w:p>
     <w:bookmarkEnd w:id="47"/>
-    <w:bookmarkStart w:id="48" w:name="Xc8e997e14555d7ba8da5c1d596c5311617447cd"/>
+    <w:bookmarkStart w:id="48" w:name="robustness-checks"/>
     <w:p>
       <w:pPr>
         <w:pStyle w:val="Heading3"/>
@@ -8770,7 +8863,7 @@
         <w:t xml:space="preserve"> </w:t>
       </w:r>
       <w:r>
-        <w:t xml:space="preserve">rather than absorbed into a broader capability construct. Cohen's f² for</w:t>
+        <w:t xml:space="preserve">rather than absorbed into a broader capability construct. Cohen’s f² for</w:t>
       </w:r>
       <w:r>
         <w:t xml:space="preserve"> </w:t>
@@ -8782,13 +8875,13 @@
         <w:t xml:space="preserve"> </w:t>
       </w:r>
       <w:r>
-        <w:t xml:space="preserve">the small-to-medium range; Cohen's f² for the DAI moderation block</w:t>
-      </w:r>
-      <w:r>
-        <w:t xml:space="preserve"> </w:t>
-      </w:r>
-      <w:r>
-        <w:t xml:space="preserve">(comparing M7 with M8) is approximately 0.018, below Cohen's (1988)</w:t>
+        <w:t xml:space="preserve">the small-to-medium range; Cohen’s f² for the DAI moderation block</w:t>
+      </w:r>
+      <w:r>
+        <w:t xml:space="preserve"> </w:t>
+      </w:r>
+      <w:r>
+        <w:t xml:space="preserve">(comparing M7 with M8) is approximately 0.018, below Cohen’s (1988)</w:t>
       </w:r>
       <w:r>
         <w:t xml:space="preserve"> </w:t>
@@ -9010,17 +9103,17 @@
     <w:tbl>
       <w:tblPr>
         <w:tblStyle w:val="Table"/>
-        <w:tblW w:type="auto" w:w="0"/>
+        <w:tblW w:type="pct" w:w="5000"/>
         <w:tblLook w:firstRow="1" w:lastRow="0" w:firstColumn="0" w:lastColumn="0" w:noHBand="0" w:noVBand="0" w:val="0020"/>
         <w:jc w:val="start"/>
       </w:tblPr>
       <w:tblGrid>
-        <w:gridCol w:w="1320"/>
-        <w:gridCol w:w="1320"/>
-        <w:gridCol w:w="1320"/>
-        <w:gridCol w:w="1320"/>
-        <w:gridCol w:w="1320"/>
-        <w:gridCol w:w="1320"/>
+        <w:gridCol w:w="3095"/>
+        <w:gridCol w:w="455"/>
+        <w:gridCol w:w="1183"/>
+        <w:gridCol w:w="1183"/>
+        <w:gridCol w:w="1183"/>
+        <w:gridCol w:w="819"/>
       </w:tblGrid>
       <w:tr>
         <w:trPr>
@@ -9686,7 +9779,7 @@
     </w:p>
     <w:bookmarkEnd w:id="48"/>
     <w:bookmarkEnd w:id="49"/>
-    <w:bookmarkStart w:id="52" w:name="X735612638e4e736e4693e459c258977262c0dfc"/>
+    <w:bookmarkStart w:id="52" w:name="discussion"/>
     <w:p>
       <w:pPr>
         <w:pStyle w:val="Heading2"/>
@@ -9695,7 +9788,7 @@
         <w:t xml:space="preserve">5 Discussion</w:t>
       </w:r>
     </w:p>
-    <w:bookmarkStart w:id="50" w:name="X027b31c2d090a00917aa7291770680fd40b64cd"/>
+    <w:bookmarkStart w:id="50" w:name="theoretical-implications"/>
     <w:p>
       <w:pPr>
         <w:pStyle w:val="Heading3"/>
@@ -10009,7 +10102,7 @@
         <w:t xml:space="preserve"> </w:t>
       </w:r>
       <w:r>
-        <w:t xml:space="preserve">interfaces and transaction systems. The scale of Singapore's innovation</w:t>
+        <w:t xml:space="preserve">interfaces and transaction systems. The scale of Singapore’s innovation</w:t>
       </w:r>
       <w:r>
         <w:t xml:space="preserve"> </w:t>
@@ -10039,7 +10132,7 @@
         <w:t xml:space="preserve"> </w:t>
       </w:r>
       <w:r>
-        <w:t xml:space="preserve">Development Authority (IMDA, 2025), confirming that Singapore's</w:t>
+        <w:t xml:space="preserve">Development Authority (IMDA, 2025), confirming that Singapore’s</w:t>
       </w:r>
       <w:r>
         <w:t xml:space="preserve"> </w:t>
@@ -10163,7 +10256,7 @@
         <w:t xml:space="preserve"> </w:t>
       </w:r>
       <w:r>
-        <w:t xml:space="preserve">on FSTS² × DAI (β=+3.119, p=.005) implies that DAI's productivity</w:t>
+        <w:t xml:space="preserve">on FSTS² × DAI (β=+3.119, p=.005) implies that DAI’s productivity</w:t>
       </w:r>
       <w:r>
         <w:t xml:space="preserve"> </w:t>
@@ -10401,7 +10494,7 @@
         <w:t xml:space="preserve"> </w:t>
       </w:r>
       <w:r>
-        <w:t xml:space="preserve">the DAI construct used here. This paper's DAI combines website presence</w:t>
+        <w:t xml:space="preserve">the DAI construct used here. This paper’s DAI combines website presence</w:t>
       </w:r>
       <w:r>
         <w:t xml:space="preserve"> </w:t>
@@ -10743,7 +10836,7 @@
       </w:r>
     </w:p>
     <w:bookmarkEnd w:id="50"/>
-    <w:bookmarkStart w:id="51" w:name="Xa4e692b259d9b803bab54ad026a7e8d888a5d2c"/>
+    <w:bookmarkStart w:id="51" w:name="managerial-implications"/>
     <w:p>
       <w:pPr>
         <w:pStyle w:val="Heading3"/>
@@ -10948,7 +11041,7 @@
     </w:p>
     <w:bookmarkEnd w:id="51"/>
     <w:bookmarkEnd w:id="52"/>
-    <w:bookmarkStart w:id="53" w:name="X6b297cc947e0db5526be369b1f0f4ddc67b2415"/>
+    <w:bookmarkStart w:id="53" w:name="conclusion"/>
     <w:p>
       <w:pPr>
         <w:pStyle w:val="Heading2"/>
@@ -11164,7 +11257,7 @@
       </w:r>
     </w:p>
     <w:bookmarkEnd w:id="53"/>
-    <w:bookmarkStart w:id="54" w:name="X422fdd10c3908fe492ea939b97371c73422dbba"/>
+    <w:bookmarkStart w:id="54" w:name="limitations-and-future-research"/>
     <w:p>
       <w:pPr>
         <w:pStyle w:val="Heading2"/>
@@ -11490,14 +11583,12 @@
         <w:t xml:space="preserve"> </w:t>
       </w:r>
       <w:hyperlink r:id="rId55">
-        <w:hyperlink r:id="rId55">
-          <w:r>
-            <w:rPr>
-              <w:rStyle w:val="Hyperlink"/>
-            </w:rPr>
-            <w:t xml:space="preserve">www.enterprisesurveys.org</w:t>
-          </w:r>
-        </w:hyperlink>
+        <w:r>
+          <w:rPr>
+            <w:rStyle w:val="Hyperlink"/>
+          </w:rPr>
+          <w:t xml:space="preserve">www.enterprisesurveys.org</w:t>
+        </w:r>
       </w:hyperlink>
       <w:r>
         <w:t xml:space="preserve">. Analysis</w:t>
@@ -12185,7 +12276,7 @@
         <w:t xml:space="preserve"> </w:t>
       </w:r>
       <w:r>
-        <w:t xml:space="preserve">or multi-stage theory of internationalization vs. the transaction cost</w:t>
+        <w:t xml:space="preserve">or multi-stage theory of internationalization vs. the transaction cost</w:t>
       </w:r>
       <w:r>
         <w:t xml:space="preserve"> </w:t>

--- a/p4/submission/apbr_package/01_manuscript_blinded.docx
+++ b/p4/submission/apbr_package/01_manuscript_blinded.docx
@@ -1109,7 +1109,7 @@
         <w:t xml:space="preserve"> </w:t>
       </w:r>
       <w:r>
-        <w:t xml:space="preserve">export-intensity-dependent pattern. The §4.5 R1 indicator-sensitivity</w:t>
+        <w:t xml:space="preserve">export-intensity-dependent pattern. The Section 4.5 R1 indicator-sensitivity</w:t>
       </w:r>
       <w:r>
         <w:t xml:space="preserve"> </w:t>
@@ -1151,7 +1151,7 @@
         <w:t xml:space="preserve"> </w:t>
       </w:r>
       <w:r>
-        <w:t xml:space="preserve">of Tier-2 transaction-enabling infrastructure (see §5.1 for the</w:t>
+        <w:t xml:space="preserve">of Tier-2 transaction-enabling infrastructure (see Section 5.1 for the</w:t>
       </w:r>
       <w:r>
         <w:t xml:space="preserve"> </w:t>
@@ -2451,7 +2451,7 @@
         <w:t xml:space="preserve"> </w:t>
       </w:r>
       <w:r>
-        <w:t xml:space="preserve">empirical test of the amplification prediction in §4. The substitution</w:t>
+        <w:t xml:space="preserve">empirical test of the amplification prediction in Section 4. The substitution</w:t>
       </w:r>
       <w:r>
         <w:t xml:space="preserve"> </w:t>
@@ -2463,7 +2463,7 @@
         <w:t xml:space="preserve"> </w:t>
       </w:r>
       <w:r>
-        <w:t xml:space="preserve">assessed against the robustness evidence in §4.5.</w:t>
+        <w:t xml:space="preserve">assessed against the robustness evidence in Section 4.5.</w:t>
       </w:r>
     </w:p>
     <w:p>
@@ -2768,7 +2768,7 @@
         <w:t xml:space="preserve"> </w:t>
       </w:r>
       <w:r>
-        <w:t xml:space="preserve">varying across export intensity. H3: DAI amplifies I→P performance</w:t>
+        <w:t xml:space="preserve">varying across export intensity. H3: DAI amplifies I to P performance</w:t>
       </w:r>
       <w:r>
         <w:t xml:space="preserve"> </w:t>
@@ -3054,7 +3054,7 @@
         <w:t xml:space="preserve"> </w:t>
       </w:r>
       <w:r>
-        <w:t xml:space="preserve">borne out in the §4.5 R1 robustness diagnostic, where reducing DAI to</w:t>
+        <w:t xml:space="preserve">borne out in the Section 4.5 R1 robustness diagnostic, where reducing DAI to</w:t>
       </w:r>
       <w:r>
         <w:t xml:space="preserve"> </w:t>
@@ -3102,13 +3102,13 @@
         <w:t xml:space="preserve"> </w:t>
       </w:r>
       <w:r>
-        <w:t xml:space="preserve">§5.1 for the construct-boundary discussion). The Lind–Mehlum equivalence</w:t>
-      </w:r>
-      <w:r>
-        <w:t xml:space="preserve"> </w:t>
-      </w:r>
-      <w:r>
-        <w:t xml:space="preserve">test result (p = .303) reported in §4.2 should therefore be interpreted</w:t>
+        <w:t xml:space="preserve">Section 5.1 for the construct-boundary discussion). The Lind–Mehlum equivalence</w:t>
+      </w:r>
+      <w:r>
+        <w:t xml:space="preserve"> </w:t>
+      </w:r>
+      <w:r>
+        <w:t xml:space="preserve">test result (p = .303) reported in Section 4.2 should therefore be interpreted</w:t>
       </w:r>
       <w:r>
         <w:t xml:space="preserve"> </w:t>
@@ -3474,13 +3474,13 @@
         <w:t xml:space="preserve"> </w:t>
       </w:r>
       <w:r>
-        <w:t xml:space="preserve">with the theoretical construct-boundary argument developed in §1.2 and</w:t>
-      </w:r>
-      <w:r>
-        <w:t xml:space="preserve"> </w:t>
-      </w:r>
-      <w:r>
-        <w:t xml:space="preserve">§3.2.3: the conditional-scaling mechanism is empirically legible when</w:t>
+        <w:t xml:space="preserve">with the theoretical construct-boundary argument developed in Section 1.2 and</w:t>
+      </w:r>
+      <w:r>
+        <w:t xml:space="preserve"> </w:t>
+      </w:r>
+      <w:r>
+        <w:t xml:space="preserve">Section 3.2.3: the conditional-scaling mechanism is empirically legible when</w:t>
       </w:r>
       <w:r>
         <w:t xml:space="preserve"> </w:t>
@@ -3543,7 +3543,7 @@
         <w:t xml:space="preserve">do/02_run_models.do</w:t>
       </w:r>
       <w:r>
-        <w:t xml:space="preserve">, PART C) and are consistent with the §1.3</w:t>
+        <w:t xml:space="preserve">, PART C) and are consistent with the Section 1.3</w:t>
       </w:r>
       <w:r>
         <w:t xml:space="preserve"> </w:t>
@@ -3938,7 +3938,7 @@
         <w:t xml:space="preserve"> </w:t>
       </w:r>
       <w:r>
-        <w:t xml:space="preserve">extensive margin of exporting is reported in §3.4 below for</w:t>
+        <w:t xml:space="preserve">extensive margin of exporting is reported in Section 3.4 below for</w:t>
       </w:r>
       <w:r>
         <w:t xml:space="preserve"> </w:t>
@@ -3986,13 +3986,13 @@
         <w:t xml:space="preserve"> </w:t>
       </w:r>
       <w:r>
-        <w:t xml:space="preserve">constrain the inferential reach of the OLS specification, so that the §4</w:t>
-      </w:r>
-      <w:r>
-        <w:t xml:space="preserve"> </w:t>
-      </w:r>
-      <w:r>
-        <w:t xml:space="preserve">results can be presented without recurrent caveats and the §5 discussion</w:t>
+        <w:t xml:space="preserve">constrain the inferential reach of the OLS specification, so that the Section 4</w:t>
+      </w:r>
+      <w:r>
+        <w:t xml:space="preserve"> </w:t>
+      </w:r>
+      <w:r>
+        <w:t xml:space="preserve">results can be presented without recurrent caveats and the Section 5 discussion</w:t>
       </w:r>
       <w:r>
         <w:t xml:space="preserve"> </w:t>
@@ -4118,7 +4118,7 @@
         <w:t xml:space="preserve"> </w:t>
       </w:r>
       <w:r>
-        <w:t xml:space="preserve">identified within the supported data range, and the §4 results are</w:t>
+        <w:t xml:space="preserve">identified within the supported data range, and the Section 4 results are</w:t>
       </w:r>
       <w:r>
         <w:t xml:space="preserve"> </w:t>
@@ -4353,13 +4353,13 @@
         <w:t xml:space="preserve"> </w:t>
       </w:r>
       <w:r>
-        <w:t xml:space="preserve">turning point, which the §3.4(i) sample-support boundary establishes is</w:t>
-      </w:r>
-      <w:r>
-        <w:t xml:space="preserve"> </w:t>
-      </w:r>
-      <w:r>
-        <w:t xml:space="preserve">absent here. Read against the saturation hypothesis developed in §1.1,</w:t>
+        <w:t xml:space="preserve">turning point, which the Section 3.4(i) sample-support boundary establishes is</w:t>
+      </w:r>
+      <w:r>
+        <w:t xml:space="preserve"> </w:t>
+      </w:r>
+      <w:r>
+        <w:t xml:space="preserve">absent here. Read against the saturation hypothesis developed in Section 1.1,</w:t>
       </w:r>
       <w:r>
         <w:t xml:space="preserve"> </w:t>
@@ -4433,7 +4433,7 @@
         <w:t xml:space="preserve"> </w:t>
       </w:r>
       <w:r>
-        <w:t xml:space="preserve">downward) and the theoretical commitment in §1.1 (Tier-2 digital</w:t>
+        <w:t xml:space="preserve">downward) and the theoretical commitment in Section 1.1 (Tier-2 digital</w:t>
       </w:r>
       <w:r>
         <w:t xml:space="preserve"> </w:t>
@@ -4651,13 +4651,13 @@
         <w:t xml:space="preserve"> </w:t>
       </w:r>
       <w:r>
-        <w:t xml:space="preserve">to the Heckman sensitivity diagnostic. The §4 results below are reported</w:t>
-      </w:r>
-      <w:r>
-        <w:t xml:space="preserve"> </w:t>
-      </w:r>
-      <w:r>
-        <w:t xml:space="preserve">on this consolidated identification scope, and §5 interprets the</w:t>
+        <w:t xml:space="preserve">to the Heckman sensitivity diagnostic. The Section 4 results below are reported</w:t>
+      </w:r>
+      <w:r>
+        <w:t xml:space="preserve"> </w:t>
+      </w:r>
+      <w:r>
+        <w:t xml:space="preserve">on this consolidated identification scope, and Section 5 interprets the</w:t>
       </w:r>
       <w:r>
         <w:t xml:space="preserve"> </w:t>
@@ -8905,7 +8905,7 @@
         <w:t xml:space="preserve"> </w:t>
       </w:r>
       <w:r>
-        <w:t xml:space="preserve">§3.4(ii) and is not repeated here. Taken together, the strongest</w:t>
+        <w:t xml:space="preserve">Section 3.4(ii) and is not repeated here. Taken together, the strongest</w:t>
       </w:r>
       <w:r>
         <w:t xml:space="preserve"> </w:t>
@@ -8999,7 +8999,7 @@
         <w:t xml:space="preserve"> </w:t>
       </w:r>
       <w:r>
-        <w:t xml:space="preserve">exporters-only result is established at §3.4(ii) and is not repeated</w:t>
+        <w:t xml:space="preserve">exporters-only result is established at Section 3.4(ii) and is not repeated</w:t>
       </w:r>
       <w:r>
         <w:t xml:space="preserve"> </w:t>
@@ -9030,7 +9030,7 @@
         <w:t xml:space="preserve"> </w:t>
       </w:r>
       <w:r>
-        <w:t xml:space="preserve">exporting is reported at §3.4(iv); the diagnostic is consistent with</w:t>
+        <w:t xml:space="preserve">exporting is reported at Section 3.4(iv); the diagnostic is consistent with</w:t>
       </w:r>
       <w:r>
         <w:t xml:space="preserve"> </w:t>
@@ -10188,7 +10188,7 @@
           <w:bCs/>
           <w:b/>
         </w:rPr>
-        <w:t xml:space="preserve">§2.3.4.</w:t>
+        <w:t xml:space="preserve">Section 2.3.4.</w:t>
       </w:r>
       <w:r>
         <w:t xml:space="preserve"> </w:t>
@@ -10334,7 +10334,7 @@
         <w:t xml:space="preserve"> </w:t>
       </w:r>
       <w:r>
-        <w:t xml:space="preserve">§4.5 (ii) Heckman sensitivity diagnostic indicates mild but</w:t>
+        <w:t xml:space="preserve">Section 4.5 (ii) Heckman sensitivity diagnostic indicates mild but</w:t>
       </w:r>
       <w:r>
         <w:t xml:space="preserve"> </w:t>
@@ -10352,7 +10352,7 @@
         <w:t xml:space="preserve"> </w:t>
       </w:r>
       <w:r>
-        <w:t xml:space="preserve">as a bounded residual concern, in line with the §2.3.4 pre-commitment to</w:t>
+        <w:t xml:space="preserve">as a bounded residual concern, in line with the Section 2.3.4 pre-commitment to</w:t>
       </w:r>
       <w:r>
         <w:t xml:space="preserve"> </w:t>
@@ -10518,7 +10518,7 @@
         <w:t xml:space="preserve"> </w:t>
       </w:r>
       <w:r>
-        <w:t xml:space="preserve">layer, as the §4.5 R1 specification shows: when DAI is reduced to the</w:t>
+        <w:t xml:space="preserve">layer, as the Section 4.5 R1 specification shows: when DAI is reduced to the</w:t>
       </w:r>
       <w:r>
         <w:t xml:space="preserve"> </w:t>
@@ -13312,7 +13312,7 @@
           <w:iCs/>
           <w:i/>
         </w:rPr>
-        <w:t xml:space="preserve">Additional contextual sources (cited in §1.1 and §5.1)</w:t>
+        <w:t xml:space="preserve">Additional contextual sources (cited in Section 1.1 and Section 5.1)</w:t>
       </w:r>
     </w:p>
     <w:p>
@@ -13557,7 +13557,10 @@
     </w:p>
     <w:bookmarkEnd w:id="97"/>
     <w:bookmarkEnd w:id="98"/>
-    <w:sectPr/>
+    <w:sectPr>
+      <w:pgSz w:h="16838" w:w="11906"/>
+      <w:pgMar w:bottom="1417" w:left="1417" w:right="1417" w:top="1417"/>
+    </w:sectPr>
   </w:body>
 </w:document>
 </file>
@@ -13690,29 +13693,59 @@
   <w:style w:default="1" w:styleId="Normal" w:type="paragraph">
     <w:name w:val="Normal"/>
     <w:qFormat/>
+    <w:pPr>
+      <w:spacing w:line="276" w:lineRule="auto"/>
+      <w:jc w:val="both"/>
+    </w:pPr>
+    <w:rPr>
+      <w:rFonts w:ascii="Times New Roman" w:eastAsia="Times New Roman" w:hAnsi="Times New Roman"/>
+      <w:color w:val="000000"/>
+      <w:sz w:val="24"/>
+    </w:rPr>
   </w:style>
   <w:style w:styleId="BodyText" w:type="paragraph">
     <w:name w:val="Body Text"/>
     <w:basedOn w:val="Normal"/>
     <w:link w:val="BodyTextChar"/>
     <w:pPr>
-      <w:spacing w:after="180" w:before="180"/>
+      <w:spacing w:after="180" w:before="180" w:line="276" w:lineRule="auto"/>
+      <w:jc w:val="both"/>
     </w:pPr>
     <w:qFormat/>
+    <w:rPr>
+      <w:rFonts w:ascii="Times New Roman" w:eastAsia="Times New Roman" w:hAnsi="Times New Roman"/>
+      <w:color w:val="000000"/>
+      <w:sz w:val="24"/>
+    </w:rPr>
   </w:style>
   <w:style w:customStyle="1" w:styleId="FirstParagraph" w:type="paragraph">
     <w:name w:val="First Paragraph"/>
     <w:basedOn w:val="BodyText"/>
     <w:next w:val="BodyText"/>
     <w:qFormat/>
+    <w:pPr>
+      <w:spacing w:line="276" w:lineRule="auto"/>
+      <w:jc w:val="both"/>
+    </w:pPr>
+    <w:rPr>
+      <w:rFonts w:ascii="Times New Roman" w:eastAsia="Times New Roman" w:hAnsi="Times New Roman"/>
+      <w:color w:val="000000"/>
+      <w:sz w:val="24"/>
+    </w:rPr>
   </w:style>
   <w:style w:customStyle="1" w:styleId="Compact" w:type="paragraph">
     <w:name w:val="Compact"/>
     <w:basedOn w:val="BodyText"/>
     <w:qFormat/>
     <w:pPr>
-      <w:spacing w:after="36" w:before="36"/>
+      <w:spacing w:after="36" w:before="36" w:line="276" w:lineRule="auto"/>
+      <w:jc w:val="both"/>
     </w:pPr>
+    <w:rPr>
+      <w:rFonts w:ascii="Times New Roman" w:eastAsia="Times New Roman" w:hAnsi="Times New Roman"/>
+      <w:color w:val="000000"/>
+      <w:sz w:val="24"/>
+    </w:rPr>
   </w:style>
   <w:style w:styleId="Title" w:type="paragraph">
     <w:name w:val="Title"/>
@@ -13722,15 +13755,15 @@
     <w:pPr>
       <w:keepNext/>
       <w:keepLines/>
-      <w:spacing w:after="240" w:before="480"/>
-      <w:jc w:val="center"/>
+      <w:spacing w:after="240" w:before="480" w:line="276" w:lineRule="auto"/>
+      <w:jc w:val="both"/>
     </w:pPr>
     <w:rPr>
-      <w:rFonts w:asciiTheme="majorHAnsi" w:cstheme="majorBidi" w:eastAsiaTheme="majorEastAsia" w:hAnsiTheme="majorHAnsi"/>
+      <w:rFonts w:ascii="Times New Roman" w:asciiTheme="majorHAnsi" w:cstheme="majorBidi" w:eastAsia="Times New Roman" w:eastAsiaTheme="majorEastAsia" w:hAnsi="Times New Roman" w:hAnsiTheme="majorHAnsi"/>
       <w:b/>
       <w:bCs/>
-      <w:color w:themeColor="accent1" w:themeShade="B5" w:val="345A8A"/>
-      <w:sz w:val="36"/>
+      <w:color w:val="000000"/>
+      <w:sz w:val="24"/>
       <w:szCs w:val="36"/>
     </w:rPr>
   </w:style>
@@ -13742,11 +13775,13 @@
     <w:pPr>
       <w:keepNext/>
       <w:keepLines/>
-      <w:spacing w:after="240" w:before="240"/>
-      <w:jc w:val="center"/>
+      <w:spacing w:after="240" w:before="240" w:line="276" w:lineRule="auto"/>
+      <w:jc w:val="both"/>
     </w:pPr>
     <w:rPr>
-      <w:sz w:val="30"/>
+      <w:rFonts w:ascii="Times New Roman" w:eastAsia="Times New Roman" w:hAnsi="Times New Roman"/>
+      <w:color w:val="000000"/>
+      <w:sz w:val="24"/>
       <w:szCs w:val="30"/>
     </w:rPr>
   </w:style>
@@ -13757,8 +13792,14 @@
     <w:pPr>
       <w:keepNext/>
       <w:keepLines/>
-      <w:jc w:val="center"/>
+      <w:spacing w:line="276" w:lineRule="auto"/>
+      <w:jc w:val="both"/>
     </w:pPr>
+    <w:rPr>
+      <w:rFonts w:ascii="Times New Roman" w:eastAsia="Times New Roman" w:hAnsi="Times New Roman"/>
+      <w:color w:val="000000"/>
+      <w:sz w:val="24"/>
+    </w:rPr>
   </w:style>
   <w:style w:styleId="Date" w:type="paragraph">
     <w:name w:val="Date"/>
@@ -13767,8 +13808,14 @@
     <w:pPr>
       <w:keepNext/>
       <w:keepLines/>
-      <w:jc w:val="center"/>
+      <w:spacing w:line="276" w:lineRule="auto"/>
+      <w:jc w:val="both"/>
     </w:pPr>
+    <w:rPr>
+      <w:rFonts w:ascii="Times New Roman" w:eastAsia="Times New Roman" w:hAnsi="Times New Roman"/>
+      <w:color w:val="000000"/>
+      <w:sz w:val="24"/>
+    </w:rPr>
   </w:style>
   <w:style w:customStyle="1" w:styleId="AbstractTitle" w:type="paragraph">
     <w:name w:val="Abstract Title"/>
@@ -13778,15 +13825,15 @@
     <w:pPr>
       <w:keepNext/>
       <w:keepLines/>
-      <w:jc w:val="center"/>
-      <w:spacing w:after="0" w:before="300"/>
+      <w:jc w:val="both"/>
+      <w:spacing w:after="0" w:before="300" w:line="276" w:lineRule="auto"/>
     </w:pPr>
     <w:rPr>
-      <w:sz w:val="20"/>
+      <w:color w:val="000000"/>
+      <w:sz w:val="24"/>
       <w:szCs w:val="20"/>
+      <w:rFonts w:ascii="Times New Roman" w:eastAsia="Times New Roman" w:hAnsi="Times New Roman"/>
       <w:b/>
-      <w:color w:val="345A8A"/>
-      &gt;
     </w:rPr>
   </w:style>
   <w:style w:customStyle="1" w:styleId="Abstract" w:type="paragraph">
@@ -13797,10 +13844,13 @@
     <w:pPr>
       <w:keepNext/>
       <w:keepLines/>
-      <w:spacing w:after="300" w:before="100"/>
+      <w:spacing w:after="300" w:before="100" w:line="276" w:lineRule="auto"/>
+      <w:jc w:val="both"/>
     </w:pPr>
     <w:rPr>
-      <w:sz w:val="20"/>
+      <w:rFonts w:ascii="Times New Roman" w:eastAsia="Times New Roman" w:hAnsi="Times New Roman"/>
+      <w:color w:val="000000"/>
+      <w:sz w:val="24"/>
       <w:szCs w:val="20"/>
     </w:rPr>
   </w:style>
@@ -13809,8 +13859,15 @@
     <w:basedOn w:val="Normal"/>
     <w:next w:val="Bibliography"/>
     <w:qFormat/>
-    <w:pPr/>
-    <w:rPr/>
+    <w:pPr>
+      <w:spacing w:line="276" w:lineRule="auto"/>
+      <w:jc w:val="both"/>
+    </w:pPr>
+    <w:rPr>
+      <w:rFonts w:ascii="Times New Roman" w:eastAsia="Times New Roman" w:hAnsi="Times New Roman"/>
+      <w:color w:val="000000"/>
+      <w:sz w:val="24"/>
+    </w:rPr>
   </w:style>
   <w:style w:styleId="Heading1" w:type="paragraph">
     <w:name w:val="Heading 1"/>
@@ -13821,15 +13878,16 @@
     <w:pPr>
       <w:keepNext/>
       <w:keepLines/>
-      <w:spacing w:after="0" w:before="480"/>
+      <w:spacing w:after="0" w:before="480" w:line="276" w:lineRule="auto"/>
+      <w:jc w:val="both"/>
       <w:outlineLvl w:val="0"/>
     </w:pPr>
     <w:rPr>
-      <w:rFonts w:asciiTheme="majorHAnsi" w:cstheme="majorBidi" w:eastAsiaTheme="majorEastAsia" w:hAnsiTheme="majorHAnsi"/>
+      <w:rFonts w:ascii="Times New Roman" w:asciiTheme="majorHAnsi" w:cstheme="majorBidi" w:eastAsia="Times New Roman" w:eastAsiaTheme="majorEastAsia" w:hAnsi="Times New Roman" w:hAnsiTheme="majorHAnsi"/>
       <w:b/>
       <w:bCs/>
-      <w:color w:themeColor="accent1" w:val="4F81BD"/>
-      <w:sz w:val="32"/>
+      <w:color w:val="000000"/>
+      <w:sz w:val="24"/>
       <w:szCs w:val="32"/>
     </w:rPr>
   </w:style>
@@ -13843,15 +13901,16 @@
     <w:pPr>
       <w:keepNext/>
       <w:keepLines/>
-      <w:spacing w:after="0" w:before="200"/>
+      <w:spacing w:after="0" w:before="200" w:line="276" w:lineRule="auto"/>
+      <w:jc w:val="both"/>
       <w:outlineLvl w:val="1"/>
     </w:pPr>
     <w:rPr>
-      <w:rFonts w:asciiTheme="majorHAnsi" w:cstheme="majorBidi" w:eastAsiaTheme="majorEastAsia" w:hAnsiTheme="majorHAnsi"/>
+      <w:rFonts w:ascii="Times New Roman" w:asciiTheme="majorHAnsi" w:cstheme="majorBidi" w:eastAsia="Times New Roman" w:eastAsiaTheme="majorEastAsia" w:hAnsi="Times New Roman" w:hAnsiTheme="majorHAnsi"/>
       <w:b/>
       <w:bCs/>
-      <w:color w:themeColor="accent1" w:val="4F81BD"/>
-      <w:sz w:val="28"/>
+      <w:color w:val="000000"/>
+      <w:sz w:val="24"/>
       <w:szCs w:val="28"/>
     </w:rPr>
   </w:style>
@@ -13865,14 +13924,15 @@
     <w:pPr>
       <w:keepNext/>
       <w:keepLines/>
-      <w:spacing w:after="0" w:before="200"/>
+      <w:spacing w:after="0" w:before="200" w:line="276" w:lineRule="auto"/>
+      <w:jc w:val="both"/>
       <w:outlineLvl w:val="2"/>
     </w:pPr>
     <w:rPr>
-      <w:rFonts w:asciiTheme="majorHAnsi" w:cstheme="majorBidi" w:eastAsiaTheme="majorEastAsia" w:hAnsiTheme="majorHAnsi"/>
+      <w:rFonts w:ascii="Times New Roman" w:asciiTheme="majorHAnsi" w:cstheme="majorBidi" w:eastAsia="Times New Roman" w:eastAsiaTheme="majorEastAsia" w:hAnsi="Times New Roman" w:hAnsiTheme="majorHAnsi"/>
       <w:b/>
       <w:bCs/>
-      <w:color w:themeColor="accent1" w:val="4F81BD"/>
+      <w:color w:val="000000"/>
       <w:sz w:val="24"/>
       <w:szCs w:val="24"/>
     </w:rPr>
@@ -13887,14 +13947,15 @@
     <w:pPr>
       <w:keepNext/>
       <w:keepLines/>
-      <w:spacing w:after="0" w:before="200"/>
+      <w:spacing w:after="0" w:before="200" w:line="276" w:lineRule="auto"/>
+      <w:jc w:val="both"/>
       <w:outlineLvl w:val="3"/>
     </w:pPr>
     <w:rPr>
-      <w:rFonts w:asciiTheme="majorHAnsi" w:cstheme="majorBidi" w:eastAsiaTheme="majorEastAsia" w:hAnsiTheme="majorHAnsi"/>
+      <w:rFonts w:ascii="Times New Roman" w:asciiTheme="majorHAnsi" w:cstheme="majorBidi" w:eastAsia="Times New Roman" w:eastAsiaTheme="majorEastAsia" w:hAnsi="Times New Roman" w:hAnsiTheme="majorHAnsi"/>
       <w:i/>
       <w:bCs/>
-      <w:color w:themeColor="accent1" w:val="4F81BD"/>
+      <w:color w:val="000000"/>
       <w:sz w:val="24"/>
       <w:szCs w:val="24"/>
     </w:rPr>
@@ -13909,13 +13970,14 @@
     <w:pPr>
       <w:keepNext/>
       <w:keepLines/>
-      <w:spacing w:after="0" w:before="200"/>
+      <w:spacing w:after="0" w:before="200" w:line="276" w:lineRule="auto"/>
+      <w:jc w:val="both"/>
       <w:outlineLvl w:val="4"/>
     </w:pPr>
     <w:rPr>
-      <w:rFonts w:asciiTheme="majorHAnsi" w:cstheme="majorBidi" w:eastAsiaTheme="majorEastAsia" w:hAnsiTheme="majorHAnsi"/>
+      <w:rFonts w:ascii="Times New Roman" w:asciiTheme="majorHAnsi" w:cstheme="majorBidi" w:eastAsia="Times New Roman" w:eastAsiaTheme="majorEastAsia" w:hAnsi="Times New Roman" w:hAnsiTheme="majorHAnsi"/>
       <w:iCs/>
-      <w:color w:themeColor="accent1" w:val="4F81BD"/>
+      <w:color w:val="000000"/>
       <w:sz w:val="24"/>
       <w:szCs w:val="24"/>
     </w:rPr>
@@ -13930,12 +13992,13 @@
     <w:pPr>
       <w:keepNext/>
       <w:keepLines/>
-      <w:spacing w:after="0" w:before="200"/>
+      <w:spacing w:after="0" w:before="200" w:line="276" w:lineRule="auto"/>
+      <w:jc w:val="both"/>
       <w:outlineLvl w:val="5"/>
     </w:pPr>
     <w:rPr>
-      <w:rFonts w:asciiTheme="majorHAnsi" w:cstheme="majorBidi" w:eastAsiaTheme="majorEastAsia" w:hAnsiTheme="majorHAnsi"/>
-      <w:color w:themeColor="accent1" w:val="4F81BD"/>
+      <w:rFonts w:ascii="Times New Roman" w:asciiTheme="majorHAnsi" w:cstheme="majorBidi" w:eastAsia="Times New Roman" w:eastAsiaTheme="majorEastAsia" w:hAnsi="Times New Roman" w:hAnsiTheme="majorHAnsi"/>
+      <w:color w:val="000000"/>
       <w:sz w:val="24"/>
       <w:szCs w:val="24"/>
     </w:rPr>
@@ -13950,12 +14013,13 @@
     <w:pPr>
       <w:keepNext/>
       <w:keepLines/>
-      <w:spacing w:after="0" w:before="200"/>
+      <w:spacing w:after="0" w:before="200" w:line="276" w:lineRule="auto"/>
+      <w:jc w:val="both"/>
       <w:outlineLvl w:val="6"/>
     </w:pPr>
     <w:rPr>
-      <w:rFonts w:asciiTheme="majorHAnsi" w:cstheme="majorBidi" w:eastAsiaTheme="majorEastAsia" w:hAnsiTheme="majorHAnsi"/>
-      <w:color w:themeColor="accent1" w:val="4F81BD"/>
+      <w:rFonts w:ascii="Times New Roman" w:asciiTheme="majorHAnsi" w:cstheme="majorBidi" w:eastAsia="Times New Roman" w:eastAsiaTheme="majorEastAsia" w:hAnsi="Times New Roman" w:hAnsiTheme="majorHAnsi"/>
+      <w:color w:val="000000"/>
       <w:sz w:val="24"/>
       <w:szCs w:val="24"/>
     </w:rPr>
@@ -13970,12 +14034,13 @@
     <w:pPr>
       <w:keepNext/>
       <w:keepLines/>
-      <w:spacing w:after="0" w:before="200"/>
+      <w:spacing w:after="0" w:before="200" w:line="276" w:lineRule="auto"/>
+      <w:jc w:val="both"/>
       <w:outlineLvl w:val="7"/>
     </w:pPr>
     <w:rPr>
-      <w:rFonts w:asciiTheme="majorHAnsi" w:cstheme="majorBidi" w:eastAsiaTheme="majorEastAsia" w:hAnsiTheme="majorHAnsi"/>
-      <w:color w:themeColor="accent1" w:val="4F81BD"/>
+      <w:rFonts w:ascii="Times New Roman" w:asciiTheme="majorHAnsi" w:cstheme="majorBidi" w:eastAsia="Times New Roman" w:eastAsiaTheme="majorEastAsia" w:hAnsi="Times New Roman" w:hAnsiTheme="majorHAnsi"/>
+      <w:color w:val="000000"/>
       <w:sz w:val="24"/>
       <w:szCs w:val="24"/>
     </w:rPr>
@@ -13990,12 +14055,13 @@
     <w:pPr>
       <w:keepNext/>
       <w:keepLines/>
-      <w:spacing w:after="0" w:before="200"/>
+      <w:spacing w:after="0" w:before="200" w:line="276" w:lineRule="auto"/>
+      <w:jc w:val="both"/>
       <w:outlineLvl w:val="8"/>
     </w:pPr>
     <w:rPr>
-      <w:rFonts w:asciiTheme="majorHAnsi" w:cstheme="majorBidi" w:eastAsiaTheme="majorEastAsia" w:hAnsiTheme="majorHAnsi"/>
-      <w:color w:themeColor="accent1" w:val="4F81BD"/>
+      <w:rFonts w:ascii="Times New Roman" w:asciiTheme="majorHAnsi" w:cstheme="majorBidi" w:eastAsia="Times New Roman" w:eastAsiaTheme="majorEastAsia" w:hAnsi="Times New Roman" w:hAnsiTheme="majorHAnsi"/>
+      <w:color w:val="000000"/>
       <w:sz w:val="24"/>
       <w:szCs w:val="24"/>
     </w:rPr>
@@ -14008,9 +14074,15 @@
     <w:unhideWhenUsed/>
     <w:qFormat/>
     <w:pPr>
-      <w:spacing w:after="100" w:before="100"/>
+      <w:spacing w:after="100" w:before="100" w:line="276" w:lineRule="auto"/>
       <w:ind w:firstLine="0" w:left="480" w:right="480"/>
+      <w:jc w:val="both"/>
     </w:pPr>
+    <w:rPr>
+      <w:rFonts w:ascii="Times New Roman" w:eastAsia="Times New Roman" w:hAnsi="Times New Roman"/>
+      <w:color w:val="000000"/>
+      <w:sz w:val="24"/>
+    </w:rPr>
   </w:style>
   <w:style w:styleId="FootnoteText" w:type="paragraph">
     <w:name w:val="Footnote Text"/>
@@ -14019,11 +14091,25 @@
     <w:uiPriority w:val="9"/>
     <w:unhideWhenUsed/>
     <w:qFormat/>
+    <w:pPr>
+      <w:spacing w:line="276" w:lineRule="auto"/>
+      <w:jc w:val="both"/>
+    </w:pPr>
+    <w:rPr>
+      <w:rFonts w:ascii="Times New Roman" w:eastAsia="Times New Roman" w:hAnsi="Times New Roman"/>
+      <w:color w:val="000000"/>
+      <w:sz w:val="24"/>
+    </w:rPr>
   </w:style>
   <w:style w:default="1" w:styleId="DefaultParagraphFont" w:type="character">
     <w:name w:val="Default Paragraph Font"/>
     <w:semiHidden/>
     <w:unhideWhenUsed/>
+    <w:rPr>
+      <w:rFonts w:ascii="Times New Roman" w:eastAsia="Times New Roman" w:hAnsi="Times New Roman"/>
+      <w:color w:val="000000"/>
+      <w:sz w:val="24"/>
+    </w:rPr>
   </w:style>
   <w:style w:default="1" w:styleId="Table" w:type="table">
     <w:name w:val="Table"/>
@@ -14031,6 +14117,15 @@
     <w:semiHidden/>
     <w:unhideWhenUsed/>
     <w:qFormat/>
+    <w:pPr>
+      <w:spacing w:line="276" w:lineRule="auto"/>
+      <w:jc w:val="both"/>
+    </w:pPr>
+    <w:rPr>
+      <w:rFonts w:ascii="Times New Roman" w:eastAsia="Times New Roman" w:hAnsi="Times New Roman"/>
+      <w:color w:val="000000"/>
+      <w:sz w:val="24"/>
+    </w:rPr>
     <w:tblPr>
       <w:tblInd w:type="dxa" w:w="0"/>
       <w:tblCellMar>
@@ -14063,25 +14158,42 @@
     <w:pPr>
       <w:keepNext/>
       <w:keepLines/>
-      <w:spacing w:after="0"/>
+      <w:spacing w:after="0" w:line="276" w:lineRule="auto"/>
+      <w:jc w:val="both"/>
     </w:pPr>
     <w:rPr>
+      <w:rFonts w:ascii="Times New Roman" w:eastAsia="Times New Roman" w:hAnsi="Times New Roman"/>
       <w:b/>
+      <w:color w:val="000000"/>
+      <w:sz w:val="24"/>
     </w:rPr>
   </w:style>
   <w:style w:customStyle="1" w:styleId="Definition" w:type="paragraph">
     <w:name w:val="Definition"/>
     <w:basedOn w:val="Normal"/>
+    <w:pPr>
+      <w:spacing w:line="276" w:lineRule="auto"/>
+      <w:jc w:val="both"/>
+    </w:pPr>
+    <w:rPr>
+      <w:rFonts w:ascii="Times New Roman" w:eastAsia="Times New Roman" w:hAnsi="Times New Roman"/>
+      <w:color w:val="000000"/>
+      <w:sz w:val="24"/>
+    </w:rPr>
   </w:style>
   <w:style w:styleId="Caption" w:type="paragraph">
     <w:name w:val="Caption"/>
     <w:basedOn w:val="Normal"/>
     <w:link w:val="BodyTextChar"/>
     <w:pPr>
-      <w:spacing w:after="120" w:before="0"/>
+      <w:spacing w:after="120" w:before="0" w:line="276" w:lineRule="auto"/>
+      <w:jc w:val="both"/>
     </w:pPr>
     <w:rPr>
+      <w:rFonts w:ascii="Times New Roman" w:eastAsia="Times New Roman" w:hAnsi="Times New Roman"/>
       <w:i/>
+      <w:color w:val="000000"/>
+      <w:sz w:val="24"/>
     </w:rPr>
   </w:style>
   <w:style w:customStyle="1" w:styleId="TableCaption" w:type="paragraph">
@@ -14089,44 +14201,90 @@
     <w:basedOn w:val="Caption"/>
     <w:pPr>
       <w:keepNext/>
+      <w:spacing w:line="276" w:lineRule="auto"/>
+      <w:jc w:val="both"/>
     </w:pPr>
+    <w:rPr>
+      <w:rFonts w:ascii="Times New Roman" w:eastAsia="Times New Roman" w:hAnsi="Times New Roman"/>
+      <w:color w:val="000000"/>
+      <w:sz w:val="24"/>
+    </w:rPr>
   </w:style>
   <w:style w:customStyle="1" w:styleId="ImageCaption" w:type="paragraph">
     <w:name w:val="Image Caption"/>
     <w:basedOn w:val="Caption"/>
+    <w:pPr>
+      <w:spacing w:line="276" w:lineRule="auto"/>
+      <w:jc w:val="both"/>
+    </w:pPr>
+    <w:rPr>
+      <w:rFonts w:ascii="Times New Roman" w:eastAsia="Times New Roman" w:hAnsi="Times New Roman"/>
+      <w:color w:val="000000"/>
+      <w:sz w:val="24"/>
+    </w:rPr>
   </w:style>
   <w:style w:customStyle="1" w:styleId="Figure" w:type="paragraph">
     <w:name w:val="Figure"/>
     <w:basedOn w:val="Normal"/>
+    <w:pPr>
+      <w:spacing w:line="276" w:lineRule="auto"/>
+      <w:jc w:val="both"/>
+    </w:pPr>
+    <w:rPr>
+      <w:rFonts w:ascii="Times New Roman" w:eastAsia="Times New Roman" w:hAnsi="Times New Roman"/>
+      <w:color w:val="000000"/>
+      <w:sz w:val="24"/>
+    </w:rPr>
   </w:style>
   <w:style w:customStyle="1" w:styleId="CaptionedFigure" w:type="paragraph">
     <w:name w:val="Captioned Figure"/>
     <w:basedOn w:val="Figure"/>
     <w:pPr>
       <w:keepNext/>
+      <w:spacing w:line="276" w:lineRule="auto"/>
+      <w:jc w:val="both"/>
     </w:pPr>
+    <w:rPr>
+      <w:rFonts w:ascii="Times New Roman" w:eastAsia="Times New Roman" w:hAnsi="Times New Roman"/>
+      <w:color w:val="000000"/>
+      <w:sz w:val="24"/>
+    </w:rPr>
   </w:style>
   <w:style w:customStyle="1" w:styleId="BodyTextChar" w:type="character">
     <w:name w:val="Body Text Char"/>
     <w:basedOn w:val="DefaultParagraphFont"/>
     <w:link w:val="BodyText"/>
+    <w:rPr>
+      <w:rFonts w:ascii="Times New Roman" w:eastAsia="Times New Roman" w:hAnsi="Times New Roman"/>
+      <w:color w:val="000000"/>
+      <w:sz w:val="24"/>
+    </w:rPr>
   </w:style>
   <w:style w:customStyle="1" w:styleId="VerbatimChar" w:type="character">
     <w:name w:val="Verbatim Char"/>
     <w:basedOn w:val="BodyTextChar"/>
     <w:rPr>
-      <w:rFonts w:ascii="Consolas" w:hAnsi="Consolas"/>
-      <w:sz w:val="22"/>
+      <w:rFonts w:ascii="Times New Roman" w:eastAsia="Times New Roman" w:hAnsi="Times New Roman"/>
+      <w:color w:val="000000"/>
+      <w:sz w:val="24"/>
     </w:rPr>
   </w:style>
   <w:style w:customStyle="1" w:styleId="SectionNumber" w:type="character">
     <w:name w:val="Section Number"/>
     <w:basedOn w:val="BodyTextChar"/>
+    <w:rPr>
+      <w:rFonts w:ascii="Times New Roman" w:eastAsia="Times New Roman" w:hAnsi="Times New Roman"/>
+      <w:color w:val="000000"/>
+      <w:sz w:val="24"/>
+    </w:rPr>
   </w:style>
   <w:style w:styleId="FootnoteReference" w:type="character">
     <w:name w:val="Footnote Reference"/>
     <w:basedOn w:val="BodyTextChar"/>
     <w:rPr>
+      <w:rFonts w:ascii="Times New Roman" w:eastAsia="Times New Roman" w:hAnsi="Times New Roman"/>
+      <w:color w:val="000000"/>
+      <w:sz w:val="24"/>
       <w:vertAlign w:val="superscript"/>
     </w:rPr>
   </w:style>
@@ -14134,7 +14292,9 @@
     <w:name w:val="Hyperlink"/>
     <w:basedOn w:val="BodyTextChar"/>
     <w:rPr>
-      <w:color w:themeColor="accent1" w:val="4F81BD"/>
+      <w:rFonts w:ascii="Times New Roman" w:eastAsia="Times New Roman" w:hAnsi="Times New Roman"/>
+      <w:color w:val="000000"/>
+      <w:sz w:val="24"/>
     </w:rPr>
   </w:style>
   <w:style w:styleId="TOCHeading" w:type="paragraph">
@@ -14145,14 +14305,16 @@
     <w:unhideWhenUsed/>
     <w:qFormat/>
     <w:pPr>
-      <w:spacing w:before="240" w:line="259" w:lineRule="auto"/>
+      <w:spacing w:before="240" w:line="276" w:lineRule="auto"/>
+      <w:jc w:val="both"/>
       <w:outlineLvl w:val="9"/>
     </w:pPr>
     <w:rPr>
-      <w:rFonts w:asciiTheme="majorHAnsi" w:cstheme="majorBidi" w:eastAsiaTheme="majorEastAsia" w:hAnsiTheme="majorHAnsi"/>
+      <w:rFonts w:ascii="Times New Roman" w:asciiTheme="majorHAnsi" w:cstheme="majorBidi" w:eastAsia="Times New Roman" w:eastAsiaTheme="majorEastAsia" w:hAnsi="Times New Roman" w:hAnsiTheme="majorHAnsi"/>
       <w:b w:val="0"/>
       <w:bCs w:val="0"/>
-      <w:color w:themeColor="accent1" w:themeShade="BF" w:val="365F91"/>
+      <w:color w:val="000000"/>
+      <w:sz w:val="24"/>
     </w:rPr>
   </w:style>
   <w:style w:type="paragraph" w:customStyle="1" w:styleId="SourceCode">

--- a/p4/submission/apbr_package/01_manuscript_blinded.docx
+++ b/p4/submission/apbr_package/01_manuscript_blinded.docx
@@ -263,7 +263,7 @@
       </w:r>
     </w:p>
     <w:bookmarkEnd w:id="20"/>
-    <w:bookmarkStart w:id="25" w:name="Xe3d0fc0bea9a42ce7605565d0964033d7f6ee47"/>
+    <w:bookmarkStart w:id="25" w:name="introduction"/>
     <w:p>
       <w:pPr>
         <w:pStyle w:val="Heading2"/>
@@ -272,7 +272,7 @@
         <w:t xml:space="preserve">1 Introduction</w:t>
       </w:r>
     </w:p>
-    <w:bookmarkStart w:id="21" w:name="Xe5b26b80b1cffd635bf6d81ca2944b40daaf62d"/>
+    <w:bookmarkStart w:id="21" w:name="background-and-motivation"/>
     <w:p>
       <w:pPr>
         <w:pStyle w:val="Heading3"/>
@@ -322,7 +322,7 @@
         <w:t xml:space="preserve"> </w:t>
       </w:r>
       <w:r>
-        <w:t xml:space="preserve">inverted-U as the modal empirical pattern (Marano et al. 2016). Much of</w:t>
+        <w:t xml:space="preserve">inverted-U as the modal empirical pattern (Marano et al. 2016). Much of</w:t>
       </w:r>
       <w:r>
         <w:t xml:space="preserve"> </w:t>
@@ -346,13 +346,13 @@
         <w:t xml:space="preserve"> </w:t>
       </w:r>
       <w:r>
-        <w:t xml:space="preserve">et al. 2008) and may not capture how the I–P curve behaves in a digitally</w:t>
-      </w:r>
-      <w:r>
-        <w:t xml:space="preserve"> </w:t>
-      </w:r>
-      <w:r>
-        <w:t xml:space="preserve">advanced environment. Singapore's digital maturity is empirically grounded:</w:t>
+        <w:t xml:space="preserve">et al. 2008) and may not capture how the I–P curve behaves in a digitally</w:t>
+      </w:r>
+      <w:r>
+        <w:t xml:space="preserve"> </w:t>
+      </w:r>
+      <w:r>
+        <w:t xml:space="preserve">advanced environment. Singapore’s digital maturity is empirically grounded:</w:t>
       </w:r>
       <w:r>
         <w:t xml:space="preserve"> </w:t>
@@ -442,7 +442,7 @@
         <w:t xml:space="preserve"> </w:t>
       </w:r>
       <w:r>
-        <w:t xml:space="preserve">(Bharadwaj et al. 2013; Verhoef et al. 2021).</w:t>
+        <w:t xml:space="preserve">(Bharadwaj et al. 2013; Verhoef et al. 2021).</w:t>
       </w:r>
       <w:r>
         <w:t xml:space="preserve"> </w:t>
@@ -593,11 +593,11 @@
         <w:t xml:space="preserve"> </w:t>
       </w:r>
       <w:r>
-        <w:t xml:space="preserve">ecosystem (Bharadwaj et al. 2013; Verhoef et al. 2021).</w:t>
+        <w:t xml:space="preserve">ecosystem (Bharadwaj et al. 2013; Verhoef et al. 2021).</w:t>
       </w:r>
     </w:p>
     <w:bookmarkEnd w:id="21"/>
-    <w:bookmarkStart w:id="22" w:name="X2961a496af63dca26d6e29b654ead2e696c6fdd"/>
+    <w:bookmarkStart w:id="22" w:name="research-gap"/>
     <w:p>
       <w:pPr>
         <w:pStyle w:val="Heading3"/>
@@ -777,7 +777,7 @@
       </w:r>
     </w:p>
     <w:bookmarkEnd w:id="22"/>
-    <w:bookmarkStart w:id="23" w:name="X494b14dde48fd709c427dcfac91526fdde5ec7e"/>
+    <w:bookmarkStart w:id="23" w:name="contribution"/>
     <w:p>
       <w:pPr>
         <w:pStyle w:val="Heading3"/>
@@ -851,7 +851,7 @@
         <w:t xml:space="preserve"> </w:t>
       </w:r>
       <w:r>
-        <w:t xml:space="preserve">interaction, β=+3.119, p=.005) is the most distinctive finding and the one</w:t>
+        <w:t xml:space="preserve">interaction, β=+3.220, p=.020) is the most distinctive finding and the one</w:t>
       </w:r>
       <w:r>
         <w:t xml:space="preserve"> </w:t>
@@ -881,7 +881,7 @@
         <w:t xml:space="preserve"> </w:t>
       </w:r>
       <w:r>
-        <w:t xml:space="preserve">because the implied turning point lies near FSTS=88.6% in a sparsely</w:t>
+        <w:t xml:space="preserve">because the implied turning point lies near FSTS=85.7% in a sparsely</w:t>
       </w:r>
       <w:r>
         <w:t xml:space="preserve"> </w:t>
@@ -969,7 +969,7 @@
       </w:r>
     </w:p>
     <w:bookmarkEnd w:id="23"/>
-    <w:bookmarkStart w:id="24" w:name="Xdd618d9602139b0eee88c4277e195c55d104c48"/>
+    <w:bookmarkStart w:id="24" w:name="roadmap"/>
     <w:p>
       <w:pPr>
         <w:pStyle w:val="Heading3"/>
@@ -1006,7 +1006,7 @@
     </w:p>
     <w:bookmarkEnd w:id="24"/>
     <w:bookmarkEnd w:id="25"/>
-    <w:bookmarkStart w:id="34" w:name="X8bf20a63f0decf7b16e99d564b9958ec4fbbb23"/>
+    <w:bookmarkStart w:id="34" w:name="theory-and-hypotheses"/>
     <w:p>
       <w:pPr>
         <w:pStyle w:val="Heading2"/>
@@ -1015,7 +1015,7 @@
         <w:t xml:space="preserve">2 Theory and Hypotheses</w:t>
       </w:r>
     </w:p>
-    <w:bookmarkStart w:id="26" w:name="X9497e0c582d29cdf214e76507e8fbbcc0b6d410"/>
+    <w:bookmarkStart w:id="26" w:name="X001c1553335b0468ad48060ef103d7d22aed657"/>
     <w:p>
       <w:pPr>
         <w:pStyle w:val="Heading3"/>
@@ -1059,7 +1059,7 @@
         <w:t xml:space="preserve"> </w:t>
       </w:r>
       <w:r>
-        <w:t xml:space="preserve">further expansion. Contractor et al. (2003) extended this to a</w:t>
+        <w:t xml:space="preserve">further expansion. Contractor et al. (2003) extended this to a</w:t>
       </w:r>
       <w:r>
         <w:t xml:space="preserve"> </w:t>
@@ -1083,7 +1083,7 @@
         <w:t xml:space="preserve"> </w:t>
       </w:r>
       <w:r>
-        <w:t xml:space="preserve">range (Marano et al. 2016). A key implication is that the visibility of an</w:t>
+        <w:t xml:space="preserve">range (Marano et al. 2016). A key implication is that the visibility of an</w:t>
       </w:r>
       <w:r>
         <w:t xml:space="preserve"> </w:t>
@@ -1135,7 +1135,7 @@
       </w:r>
     </w:p>
     <w:bookmarkEnd w:id="26"/>
-    <w:bookmarkStart w:id="27" w:name="X58009fa5124754b9d12ae223bf3908d651fea58"/>
+    <w:bookmarkStart w:id="27" w:name="two-distinct-constructs-tci-and-dai"/>
     <w:p>
       <w:pPr>
         <w:pStyle w:val="Heading3"/>
@@ -1197,7 +1197,7 @@
         <w:t xml:space="preserve"> </w:t>
       </w:r>
       <w:r>
-        <w:t xml:space="preserve">(Bharadwaj et al. 2013; Verhoef et al. 2021), because the two refer to</w:t>
+        <w:t xml:space="preserve">(Bharadwaj et al. 2013; Verhoef et al. 2021), because the two refer to</w:t>
       </w:r>
       <w:r>
         <w:t xml:space="preserve"> </w:t>
@@ -1221,13 +1221,13 @@
         <w:t xml:space="preserve"> </w:t>
       </w:r>
       <w:r>
-        <w:t xml:space="preserve">Lall 1992). DAI captures the firm's uptake of digital interfaces and</w:t>
-      </w:r>
-      <w:r>
-        <w:t xml:space="preserve"> </w:t>
-      </w:r>
-      <w:r>
-        <w:t xml:space="preserve">transaction-enabling mechanisms (Bharadwaj et al. 2013), a more</w:t>
+        <w:t xml:space="preserve">Lall 1992). DAI captures the firm’s uptake of digital interfaces and</w:t>
+      </w:r>
+      <w:r>
+        <w:t xml:space="preserve"> </w:t>
+      </w:r>
+      <w:r>
+        <w:t xml:space="preserve">transaction-enabling mechanisms (Bharadwaj et al. 2013), a more</w:t>
       </w:r>
       <w:r>
         <w:t xml:space="preserve"> </w:t>
@@ -1239,7 +1239,37 @@
         <w:t xml:space="preserve"> </w:t>
       </w:r>
       <w:r>
-        <w:t xml:space="preserve">surrounding digital ecosystem (Verhoef et al. 2021). The label "digital adoption" is more defensible than "digital capability"</w:t>
+        <w:t xml:space="preserve">surrounding digital ecosystem (Verhoef et al. 2021). The label</w:t>
+      </w:r>
+      <w:r>
+        <w:t xml:space="preserve"> </w:t>
+      </w:r>
+      <w:r>
+        <w:t xml:space="preserve">“</w:t>
+      </w:r>
+      <w:r>
+        <w:t xml:space="preserve">digital adoption</w:t>
+      </w:r>
+      <w:r>
+        <w:t xml:space="preserve">”</w:t>
+      </w:r>
+      <w:r>
+        <w:t xml:space="preserve"> </w:t>
+      </w:r>
+      <w:r>
+        <w:t xml:space="preserve">is more defensible than</w:t>
+      </w:r>
+      <w:r>
+        <w:t xml:space="preserve"> </w:t>
+      </w:r>
+      <w:r>
+        <w:t xml:space="preserve">“</w:t>
+      </w:r>
+      <w:r>
+        <w:t xml:space="preserve">digital capability</w:t>
+      </w:r>
+      <w:r>
+        <w:t xml:space="preserve">”</w:t>
       </w:r>
       <w:r>
         <w:t xml:space="preserve"> </w:t>
@@ -1257,7 +1287,7 @@
         <w:t xml:space="preserve"> </w:t>
       </w:r>
       <w:r>
-        <w:t xml:space="preserve">Verhoef et al. (2021) hierarchy, website presence (c22b) corresponds to</w:t>
+        <w:t xml:space="preserve">Verhoef et al. (2021) hierarchy, website presence (c22b) corresponds to</w:t>
       </w:r>
       <w:r>
         <w:t xml:space="preserve"> </w:t>
@@ -1293,7 +1323,25 @@
         <w:t xml:space="preserve"> </w:t>
       </w:r>
       <w:r>
-        <w:t xml:space="preserve">platform orchestration). A broad "digital capability" label would overstate</w:t>
+        <w:t xml:space="preserve">platform orchestration). A broad</w:t>
+      </w:r>
+      <w:r>
+        <w:t xml:space="preserve"> </w:t>
+      </w:r>
+      <w:r>
+        <w:t xml:space="preserve">“</w:t>
+      </w:r>
+      <w:r>
+        <w:t xml:space="preserve">digital capability</w:t>
+      </w:r>
+      <w:r>
+        <w:t xml:space="preserve">”</w:t>
+      </w:r>
+      <w:r>
+        <w:t xml:space="preserve"> </w:t>
+      </w:r>
+      <w:r>
+        <w:t xml:space="preserve">label would overstate</w:t>
       </w:r>
       <w:r>
         <w:t xml:space="preserve"> </w:t>
@@ -1321,7 +1369,7 @@
       </w:r>
     </w:p>
     <w:bookmarkEnd w:id="27"/>
-    <w:bookmarkStart w:id="32" w:name="Xfeb3205642325e47f2817bab2cc060c9f999b02"/>
+    <w:bookmarkStart w:id="32" w:name="hypothesis-development"/>
     <w:p>
       <w:pPr>
         <w:pStyle w:val="Heading3"/>
@@ -1330,7 +1378,7 @@
         <w:t xml:space="preserve">2.3 Hypothesis development</w:t>
       </w:r>
     </w:p>
-    <w:bookmarkStart w:id="28" w:name="X9de0e934912487c2b2355f424516474f67bf4ef"/>
+    <w:bookmarkStart w:id="28" w:name="tci-direct-effect-on-productivity"/>
     <w:p>
       <w:pPr>
         <w:pStyle w:val="Heading4"/>
@@ -1386,7 +1434,7 @@
         <w:t xml:space="preserve"> </w:t>
       </w:r>
       <w:r>
-        <w:t xml:space="preserve">and learning routines (Avenyo et al. 2021; Krammer et al. 2018).</w:t>
+        <w:t xml:space="preserve">and learning routines (Avenyo et al. 2021; Krammer et al. 2018).</w:t>
       </w:r>
       <w:r>
         <w:t xml:space="preserve"> </w:t>
@@ -1398,7 +1446,7 @@
         <w:t xml:space="preserve"> </w:t>
       </w:r>
       <w:r>
-        <w:t xml:space="preserve">Singapore's advanced-economy context, when firms invest more deeply in</w:t>
+        <w:t xml:space="preserve">Singapore’s advanced-economy context, when firms invest more deeply in</w:t>
       </w:r>
       <w:r>
         <w:t xml:space="preserve"> </w:t>
@@ -1416,7 +1464,7 @@
         <w:t xml:space="preserve"> </w:t>
       </w:r>
       <w:r>
-        <w:t xml:space="preserve">firm's operational efficiency and learning routines (Lall 1992; Cohen &amp;</w:t>
+        <w:t xml:space="preserve">firm’s operational efficiency and learning routines (Lall 1992; Cohen &amp;</w:t>
       </w:r>
       <w:r>
         <w:t xml:space="preserve"> </w:t>
@@ -1432,7 +1480,7 @@
       </w:r>
     </w:p>
     <w:bookmarkEnd w:id="28"/>
-    <w:bookmarkStart w:id="29" w:name="Xd77aef7f084e33ec0dd33a50710ed9d88a5bd5f"/>
+    <w:bookmarkStart w:id="29" w:name="tci-moderation-of-the-ip-relationship"/>
     <w:p>
       <w:pPr>
         <w:pStyle w:val="Heading4"/>
@@ -1534,7 +1582,7 @@
       </w:r>
     </w:p>
     <w:bookmarkEnd w:id="29"/>
-    <w:bookmarkStart w:id="30" w:name="Xca797cdf899e8025c95598929e8214dfe008510"/>
+    <w:bookmarkStart w:id="30" w:name="dai-direct-effect-on-productivity"/>
     <w:p>
       <w:pPr>
         <w:pStyle w:val="Heading4"/>
@@ -1620,13 +1668,13 @@
         <w:t xml:space="preserve"> </w:t>
       </w:r>
       <w:r>
-        <w:t xml:space="preserve">those digital channels are actually used (Bharadwaj et al. 2013; Verhoef</w:t>
-      </w:r>
-      <w:r>
-        <w:t xml:space="preserve"> </w:t>
-      </w:r>
-      <w:r>
-        <w:t xml:space="preserve">et al. 2021), until a level of export intensity is reached at which</w:t>
+        <w:t xml:space="preserve">those digital channels are actually used (Bharadwaj et al. 2013; Verhoef</w:t>
+      </w:r>
+      <w:r>
+        <w:t xml:space="preserve"> </w:t>
+      </w:r>
+      <w:r>
+        <w:t xml:space="preserve">et al. 2021), until a level of export intensity is reached at which</w:t>
       </w:r>
       <w:r>
         <w:t xml:space="preserve"> </w:t>
@@ -1636,7 +1684,7 @@
       </w:r>
     </w:p>
     <w:bookmarkEnd w:id="30"/>
-    <w:bookmarkStart w:id="31" w:name="Xb90d981e4efafb918608a9cc7d37012dec59e7b"/>
+    <w:bookmarkStart w:id="31" w:name="X4a1dd7965a5d35ccd8d325197ae2dd2e833f047"/>
     <w:p>
       <w:pPr>
         <w:pStyle w:val="Heading4"/>
@@ -1832,7 +1880,7 @@
         <w:t xml:space="preserve"> </w:t>
       </w:r>
       <w:r>
-        <w:t xml:space="preserve">positive quadratic coefficient implies that DAI's contribution grows</w:t>
+        <w:t xml:space="preserve">positive quadratic coefficient implies that DAI’s contribution grows</w:t>
       </w:r>
       <w:r>
         <w:t xml:space="preserve"> </w:t>
@@ -2006,7 +2054,7 @@
     </w:p>
     <w:bookmarkEnd w:id="31"/>
     <w:bookmarkEnd w:id="32"/>
-    <w:bookmarkStart w:id="33" w:name="X120be97a373b91b5bab21d44e9895db7ca01e76"/>
+    <w:bookmarkStart w:id="33" w:name="conceptual-model"/>
     <w:p>
       <w:pPr>
         <w:pStyle w:val="Heading3"/>
@@ -2184,7 +2232,7 @@
         <w:t xml:space="preserve"> </w:t>
       </w:r>
       <w:r>
-        <w:t xml:space="preserve">~88.6% FSTS, bootstrap CI [53%, 253%]) is grounded in</w:t>
+        <w:t xml:space="preserve">~85.7% FSTS, bootstrap CI [58%, 398%]) is grounded in</w:t>
       </w:r>
       <w:r>
         <w:t xml:space="preserve"> </w:t>
@@ -2208,7 +2256,7 @@
         <w:t xml:space="preserve"> </w:t>
       </w:r>
       <w:r>
-        <w:t xml:space="preserve">.303). H1-TCI: technological capability (TCI_z, RBV: Barney, 1991)</w:t>
+        <w:t xml:space="preserve">.346). H1-TCI: technological capability (TCI_z, RBV: Barney, 1991)</w:t>
       </w:r>
       <w:r>
         <w:t xml:space="preserve"> </w:t>
@@ -2285,7 +2333,7 @@
     </w:p>
     <w:bookmarkEnd w:id="33"/>
     <w:bookmarkEnd w:id="34"/>
-    <w:bookmarkStart w:id="43" w:name="X167a2da0345881bf36eef0606d50b1063a572d3"/>
+    <w:bookmarkStart w:id="43" w:name="methods"/>
     <w:p>
       <w:pPr>
         <w:pStyle w:val="Heading2"/>
@@ -2294,7 +2342,7 @@
         <w:t xml:space="preserve">3 Methods</w:t>
       </w:r>
     </w:p>
-    <w:bookmarkStart w:id="35" w:name="X7539fb3dc2f98232f41138bc75cab658563f4ee"/>
+    <w:bookmarkStart w:id="35" w:name="data"/>
     <w:p>
       <w:pPr>
         <w:pStyle w:val="Heading3"/>
@@ -2374,7 +2422,7 @@
         <w:t xml:space="preserve"> </w:t>
       </w:r>
       <w:r>
-        <w:t xml:space="preserve">export-oriented multinationals that account for most of Singapore's</w:t>
+        <w:t xml:space="preserve">export-oriented multinationals that account for most of Singapore’s</w:t>
       </w:r>
       <w:r>
         <w:t xml:space="preserve"> </w:t>
@@ -2386,7 +2434,7 @@
         <w:t xml:space="preserve"> </w:t>
       </w:r>
       <w:r>
-        <w:t xml:space="preserve">representative of Singapore's SME sector rather than the national export</w:t>
+        <w:t xml:space="preserve">representative of Singapore’s SME sector rather than the national export</w:t>
       </w:r>
       <w:r>
         <w:t xml:space="preserve"> </w:t>
@@ -2470,7 +2518,7 @@
         <w:t xml:space="preserve"> </w:t>
       </w:r>
       <w:r>
-        <w:t xml:space="preserve">equivalence-test result (p = .303) in Section 4.2 should therefore be</w:t>
+        <w:t xml:space="preserve">equivalence-test result (p = .346) in Section 4.2 should therefore be</w:t>
       </w:r>
       <w:r>
         <w:t xml:space="preserve"> </w:t>
@@ -2498,7 +2546,7 @@
       </w:r>
     </w:p>
     <w:bookmarkEnd w:id="35"/>
-    <w:bookmarkStart w:id="40" w:name="Xbcf9f12e79107fa2c089aaf13fc6c4fb773f1c2"/>
+    <w:bookmarkStart w:id="40" w:name="variables"/>
     <w:p>
       <w:pPr>
         <w:pStyle w:val="Heading3"/>
@@ -2507,7 +2555,7 @@
         <w:t xml:space="preserve">3.2 Variables</w:t>
       </w:r>
     </w:p>
-    <w:bookmarkStart w:id="36" w:name="X7e58563e31c3ad002492190dd8d5308423faaad"/>
+    <w:bookmarkStart w:id="36" w:name="dependent-variable"/>
     <w:p>
       <w:pPr>
         <w:pStyle w:val="Heading4"/>
@@ -2557,17 +2605,11 @@
         <w:t xml:space="preserve"> </w:t>
       </w:r>
       <w:r>
-        <w:t xml:space="preserve">absorbed by the intercept. To reduce outlier sensitivity, the dependent</w:t>
-      </w:r>
-      <w:r>
-        <w:t xml:space="preserve"> </w:t>
-      </w:r>
-      <w:r>
-        <w:t xml:space="preserve">variable is winsorized at the 1st and 99th percentiles.</w:t>
+        <w:t xml:space="preserve">absorbed by the intercept.</w:t>
       </w:r>
     </w:p>
     <w:bookmarkEnd w:id="36"/>
-    <w:bookmarkStart w:id="37" w:name="X2cdc78afcfd9a4441a0b7b899a2b559f49a455a"/>
+    <w:bookmarkStart w:id="37" w:name="focal-independent-variable"/>
     <w:p>
       <w:pPr>
         <w:pStyle w:val="Heading4"/>
@@ -2611,11 +2653,11 @@
         <w:t xml:space="preserve"> </w:t>
       </w:r>
       <w:r>
-        <w:t xml:space="preserve">not a material concern (O'Brien 2007).</w:t>
+        <w:t xml:space="preserve">not a material concern (O’Brien 2007).</w:t>
       </w:r>
     </w:p>
     <w:bookmarkEnd w:id="37"/>
-    <w:bookmarkStart w:id="38" w:name="X5885cfa65cddf1d15b27f59176f9dbae5a8c10a"/>
+    <w:bookmarkStart w:id="38" w:name="tci-and-dai-composites"/>
     <w:p>
       <w:pPr>
         <w:pStyle w:val="Heading4"/>
@@ -2659,7 +2701,7 @@
         <w:t xml:space="preserve"> </w:t>
       </w:r>
       <w:r>
-        <w:t xml:space="preserve">quality certification. DAI captures firms' uptake of foundational digital</w:t>
+        <w:t xml:space="preserve">quality certification. DAI captures firms’ uptake of foundational digital</w:t>
       </w:r>
       <w:r>
         <w:t xml:space="preserve"> </w:t>
@@ -2689,7 +2731,31 @@
         <w:t xml:space="preserve"> </w:t>
       </w:r>
       <w:r>
-        <w:t xml:space="preserve">coefficients are interpretable in standard-deviation units.</w:t>
+        <w:t xml:space="preserve">coefficients are interpretable in standard-deviation units. Empirically,</w:t>
+      </w:r>
+      <w:r>
+        <w:t xml:space="preserve"> </w:t>
+      </w:r>
+      <w:r>
+        <w:t xml:space="preserve">the two standardized indices are distinct in the Singapore sample</w:t>
+      </w:r>
+      <w:r>
+        <w:t xml:space="preserve"> </w:t>
+      </w:r>
+      <w:r>
+        <w:t xml:space="preserve">(composite correlation r = 0.13; under 2 % shared variance), consistent</w:t>
+      </w:r>
+      <w:r>
+        <w:t xml:space="preserve"> </w:t>
+      </w:r>
+      <w:r>
+        <w:t xml:space="preserve">with treating them as separate firm-level domains rather than one</w:t>
+      </w:r>
+      <w:r>
+        <w:t xml:space="preserve"> </w:t>
+      </w:r>
+      <w:r>
+        <w:t xml:space="preserve">redundant construct.</w:t>
       </w:r>
     </w:p>
     <w:p>
@@ -2770,7 +2836,7 @@
         <w:t xml:space="preserve"> </w:t>
       </w:r>
       <w:r>
-        <w:t xml:space="preserve">variation that the Tier-1 presence indicator lacks in Singapore's</w:t>
+        <w:t xml:space="preserve">variation that the Tier-1 presence indicator lacks in Singapore’s</w:t>
       </w:r>
       <w:r>
         <w:t xml:space="preserve"> </w:t>
@@ -2795,7 +2861,7 @@
       </w:r>
     </w:p>
     <w:bookmarkEnd w:id="38"/>
-    <w:bookmarkStart w:id="39" w:name="X7f318314f3a5164dbb5d2e2bfe8bd11c34b488e"/>
+    <w:bookmarkStart w:id="39" w:name="controls"/>
     <w:p>
       <w:pPr>
         <w:pStyle w:val="Heading4"/>
@@ -2862,7 +2928,7 @@
     </w:p>
     <w:bookmarkEnd w:id="39"/>
     <w:bookmarkEnd w:id="40"/>
-    <w:bookmarkStart w:id="41" w:name="X84482d10811f20e2a246857c008316fafc15eb6"/>
+    <w:bookmarkStart w:id="41" w:name="Xf0d337b7871f1e30984357ede4c26fad3ab0772"/>
     <w:p>
       <w:pPr>
         <w:pStyle w:val="Heading3"/>
@@ -2962,53 +3028,145 @@
       <w:r>
         <w:t xml:space="preserve">ln(LP) = α + β₁·FSTS_c + β₂·FSTS_c² + β₃·TCI + β₄·DAI + β₅·(FSTS_c × DAI)</w:t>
       </w:r>
+      <w:r>
+        <w:t xml:space="preserve"> </w:t>
+      </w:r>
+      <w:r>
+        <w:t xml:space="preserve">+ β₆·(FSTS_c² × DAI) + γ·controls + ε. A supplementary specification</w:t>
+      </w:r>
+      <w:r>
+        <w:t xml:space="preserve"> </w:t>
+      </w:r>
+      <w:r>
+        <w:t xml:space="preserve">replaces the DAI interaction block with analogous TCI interaction terms to</w:t>
+      </w:r>
+      <w:r>
+        <w:t xml:space="preserve"> </w:t>
+      </w:r>
+      <w:r>
+        <w:t xml:space="preserve">assess whether TCI moderation is detectable beyond its direct association.</w:t>
+      </w:r>
+      <w:r>
+        <w:t xml:space="preserve"> </w:t>
+      </w:r>
+      <w:r>
+        <w:t xml:space="preserve">Following Haans et al. (2016), the Lind and Mehlum (2010) test assesses the</w:t>
+      </w:r>
+      <w:r>
+        <w:t xml:space="preserve"> </w:t>
+      </w:r>
+      <w:r>
+        <w:t xml:space="preserve">quadratic shape formally, and a joint F-test on the two DAI interaction</w:t>
+      </w:r>
+      <w:r>
+        <w:t xml:space="preserve"> </w:t>
+      </w:r>
+      <w:r>
+        <w:t xml:space="preserve">terms and Cohen’s f² assess joint significance and effect size (Aguinis et</w:t>
+      </w:r>
+      <w:r>
+        <w:t xml:space="preserve"> </w:t>
+      </w:r>
+      <w:r>
+        <w:t xml:space="preserve">al. 2005; Cohen 1988).</w:t>
+      </w:r>
     </w:p>
     <w:p>
       <w:pPr>
-        <w:numPr>
-          <w:ilvl w:val="0"/>
-          <w:numId w:val="1001"/>
-        </w:numPr>
-        <w:pStyle w:val="Compact"/>
+        <w:pStyle w:val="BodyText"/>
       </w:pPr>
       <w:r>
-        <w:t xml:space="preserve">β₆·(FSTS_c² × DAI) + γ·controls + ε. A supplementary specification</w:t>
-      </w:r>
-      <w:r>
-        <w:t xml:space="preserve"> </w:t>
-      </w:r>
-      <w:r>
-        <w:t xml:space="preserve">replaces the DAI interaction block with analogous TCI interaction terms to</w:t>
-      </w:r>
-      <w:r>
-        <w:t xml:space="preserve"> </w:t>
-      </w:r>
-      <w:r>
-        <w:t xml:space="preserve">assess whether TCI moderation is detectable beyond its direct association.</w:t>
-      </w:r>
-      <w:r>
-        <w:t xml:space="preserve"> </w:t>
-      </w:r>
-      <w:r>
-        <w:t xml:space="preserve">Following Haans et al. (2016), the Lind and Mehlum (2010) test assesses the</w:t>
-      </w:r>
-      <w:r>
-        <w:t xml:space="preserve"> </w:t>
-      </w:r>
-      <w:r>
-        <w:t xml:space="preserve">quadratic shape formally, and a joint F-test on the two DAI interaction</w:t>
-      </w:r>
-      <w:r>
-        <w:t xml:space="preserve"> </w:t>
-      </w:r>
-      <w:r>
-        <w:t xml:space="preserve">terms and Cohen's f² assess joint significance and effect size (Aguinis et</w:t>
-      </w:r>
-      <w:r>
-        <w:t xml:space="preserve"> </w:t>
-      </w:r>
-      <w:r>
-        <w:t xml:space="preserve">al. 2005; Cohen 1988).</w:t>
+        <w:rPr>
+          <w:bCs/>
+          <w:b/>
+        </w:rPr>
+        <w:t xml:space="preserve">Choice of OLS as primary specification.</w:t>
+      </w:r>
+      <w:r>
+        <w:t xml:space="preserve"> </w:t>
+      </w:r>
+      <w:r>
+        <w:t xml:space="preserve">Because the single-wave WBES</w:t>
+      </w:r>
+      <w:r>
+        <w:t xml:space="preserve"> </w:t>
+      </w:r>
+      <w:r>
+        <w:t xml:space="preserve">Singapore 2023 design offers no instrument satisfying the exclusion</w:t>
+      </w:r>
+      <w:r>
+        <w:t xml:space="preserve"> </w:t>
+      </w:r>
+      <w:r>
+        <w:t xml:space="preserve">restriction for export intensity or digital adoption (no within-frame</w:t>
+      </w:r>
+      <w:r>
+        <w:t xml:space="preserve"> </w:t>
+      </w:r>
+      <w:r>
+        <w:t xml:space="preserve">variation in trade costs, export-promotion eligibility, or broadband-rollout</w:t>
+      </w:r>
+      <w:r>
+        <w:t xml:space="preserve"> </w:t>
+      </w:r>
+      <w:r>
+        <w:t xml:space="preserve">timing), OLS with HC1 robust standard errors is the primary specification,</w:t>
+      </w:r>
+      <w:r>
+        <w:t xml:space="preserve"> </w:t>
+      </w:r>
+      <w:r>
+        <w:t xml:space="preserve">following Wolfolds and Siegel (2019), who find that a Heckman two-step</w:t>
+      </w:r>
+      <w:r>
+        <w:t xml:space="preserve"> </w:t>
+      </w:r>
+      <w:r>
+        <w:t xml:space="preserve">correction</w:t>
+      </w:r>
+      <w:r>
+        <w:t xml:space="preserve"> </w:t>
+      </w:r>
+      <w:r>
+        <w:rPr>
+          <w:iCs/>
+          <w:i/>
+        </w:rPr>
+        <w:t xml:space="preserve">without</w:t>
+      </w:r>
+      <w:r>
+        <w:t xml:space="preserve"> </w:t>
+      </w:r>
+      <w:r>
+        <w:t xml:space="preserve">a credible exclusion restriction can be more biased</w:t>
+      </w:r>
+      <w:r>
+        <w:t xml:space="preserve"> </w:t>
+      </w:r>
+      <w:r>
+        <w:t xml:space="preserve">than the OLS baseline it corrects. A reduced-form inverse-Mills-ratio</w:t>
+      </w:r>
+      <w:r>
+        <w:t xml:space="preserve"> </w:t>
+      </w:r>
+      <w:r>
+        <w:t xml:space="preserve">diagnostic is reported in Section 3.4; inferential claims are bounded to</w:t>
+      </w:r>
+      <w:r>
+        <w:t xml:space="preserve"> </w:t>
+      </w:r>
+      <w:r>
+        <w:t xml:space="preserve">within-context associations.</w:t>
+      </w:r>
+    </w:p>
+    <w:bookmarkEnd w:id="41"/>
+    <w:bookmarkStart w:id="42" w:name="X0fcf099929e626b10071b523c2c83735d5a4cd9"/>
+    <w:p>
+      <w:pPr>
+        <w:pStyle w:val="Heading3"/>
+      </w:pPr>
+      <w:r>
+        <w:t xml:space="preserve">3.4 Boundary conditions and identification scope</w:t>
       </w:r>
     </w:p>
     <w:p>
@@ -3016,111 +3174,13 @@
         <w:pStyle w:val="FirstParagraph"/>
       </w:pPr>
       <w:r>
-        <w:rPr>
-          <w:bCs/>
-          <w:b/>
-        </w:rPr>
-        <w:t xml:space="preserve">Choice of OLS as primary specification.</w:t>
-      </w:r>
-      <w:r>
-        <w:t xml:space="preserve"> </w:t>
-      </w:r>
-      <w:r>
-        <w:t xml:space="preserve">Because the single-wave WBES</w:t>
-      </w:r>
-      <w:r>
-        <w:t xml:space="preserve"> </w:t>
-      </w:r>
-      <w:r>
-        <w:t xml:space="preserve">Singapore 2023 design offers no instrument satisfying the exclusion</w:t>
-      </w:r>
-      <w:r>
-        <w:t xml:space="preserve"> </w:t>
-      </w:r>
-      <w:r>
-        <w:t xml:space="preserve">restriction for export intensity or digital adoption (no within-frame</w:t>
-      </w:r>
-      <w:r>
-        <w:t xml:space="preserve"> </w:t>
-      </w:r>
-      <w:r>
-        <w:t xml:space="preserve">variation in trade costs, export-promotion eligibility, or broadband-rollout</w:t>
-      </w:r>
-      <w:r>
-        <w:t xml:space="preserve"> </w:t>
-      </w:r>
-      <w:r>
-        <w:t xml:space="preserve">timing), OLS with HC1 robust standard errors is the primary specification,</w:t>
-      </w:r>
-      <w:r>
-        <w:t xml:space="preserve"> </w:t>
-      </w:r>
-      <w:r>
-        <w:t xml:space="preserve">following Wolfolds and Siegel (2019), who find that a Heckman two-step</w:t>
-      </w:r>
-      <w:r>
-        <w:t xml:space="preserve"> </w:t>
-      </w:r>
-      <w:r>
-        <w:t xml:space="preserve">correction</w:t>
-      </w:r>
-      <w:r>
-        <w:t xml:space="preserve"> </w:t>
-      </w:r>
-      <w:r>
-        <w:rPr>
-          <w:iCs/>
-          <w:i/>
-        </w:rPr>
-        <w:t xml:space="preserve">without</w:t>
-      </w:r>
-      <w:r>
-        <w:t xml:space="preserve"> </w:t>
-      </w:r>
-      <w:r>
-        <w:t xml:space="preserve">a credible exclusion restriction can be more biased</w:t>
-      </w:r>
-      <w:r>
-        <w:t xml:space="preserve"> </w:t>
-      </w:r>
-      <w:r>
-        <w:t xml:space="preserve">than the OLS baseline it corrects. A reduced-form inverse-Mills-ratio</w:t>
-      </w:r>
-      <w:r>
-        <w:t xml:space="preserve"> </w:t>
-      </w:r>
-      <w:r>
-        <w:t xml:space="preserve">diagnostic is reported in Section 3.4; inferential claims are bounded to</w:t>
-      </w:r>
-      <w:r>
-        <w:t xml:space="preserve"> </w:t>
-      </w:r>
-      <w:r>
-        <w:t xml:space="preserve">within-context associations.</w:t>
-      </w:r>
-    </w:p>
-    <w:bookmarkEnd w:id="41"/>
-    <w:bookmarkStart w:id="42" w:name="X4758c326240d97a48e7d79456dba8f6cc5c46be"/>
-    <w:p>
-      <w:pPr>
-        <w:pStyle w:val="Heading3"/>
-      </w:pPr>
-      <w:r>
-        <w:t xml:space="preserve">3.4 Boundary conditions and identification scope</w:t>
-      </w:r>
-    </w:p>
-    <w:p>
-      <w:pPr>
-        <w:pStyle w:val="FirstParagraph"/>
-      </w:pPr>
-      <w:r>
         <w:t xml:space="preserve">This subsection consolidates the boundary conditions constraining the OLS</w:t>
       </w:r>
       <w:r>
         <w:t xml:space="preserve"> </w:t>
       </w:r>
       <w:r>
-        <w:t xml:space="preserve">specification's inferential reach so that Section 4 can be presented without</w:t>
+        <w:t xml:space="preserve">specification’s inferential reach so that Section 4 can be presented without</w:t>
       </w:r>
       <w:r>
         <w:t xml:space="preserve"> </w:t>
@@ -3150,7 +3210,7 @@
         <w:t xml:space="preserve"> </w:t>
       </w:r>
       <w:r>
-        <w:t xml:space="preserve">(N = 623 full, 617 with all controls) is representative of Singapore's SME</w:t>
+        <w:t xml:space="preserve">(N = 623 full, 617 with all controls) is representative of Singapore’s SME</w:t>
       </w:r>
       <w:r>
         <w:t xml:space="preserve"> </w:t>
@@ -3186,19 +3246,19 @@
         <w:t xml:space="preserve"> </w:t>
       </w:r>
       <w:r>
-        <w:t xml:space="preserve">FSTS ≈ 88.6% falls in a sparsely populated region with a wide 95% bootstrap</w:t>
-      </w:r>
-      <w:r>
-        <w:t xml:space="preserve"> </w:t>
-      </w:r>
-      <w:r>
-        <w:t xml:space="preserve">confidence interval ([53%, 253%]), even though an inverted-U shape is</w:t>
-      </w:r>
-      <w:r>
-        <w:t xml:space="preserve"> </w:t>
-      </w:r>
-      <w:r>
-        <w:t xml:space="preserve">recovered in 96.3% of resamples. This support-constrained estimate indicates</w:t>
+        <w:t xml:space="preserve">FSTS ≈ 85.7% falls in a sparsely populated region with a wide 95% bootstrap</w:t>
+      </w:r>
+      <w:r>
+        <w:t xml:space="preserve"> </w:t>
+      </w:r>
+      <w:r>
+        <w:t xml:space="preserve">confidence interval ([58%, 398%]), even though an inverted-U shape is</w:t>
+      </w:r>
+      <w:r>
+        <w:t xml:space="preserve"> </w:t>
+      </w:r>
+      <w:r>
+        <w:t xml:space="preserve">recovered in 94.9% of resamples. This support-constrained estimate indicates</w:t>
       </w:r>
       <w:r>
         <w:t xml:space="preserve"> </w:t>
@@ -3288,7 +3348,7 @@
         <w:t xml:space="preserve"> </w:t>
       </w:r>
       <w:r>
-        <w:t xml:space="preserve">follow Cohen 1988 and Aguinis et al. 2005). Null DAI moderation in this</w:t>
+        <w:t xml:space="preserve">follow Cohen 1988 and Aguinis et al. 2005). Null DAI moderation in this</w:t>
       </w:r>
       <w:r>
         <w:t xml:space="preserve"> </w:t>
@@ -3300,13 +3360,13 @@
         <w:t xml:space="preserve"> </w:t>
       </w:r>
       <w:r>
-        <w:t xml:space="preserve">positive joint F-test in the R5 exporters-only specification (F = 6.32,</w:t>
-      </w:r>
-      <w:r>
-        <w:t xml:space="preserve"> </w:t>
-      </w:r>
-      <w:r>
-        <w:t xml:space="preserve">p = .003, β = +2.821) is a stronger signal than the sample size would</w:t>
+        <w:t xml:space="preserve">positive joint F-test in the R5 exporters-only specification (F = 4.54,</w:t>
+      </w:r>
+      <w:r>
+        <w:t xml:space="preserve"> </w:t>
+      </w:r>
+      <w:r>
+        <w:t xml:space="preserve">p = .014, β = +1.987) is a stronger signal than the sample size would</w:t>
       </w:r>
       <w:r>
         <w:t xml:space="preserve"> </w:t>
@@ -3348,7 +3408,7 @@
         <w:t xml:space="preserve"> </w:t>
       </w:r>
       <w:r>
-        <w:t xml:space="preserve">not reject monotonicity at conventional thresholds (p = .303 in the</w:t>
+        <w:t xml:space="preserve">not reject monotonicity at conventional thresholds (p = .346 in the</w:t>
       </w:r>
       <w:r>
         <w:t xml:space="preserve"> </w:t>
@@ -3360,7 +3420,16 @@
         <w:t xml:space="preserve"> </w:t>
       </w:r>
       <w:r>
-        <w:t xml:space="preserve">"the inverted-U fails", because the test is conditioned on dense support</w:t>
+        <w:t xml:space="preserve">“</w:t>
+      </w:r>
+      <w:r>
+        <w:t xml:space="preserve">the inverted-U fails</w:t>
+      </w:r>
+      <w:r>
+        <w:t xml:space="preserve">”</w:t>
+      </w:r>
+      <w:r>
+        <w:t xml:space="preserve">, because the test is conditioned on dense support</w:t>
       </w:r>
       <w:r>
         <w:t xml:space="preserve"> </w:t>
@@ -3403,7 +3472,7 @@
         <w:t xml:space="preserve"> </w:t>
       </w:r>
       <w:r>
-        <w:t xml:space="preserve">the non-rejection of monotonicity. The p = .303 is therefore a positive</w:t>
+        <w:t xml:space="preserve">the non-rejection of monotonicity. The p = .346 is therefore a positive</w:t>
       </w:r>
       <w:r>
         <w:t xml:space="preserve"> </w:t>
@@ -3457,25 +3526,19 @@
         <w:t xml:space="preserve"> </w:t>
       </w:r>
       <w:r>
-        <w:t xml:space="preserve">The IMR coefficient (β = 0.264, SE = 0.138, t = 1.92, p = .055) is just</w:t>
-      </w:r>
-      <w:r>
-        <w:t xml:space="preserve"> </w:t>
-      </w:r>
-      <w:r>
-        <w:t xml:space="preserve">above .05, indicating mild extensive-margin selection. The key DAI × FSTS²</w:t>
-      </w:r>
-      <w:r>
-        <w:t xml:space="preserve"> </w:t>
-      </w:r>
-      <w:r>
-        <w:t xml:space="preserve">interaction (H3) and the TCI coefficient are not materially altered</w:t>
-      </w:r>
-      <w:r>
-        <w:t xml:space="preserve"> </w:t>
-      </w:r>
-      <w:r>
-        <w:t xml:space="preserve">(|Δ| &lt; 0.02 each), confirming robustness to this adjustment. Consistent</w:t>
+        <w:t xml:space="preserve">This check leaves the key DAI × FSTS² and TCI estimates essentially</w:t>
+      </w:r>
+      <w:r>
+        <w:t xml:space="preserve"> </w:t>
+      </w:r>
+      <w:r>
+        <w:t xml:space="preserve">unchanged (|Δ| &lt; 0.02), with the inverse-Mills term itself</w:t>
+      </w:r>
+      <w:r>
+        <w:t xml:space="preserve"> </w:t>
+      </w:r>
+      <w:r>
+        <w:t xml:space="preserve">statistically insignificant. Consistent</w:t>
       </w:r>
       <w:r>
         <w:t xml:space="preserve"> </w:t>
@@ -3524,7 +3587,7 @@
     </w:p>
     <w:bookmarkEnd w:id="42"/>
     <w:bookmarkEnd w:id="43"/>
-    <w:bookmarkStart w:id="49" w:name="X121719332867ee227f0a04b486098cee978c6e6"/>
+    <w:bookmarkStart w:id="49" w:name="results"/>
     <w:p>
       <w:pPr>
         <w:pStyle w:val="Heading2"/>
@@ -3533,7 +3596,7 @@
         <w:t xml:space="preserve">4 Results</w:t>
       </w:r>
     </w:p>
-    <w:bookmarkStart w:id="44" w:name="Xcfcbc1028680fbd618b9b585dd17cf608861803"/>
+    <w:bookmarkStart w:id="44" w:name="descriptive-statistics"/>
     <w:p>
       <w:pPr>
         <w:pStyle w:val="Heading3"/>
@@ -3905,7 +3968,7 @@
       </w:r>
     </w:p>
     <w:bookmarkEnd w:id="44"/>
-    <w:bookmarkStart w:id="45" w:name="Xe86cbbe4620ce5d84f78b7737e30408048ed6af"/>
+    <w:bookmarkStart w:id="45" w:name="X2451d3f7ca997a4cc37eff64b1b544b095ebde1"/>
     <w:p>
       <w:pPr>
         <w:pStyle w:val="Heading3"/>
@@ -3925,19 +3988,19 @@
         <w:t xml:space="preserve"> </w:t>
       </w:r>
       <w:r>
-        <w:t xml:space="preserve">is positive and significant (β = +2.652, SE = 0.691, p &lt; .001) and the</w:t>
-      </w:r>
-      <w:r>
-        <w:t xml:space="preserve"> </w:t>
-      </w:r>
-      <w:r>
-        <w:t xml:space="preserve">squared term negative (β = −1.705, SE = 0.931, p = .068). The fitted curve</w:t>
-      </w:r>
-      <w:r>
-        <w:t xml:space="preserve"> </w:t>
-      </w:r>
-      <w:r>
-        <w:t xml:space="preserve">implies a turning point in the upper tail near FSTS = 82% on the original</w:t>
+        <w:t xml:space="preserve">is positive and significant (β = +3.078, SE = 0.805, p &lt; .001) and the</w:t>
+      </w:r>
+      <w:r>
+        <w:t xml:space="preserve"> </w:t>
+      </w:r>
+      <w:r>
+        <w:t xml:space="preserve">squared term negative (β = −1.898, SE = 1.079, p = .079). The fitted curve</w:t>
+      </w:r>
+      <w:r>
+        <w:t xml:space="preserve"> </w:t>
+      </w:r>
+      <w:r>
+        <w:t xml:space="preserve">implies a turning point in the upper tail near FSTS = 85.7% on the original</w:t>
       </w:r>
       <w:r>
         <w:t xml:space="preserve"> </w:t>
@@ -3955,13 +4018,13 @@
         <w:t xml:space="preserve"> </w:t>
       </w:r>
       <w:r>
-        <w:t xml:space="preserve">shape in 96.3% of replications, yet the 95% percentile confidence interval</w:t>
-      </w:r>
-      <w:r>
-        <w:t xml:space="preserve"> </w:t>
-      </w:r>
-      <w:r>
-        <w:t xml:space="preserve">for the turning point is wide ([53%, 253%]), and the Lind–Mehlum test</w:t>
+        <w:t xml:space="preserve">shape in 94.9% of replications, yet the 95% percentile confidence interval</w:t>
+      </w:r>
+      <w:r>
+        <w:t xml:space="preserve"> </w:t>
+      </w:r>
+      <w:r>
+        <w:t xml:space="preserve">for the turning point is wide ([58%, 398%]), and the Lind–Mehlum test</w:t>
       </w:r>
       <w:r>
         <w:t xml:space="preserve"> </w:t>
@@ -3973,7 +4036,7 @@
         <w:t xml:space="preserve"> </w:t>
       </w:r>
       <w:r>
-        <w:t xml:space="preserve">(p = .303). This null is itself informative: with the DAI distribution</w:t>
+        <w:t xml:space="preserve">(p = .346). This null is itself informative: with the DAI distribution</w:t>
       </w:r>
       <w:r>
         <w:t xml:space="preserve"> </w:t>
@@ -4021,7 +4084,19 @@
         <w:t xml:space="preserve"> </w:t>
       </w:r>
       <w:r>
-        <w:t xml:space="preserve">percentile, the L–M test is underpowered to distinguish "no inverted-U"</w:t>
+        <w:t xml:space="preserve">percentile, the L–M test is underpowered to distinguish</w:t>
+      </w:r>
+      <w:r>
+        <w:t xml:space="preserve"> </w:t>
+      </w:r>
+      <w:r>
+        <w:t xml:space="preserve">“</w:t>
+      </w:r>
+      <w:r>
+        <w:t xml:space="preserve">no inverted-U</w:t>
+      </w:r>
+      <w:r>
+        <w:t xml:space="preserve">”</w:t>
       </w:r>
       <w:r>
         <w:t xml:space="preserve"> </w:t>
@@ -4094,7 +4169,7 @@
       </w:r>
     </w:p>
     <w:bookmarkEnd w:id="45"/>
-    <w:bookmarkStart w:id="46" w:name="Xbd081e7d38ad07e1e46d233e5fbc3c3c47a4f64"/>
+    <w:bookmarkStart w:id="46" w:name="tci-results"/>
     <w:p>
       <w:pPr>
         <w:pStyle w:val="Heading3"/>
@@ -4114,19 +4189,19 @@
         <w:t xml:space="preserve"> </w:t>
       </w:r>
       <w:r>
-        <w:t xml:space="preserve">positively associated with labour productivity (β = 0.168, SE = 0.040,</w:t>
-      </w:r>
-      <w:r>
-        <w:t xml:space="preserve"> </w:t>
-      </w:r>
-      <w:r>
-        <w:t xml:space="preserve">p &lt; .001), with R² rising from 0.178 in M2 to 0.199 in M5, indicating that</w:t>
-      </w:r>
-      <w:r>
-        <w:t xml:space="preserve"> </w:t>
-      </w:r>
-      <w:r>
-        <w:t xml:space="preserve">technological capability raises the firm's productivity base rather than</w:t>
+        <w:t xml:space="preserve">positively associated with labour productivity (β = 0.171, SE = 0.044,</w:t>
+      </w:r>
+      <w:r>
+        <w:t xml:space="preserve"> </w:t>
+      </w:r>
+      <w:r>
+        <w:t xml:space="preserve">p &lt; .001), with R² rising from 0.175 in M2 to 0.197 in M5, indicating that</w:t>
+      </w:r>
+      <w:r>
+        <w:t xml:space="preserve"> </w:t>
+      </w:r>
+      <w:r>
+        <w:t xml:space="preserve">technological capability raises the firm’s productivity base rather than</w:t>
       </w:r>
       <w:r>
         <w:t xml:space="preserve"> </w:t>
@@ -4144,7 +4219,7 @@
         <w:t xml:space="preserve"> </w:t>
       </w:r>
       <w:r>
-        <w:t xml:space="preserve">remains positive and significant (β = 0.188, p &lt; .001), but the FSTS and</w:t>
+        <w:t xml:space="preserve">remains positive and significant (β = 0.168, p &lt; .001), but the FSTS and</w:t>
       </w:r>
       <w:r>
         <w:t xml:space="preserve"> </w:t>
@@ -4184,7 +4259,7 @@
       </w:r>
     </w:p>
     <w:bookmarkEnd w:id="46"/>
-    <w:bookmarkStart w:id="47" w:name="X0bc604979a3b7f5f87ce430a2a9c0e71ddd76f9"/>
+    <w:bookmarkStart w:id="47" w:name="dai-results"/>
     <w:p>
       <w:pPr>
         <w:pStyle w:val="Heading3"/>
@@ -4204,25 +4279,25 @@
         <w:t xml:space="preserve"> </w:t>
       </w:r>
       <w:r>
-        <w:t xml:space="preserve">positively associated with labour productivity (β = 0.104, SE = 0.038,</w:t>
-      </w:r>
-      <w:r>
-        <w:t xml:space="preserve"> </w:t>
-      </w:r>
-      <w:r>
-        <w:t xml:space="preserve">p = .007). Once TCI is included alongside DAI in Model M7, the DAI</w:t>
-      </w:r>
-      <w:r>
-        <w:t xml:space="preserve"> </w:t>
-      </w:r>
-      <w:r>
-        <w:t xml:space="preserve">coefficient attenuates to β = 0.077 and remains significant but reduced</w:t>
-      </w:r>
-      <w:r>
-        <w:t xml:space="preserve"> </w:t>
-      </w:r>
-      <w:r>
-        <w:t xml:space="preserve">(p = .048), indicating partial overlap in the firm heterogeneity captured by</w:t>
+        <w:t xml:space="preserve">positively associated with labour productivity (β = 0.119, SE = 0.039,</w:t>
+      </w:r>
+      <w:r>
+        <w:t xml:space="preserve"> </w:t>
+      </w:r>
+      <w:r>
+        <w:t xml:space="preserve">p = .002). Once TCI is included alongside DAI in Model M7, the DAI</w:t>
+      </w:r>
+      <w:r>
+        <w:t xml:space="preserve"> </w:t>
+      </w:r>
+      <w:r>
+        <w:t xml:space="preserve">coefficient attenuates to β = 0.094 and remains significant but reduced</w:t>
+      </w:r>
+      <w:r>
+        <w:t xml:space="preserve"> </w:t>
+      </w:r>
+      <w:r>
+        <w:t xml:space="preserve">(p = .016), indicating partial overlap in the firm heterogeneity captured by</w:t>
       </w:r>
       <w:r>
         <w:t xml:space="preserve"> </w:t>
@@ -4252,19 +4327,19 @@
     <w:tbl>
       <w:tblPr>
         <w:tblStyle w:val="Table"/>
-        <w:tblW w:type="auto" w:w="0"/>
+        <w:tblW w:type="pct" w:w="5000"/>
         <w:tblLook w:firstRow="1" w:lastRow="0" w:firstColumn="0" w:lastColumn="0" w:noHBand="0" w:noVBand="0" w:val="0020"/>
         <w:jc w:val="start"/>
       </w:tblPr>
       <w:tblGrid>
-        <w:gridCol w:w="990"/>
-        <w:gridCol w:w="990"/>
-        <w:gridCol w:w="990"/>
-        <w:gridCol w:w="990"/>
-        <w:gridCol w:w="990"/>
-        <w:gridCol w:w="990"/>
-        <w:gridCol w:w="990"/>
-        <w:gridCol w:w="990"/>
+        <w:gridCol w:w="1047"/>
+        <w:gridCol w:w="981"/>
+        <w:gridCol w:w="981"/>
+        <w:gridCol w:w="981"/>
+        <w:gridCol w:w="981"/>
+        <w:gridCol w:w="981"/>
+        <w:gridCol w:w="981"/>
+        <w:gridCol w:w="981"/>
       </w:tblGrid>
       <w:tr>
         <w:trPr>
@@ -4396,67 +4471,67 @@
               <w:jc w:val="left"/>
             </w:pPr>
             <w:r>
-              <w:t xml:space="preserve">+2.652***</w:t>
-            </w:r>
-          </w:p>
-        </w:tc>
-        <w:tc>
-          <w:tcPr/>
-          <w:p>
-            <w:pPr>
-              <w:pStyle w:val="Compact"/>
-              <w:jc w:val="left"/>
-            </w:pPr>
-            <w:r>
-              <w:t xml:space="preserve">+2.165**</w:t>
-            </w:r>
-          </w:p>
-        </w:tc>
-        <w:tc>
-          <w:tcPr/>
-          <w:p>
-            <w:pPr>
-              <w:pStyle w:val="Compact"/>
-              <w:jc w:val="left"/>
-            </w:pPr>
-            <w:r>
-              <w:t xml:space="preserve">+2.322***</w:t>
-            </w:r>
-          </w:p>
-        </w:tc>
-        <w:tc>
-          <w:tcPr/>
-          <w:p>
-            <w:pPr>
-              <w:pStyle w:val="Compact"/>
-              <w:jc w:val="left"/>
-            </w:pPr>
-            <w:r>
-              <w:t xml:space="preserve">+1.952**</w:t>
-            </w:r>
-          </w:p>
-        </w:tc>
-        <w:tc>
-          <w:tcPr/>
-          <w:p>
-            <w:pPr>
-              <w:pStyle w:val="Compact"/>
-              <w:jc w:val="left"/>
-            </w:pPr>
-            <w:r>
-              <w:t xml:space="preserve">+2.768***</w:t>
-            </w:r>
-          </w:p>
-        </w:tc>
-        <w:tc>
-          <w:tcPr/>
-          <w:p>
-            <w:pPr>
-              <w:pStyle w:val="Compact"/>
-              <w:jc w:val="left"/>
-            </w:pPr>
-            <w:r>
-              <w:t xml:space="preserve">+2.409**</w:t>
+              <w:t xml:space="preserve">+3.078***</w:t>
+            </w:r>
+          </w:p>
+        </w:tc>
+        <w:tc>
+          <w:tcPr/>
+          <w:p>
+            <w:pPr>
+              <w:pStyle w:val="Compact"/>
+              <w:jc w:val="left"/>
+            </w:pPr>
+            <w:r>
+              <w:t xml:space="preserve">+2.643**</w:t>
+            </w:r>
+          </w:p>
+        </w:tc>
+        <w:tc>
+          <w:tcPr/>
+          <w:p>
+            <w:pPr>
+              <w:pStyle w:val="Compact"/>
+              <w:jc w:val="left"/>
+            </w:pPr>
+            <w:r>
+              <w:t xml:space="preserve">+2.726***</w:t>
+            </w:r>
+          </w:p>
+        </w:tc>
+        <w:tc>
+          <w:tcPr/>
+          <w:p>
+            <w:pPr>
+              <w:pStyle w:val="Compact"/>
+              <w:jc w:val="left"/>
+            </w:pPr>
+            <w:r>
+              <w:t xml:space="preserve">+2.408**</w:t>
+            </w:r>
+          </w:p>
+        </w:tc>
+        <w:tc>
+          <w:tcPr/>
+          <w:p>
+            <w:pPr>
+              <w:pStyle w:val="Compact"/>
+              <w:jc w:val="left"/>
+            </w:pPr>
+            <w:r>
+              <w:t xml:space="preserve">+3.109***</w:t>
+            </w:r>
+          </w:p>
+        </w:tc>
+        <w:tc>
+          <w:tcPr/>
+          <w:p>
+            <w:pPr>
+              <w:pStyle w:val="Compact"/>
+              <w:jc w:val="left"/>
+            </w:pPr>
+            <w:r>
+              <w:t xml:space="preserve">+2.791**</w:t>
             </w:r>
           </w:p>
         </w:tc>
@@ -4486,67 +4561,67 @@
               <w:jc w:val="left"/>
             </w:pPr>
             <w:r>
-              <w:t xml:space="preserve">(0.691)</w:t>
-            </w:r>
-          </w:p>
-        </w:tc>
-        <w:tc>
-          <w:tcPr/>
-          <w:p>
-            <w:pPr>
-              <w:pStyle w:val="Compact"/>
-              <w:jc w:val="left"/>
-            </w:pPr>
-            <w:r>
-              <w:t xml:space="preserve">(0.699)</w:t>
-            </w:r>
-          </w:p>
-        </w:tc>
-        <w:tc>
-          <w:tcPr/>
-          <w:p>
-            <w:pPr>
-              <w:pStyle w:val="Compact"/>
-              <w:jc w:val="left"/>
-            </w:pPr>
-            <w:r>
-              <w:t xml:space="preserve">(0.701)</w:t>
-            </w:r>
-          </w:p>
-        </w:tc>
-        <w:tc>
-          <w:tcPr/>
-          <w:p>
-            <w:pPr>
-              <w:pStyle w:val="Compact"/>
-              <w:jc w:val="left"/>
-            </w:pPr>
-            <w:r>
-              <w:t xml:space="preserve">(0.707)</w:t>
-            </w:r>
-          </w:p>
-        </w:tc>
-        <w:tc>
-          <w:tcPr/>
-          <w:p>
-            <w:pPr>
-              <w:pStyle w:val="Compact"/>
-              <w:jc w:val="left"/>
-            </w:pPr>
-            <w:r>
-              <w:t xml:space="preserve">(0.750)</w:t>
-            </w:r>
-          </w:p>
-        </w:tc>
-        <w:tc>
-          <w:tcPr/>
-          <w:p>
-            <w:pPr>
-              <w:pStyle w:val="Compact"/>
-              <w:jc w:val="left"/>
-            </w:pPr>
-            <w:r>
-              <w:t xml:space="preserve">(0.748)</w:t>
+              <w:t xml:space="preserve">(0.805)</w:t>
+            </w:r>
+          </w:p>
+        </w:tc>
+        <w:tc>
+          <w:tcPr/>
+          <w:p>
+            <w:pPr>
+              <w:pStyle w:val="Compact"/>
+              <w:jc w:val="left"/>
+            </w:pPr>
+            <w:r>
+              <w:t xml:space="preserve">(0.836)</w:t>
+            </w:r>
+          </w:p>
+        </w:tc>
+        <w:tc>
+          <w:tcPr/>
+          <w:p>
+            <w:pPr>
+              <w:pStyle w:val="Compact"/>
+              <w:jc w:val="left"/>
+            </w:pPr>
+            <w:r>
+              <w:t xml:space="preserve">(0.817)</w:t>
+            </w:r>
+          </w:p>
+        </w:tc>
+        <w:tc>
+          <w:tcPr/>
+          <w:p>
+            <w:pPr>
+              <w:pStyle w:val="Compact"/>
+              <w:jc w:val="left"/>
+            </w:pPr>
+            <w:r>
+              <w:t xml:space="preserve">(0.845)</w:t>
+            </w:r>
+          </w:p>
+        </w:tc>
+        <w:tc>
+          <w:tcPr/>
+          <w:p>
+            <w:pPr>
+              <w:pStyle w:val="Compact"/>
+              <w:jc w:val="left"/>
+            </w:pPr>
+            <w:r>
+              <w:t xml:space="preserve">(0.826)</w:t>
+            </w:r>
+          </w:p>
+        </w:tc>
+        <w:tc>
+          <w:tcPr/>
+          <w:p>
+            <w:pPr>
+              <w:pStyle w:val="Compact"/>
+              <w:jc w:val="left"/>
+            </w:pPr>
+            <w:r>
+              <w:t xml:space="preserve">(0.850)</w:t>
             </w:r>
           </w:p>
         </w:tc>
@@ -4580,67 +4655,67 @@
               <w:jc w:val="left"/>
             </w:pPr>
             <w:r>
-              <w:t xml:space="preserve">-1.705†</w:t>
-            </w:r>
-          </w:p>
-        </w:tc>
-        <w:tc>
-          <w:tcPr/>
-          <w:p>
-            <w:pPr>
-              <w:pStyle w:val="Compact"/>
-              <w:jc w:val="left"/>
-            </w:pPr>
-            <w:r>
-              <w:t xml:space="preserve">-1.168</w:t>
-            </w:r>
-          </w:p>
-        </w:tc>
-        <w:tc>
-          <w:tcPr/>
-          <w:p>
-            <w:pPr>
-              <w:pStyle w:val="Compact"/>
-              <w:jc w:val="left"/>
-            </w:pPr>
-            <w:r>
-              <w:t xml:space="preserve">-1.389</w:t>
-            </w:r>
-          </w:p>
-        </w:tc>
-        <w:tc>
-          <w:tcPr/>
-          <w:p>
-            <w:pPr>
-              <w:pStyle w:val="Compact"/>
-              <w:jc w:val="left"/>
-            </w:pPr>
-            <w:r>
-              <w:t xml:space="preserve">-0.965</w:t>
-            </w:r>
-          </w:p>
-        </w:tc>
-        <w:tc>
-          <w:tcPr/>
-          <w:p>
-            <w:pPr>
-              <w:pStyle w:val="Compact"/>
-              <w:jc w:val="left"/>
-            </w:pPr>
-            <w:r>
-              <w:t xml:space="preserve">-2.959**</w:t>
-            </w:r>
-          </w:p>
-        </w:tc>
-        <w:tc>
-          <w:tcPr/>
-          <w:p>
-            <w:pPr>
-              <w:pStyle w:val="Compact"/>
-              <w:jc w:val="left"/>
-            </w:pPr>
-            <w:r>
-              <w:t xml:space="preserve">-2.543*</w:t>
+              <w:t xml:space="preserve">-1.898†</w:t>
+            </w:r>
+          </w:p>
+        </w:tc>
+        <w:tc>
+          <w:tcPr/>
+          <w:p>
+            <w:pPr>
+              <w:pStyle w:val="Compact"/>
+              <w:jc w:val="left"/>
+            </w:pPr>
+            <w:r>
+              <w:t xml:space="preserve">-1.418</w:t>
+            </w:r>
+          </w:p>
+        </w:tc>
+        <w:tc>
+          <w:tcPr/>
+          <w:p>
+            <w:pPr>
+              <w:pStyle w:val="Compact"/>
+              <w:jc w:val="left"/>
+            </w:pPr>
+            <w:r>
+              <w:t xml:space="preserve">-1.568</w:t>
+            </w:r>
+          </w:p>
+        </w:tc>
+        <w:tc>
+          <w:tcPr/>
+          <w:p>
+            <w:pPr>
+              <w:pStyle w:val="Compact"/>
+              <w:jc w:val="left"/>
+            </w:pPr>
+            <w:r>
+              <w:t xml:space="preserve">-1.203</w:t>
+            </w:r>
+          </w:p>
+        </w:tc>
+        <w:tc>
+          <w:tcPr/>
+          <w:p>
+            <w:pPr>
+              <w:pStyle w:val="Compact"/>
+              <w:jc w:val="left"/>
+            </w:pPr>
+            <w:r>
+              <w:t xml:space="preserve">-3.277**</w:t>
+            </w:r>
+          </w:p>
+        </w:tc>
+        <w:tc>
+          <w:tcPr/>
+          <w:p>
+            <w:pPr>
+              <w:pStyle w:val="Compact"/>
+              <w:jc w:val="left"/>
+            </w:pPr>
+            <w:r>
+              <w:t xml:space="preserve">-2.872*</w:t>
             </w:r>
           </w:p>
         </w:tc>
@@ -4670,67 +4745,67 @@
               <w:jc w:val="left"/>
             </w:pPr>
             <w:r>
-              <w:t xml:space="preserve">(0.931)</w:t>
-            </w:r>
-          </w:p>
-        </w:tc>
-        <w:tc>
-          <w:tcPr/>
-          <w:p>
-            <w:pPr>
-              <w:pStyle w:val="Compact"/>
-              <w:jc w:val="left"/>
-            </w:pPr>
-            <w:r>
-              <w:t xml:space="preserve">(0.940)</w:t>
-            </w:r>
-          </w:p>
-        </w:tc>
-        <w:tc>
-          <w:tcPr/>
-          <w:p>
-            <w:pPr>
-              <w:pStyle w:val="Compact"/>
-              <w:jc w:val="left"/>
-            </w:pPr>
-            <w:r>
-              <w:t xml:space="preserve">(0.928)</w:t>
-            </w:r>
-          </w:p>
-        </w:tc>
-        <w:tc>
-          <w:tcPr/>
-          <w:p>
-            <w:pPr>
-              <w:pStyle w:val="Compact"/>
-              <w:jc w:val="left"/>
-            </w:pPr>
-            <w:r>
-              <w:t xml:space="preserve">(0.938)</w:t>
-            </w:r>
-          </w:p>
-        </w:tc>
-        <w:tc>
-          <w:tcPr/>
-          <w:p>
-            <w:pPr>
-              <w:pStyle w:val="Compact"/>
-              <w:jc w:val="left"/>
-            </w:pPr>
-            <w:r>
-              <w:t xml:space="preserve">(1.012)</w:t>
-            </w:r>
-          </w:p>
-        </w:tc>
-        <w:tc>
-          <w:tcPr/>
-          <w:p>
-            <w:pPr>
-              <w:pStyle w:val="Compact"/>
-              <w:jc w:val="left"/>
-            </w:pPr>
-            <w:r>
-              <w:t xml:space="preserve">(1.045)</w:t>
+              <w:t xml:space="preserve">(1.079)</w:t>
+            </w:r>
+          </w:p>
+        </w:tc>
+        <w:tc>
+          <w:tcPr/>
+          <w:p>
+            <w:pPr>
+              <w:pStyle w:val="Compact"/>
+              <w:jc w:val="left"/>
+            </w:pPr>
+            <w:r>
+              <w:t xml:space="preserve">(1.111)</w:t>
+            </w:r>
+          </w:p>
+        </w:tc>
+        <w:tc>
+          <w:tcPr/>
+          <w:p>
+            <w:pPr>
+              <w:pStyle w:val="Compact"/>
+              <w:jc w:val="left"/>
+            </w:pPr>
+            <w:r>
+              <w:t xml:space="preserve">(1.080)</w:t>
+            </w:r>
+          </w:p>
+        </w:tc>
+        <w:tc>
+          <w:tcPr/>
+          <w:p>
+            <w:pPr>
+              <w:pStyle w:val="Compact"/>
+              <w:jc w:val="left"/>
+            </w:pPr>
+            <w:r>
+              <w:t xml:space="preserve">(1.114)</w:t>
+            </w:r>
+          </w:p>
+        </w:tc>
+        <w:tc>
+          <w:tcPr/>
+          <w:p>
+            <w:pPr>
+              <w:pStyle w:val="Compact"/>
+              <w:jc w:val="left"/>
+            </w:pPr>
+            <w:r>
+              <w:t xml:space="preserve">(1.103)</w:t>
+            </w:r>
+          </w:p>
+        </w:tc>
+        <w:tc>
+          <w:tcPr/>
+          <w:p>
+            <w:pPr>
+              <w:pStyle w:val="Compact"/>
+              <w:jc w:val="left"/>
+            </w:pPr>
+            <w:r>
+              <w:t xml:space="preserve">(1.145)</w:t>
             </w:r>
           </w:p>
         </w:tc>
@@ -4772,47 +4847,47 @@
               <w:jc w:val="left"/>
             </w:pPr>
             <w:r>
-              <w:t xml:space="preserve">+0.168***</w:t>
-            </w:r>
-          </w:p>
-        </w:tc>
-        <w:tc>
-          <w:tcPr/>
-          <w:p>
-            <w:pPr>
-              <w:pStyle w:val="Compact"/>
-            </w:pPr>
-          </w:p>
-        </w:tc>
-        <w:tc>
-          <w:tcPr/>
-          <w:p>
-            <w:pPr>
-              <w:pStyle w:val="Compact"/>
-              <w:jc w:val="left"/>
-            </w:pPr>
-            <w:r>
-              <w:t xml:space="preserve">+0.153***</w:t>
-            </w:r>
-          </w:p>
-        </w:tc>
-        <w:tc>
-          <w:tcPr/>
-          <w:p>
-            <w:pPr>
-              <w:pStyle w:val="Compact"/>
-            </w:pPr>
-          </w:p>
-        </w:tc>
-        <w:tc>
-          <w:tcPr/>
-          <w:p>
-            <w:pPr>
-              <w:pStyle w:val="Compact"/>
-              <w:jc w:val="left"/>
-            </w:pPr>
-            <w:r>
-              <w:t xml:space="preserve">+0.153***</w:t>
+              <w:t xml:space="preserve">+0.171***</w:t>
+            </w:r>
+          </w:p>
+        </w:tc>
+        <w:tc>
+          <w:tcPr/>
+          <w:p>
+            <w:pPr>
+              <w:pStyle w:val="Compact"/>
+            </w:pPr>
+          </w:p>
+        </w:tc>
+        <w:tc>
+          <w:tcPr/>
+          <w:p>
+            <w:pPr>
+              <w:pStyle w:val="Compact"/>
+              <w:jc w:val="left"/>
+            </w:pPr>
+            <w:r>
+              <w:t xml:space="preserve">+0.155***</w:t>
+            </w:r>
+          </w:p>
+        </w:tc>
+        <w:tc>
+          <w:tcPr/>
+          <w:p>
+            <w:pPr>
+              <w:pStyle w:val="Compact"/>
+            </w:pPr>
+          </w:p>
+        </w:tc>
+        <w:tc>
+          <w:tcPr/>
+          <w:p>
+            <w:pPr>
+              <w:pStyle w:val="Compact"/>
+              <w:jc w:val="left"/>
+            </w:pPr>
+            <w:r>
+              <w:t xml:space="preserve">+0.152***</w:t>
             </w:r>
           </w:p>
         </w:tc>
@@ -4850,47 +4925,47 @@
               <w:jc w:val="left"/>
             </w:pPr>
             <w:r>
-              <w:t xml:space="preserve">(0.040)</w:t>
-            </w:r>
-          </w:p>
-        </w:tc>
-        <w:tc>
-          <w:tcPr/>
-          <w:p>
-            <w:pPr>
-              <w:pStyle w:val="Compact"/>
-            </w:pPr>
-          </w:p>
-        </w:tc>
-        <w:tc>
-          <w:tcPr/>
-          <w:p>
-            <w:pPr>
-              <w:pStyle w:val="Compact"/>
-              <w:jc w:val="left"/>
-            </w:pPr>
-            <w:r>
-              <w:t xml:space="preserve">(0.041)</w:t>
-            </w:r>
-          </w:p>
-        </w:tc>
-        <w:tc>
-          <w:tcPr/>
-          <w:p>
-            <w:pPr>
-              <w:pStyle w:val="Compact"/>
-            </w:pPr>
-          </w:p>
-        </w:tc>
-        <w:tc>
-          <w:tcPr/>
-          <w:p>
-            <w:pPr>
-              <w:pStyle w:val="Compact"/>
-              <w:jc w:val="left"/>
-            </w:pPr>
-            <w:r>
-              <w:t xml:space="preserve">(0.041)</w:t>
+              <w:t xml:space="preserve">(0.044)</w:t>
+            </w:r>
+          </w:p>
+        </w:tc>
+        <w:tc>
+          <w:tcPr/>
+          <w:p>
+            <w:pPr>
+              <w:pStyle w:val="Compact"/>
+            </w:pPr>
+          </w:p>
+        </w:tc>
+        <w:tc>
+          <w:tcPr/>
+          <w:p>
+            <w:pPr>
+              <w:pStyle w:val="Compact"/>
+              <w:jc w:val="left"/>
+            </w:pPr>
+            <w:r>
+              <w:t xml:space="preserve">(0.046)</w:t>
+            </w:r>
+          </w:p>
+        </w:tc>
+        <w:tc>
+          <w:tcPr/>
+          <w:p>
+            <w:pPr>
+              <w:pStyle w:val="Compact"/>
+            </w:pPr>
+          </w:p>
+        </w:tc>
+        <w:tc>
+          <w:tcPr/>
+          <w:p>
+            <w:pPr>
+              <w:pStyle w:val="Compact"/>
+              <w:jc w:val="left"/>
+            </w:pPr>
+            <w:r>
+              <w:t xml:space="preserve">(0.046)</w:t>
             </w:r>
           </w:p>
         </w:tc>
@@ -4940,43 +5015,43 @@
               <w:jc w:val="left"/>
             </w:pPr>
             <w:r>
-              <w:t xml:space="preserve">+0.104**</w:t>
-            </w:r>
-          </w:p>
-        </w:tc>
-        <w:tc>
-          <w:tcPr/>
-          <w:p>
-            <w:pPr>
-              <w:pStyle w:val="Compact"/>
-              <w:jc w:val="left"/>
-            </w:pPr>
-            <w:r>
-              <w:t xml:space="preserve">+0.077*</w:t>
-            </w:r>
-          </w:p>
-        </w:tc>
-        <w:tc>
-          <w:tcPr/>
-          <w:p>
-            <w:pPr>
-              <w:pStyle w:val="Compact"/>
-              <w:jc w:val="left"/>
-            </w:pPr>
-            <w:r>
-              <w:t xml:space="preserve">+0.046</w:t>
-            </w:r>
-          </w:p>
-        </w:tc>
-        <w:tc>
-          <w:tcPr/>
-          <w:p>
-            <w:pPr>
-              <w:pStyle w:val="Compact"/>
-              <w:jc w:val="left"/>
-            </w:pPr>
-            <w:r>
-              <w:t xml:space="preserve">+0.019</w:t>
+              <w:t xml:space="preserve">+0.119**</w:t>
+            </w:r>
+          </w:p>
+        </w:tc>
+        <w:tc>
+          <w:tcPr/>
+          <w:p>
+            <w:pPr>
+              <w:pStyle w:val="Compact"/>
+              <w:jc w:val="left"/>
+            </w:pPr>
+            <w:r>
+              <w:t xml:space="preserve">+0.094*</w:t>
+            </w:r>
+          </w:p>
+        </w:tc>
+        <w:tc>
+          <w:tcPr/>
+          <w:p>
+            <w:pPr>
+              <w:pStyle w:val="Compact"/>
+              <w:jc w:val="left"/>
+            </w:pPr>
+            <w:r>
+              <w:t xml:space="preserve">+0.063</w:t>
+            </w:r>
+          </w:p>
+        </w:tc>
+        <w:tc>
+          <w:tcPr/>
+          <w:p>
+            <w:pPr>
+              <w:pStyle w:val="Compact"/>
+              <w:jc w:val="left"/>
+            </w:pPr>
+            <w:r>
+              <w:t xml:space="preserve">+0.039</w:t>
             </w:r>
           </w:p>
         </w:tc>
@@ -5022,18 +5097,6 @@
               <w:jc w:val="left"/>
             </w:pPr>
             <w:r>
-              <w:t xml:space="preserve">(0.038)</w:t>
-            </w:r>
-          </w:p>
-        </w:tc>
-        <w:tc>
-          <w:tcPr/>
-          <w:p>
-            <w:pPr>
-              <w:pStyle w:val="Compact"/>
-              <w:jc w:val="left"/>
-            </w:pPr>
-            <w:r>
               <w:t xml:space="preserve">(0.039)</w:t>
             </w:r>
           </w:p>
@@ -5046,19 +5109,31 @@
               <w:jc w:val="left"/>
             </w:pPr>
             <w:r>
-              <w:t xml:space="preserve">(0.045)</w:t>
-            </w:r>
-          </w:p>
-        </w:tc>
-        <w:tc>
-          <w:tcPr/>
-          <w:p>
-            <w:pPr>
-              <w:pStyle w:val="Compact"/>
-              <w:jc w:val="left"/>
-            </w:pPr>
-            <w:r>
-              <w:t xml:space="preserve">(0.050)</w:t>
+              <w:t xml:space="preserve">(0.039)</w:t>
+            </w:r>
+          </w:p>
+        </w:tc>
+        <w:tc>
+          <w:tcPr/>
+          <w:p>
+            <w:pPr>
+              <w:pStyle w:val="Compact"/>
+              <w:jc w:val="left"/>
+            </w:pPr>
+            <w:r>
+              <w:t xml:space="preserve">(0.049)</w:t>
+            </w:r>
+          </w:p>
+        </w:tc>
+        <w:tc>
+          <w:tcPr/>
+          <w:p>
+            <w:pPr>
+              <w:pStyle w:val="Compact"/>
+              <w:jc w:val="left"/>
+            </w:pPr>
+            <w:r>
+              <w:t xml:space="preserve">(0.049)</w:t>
             </w:r>
           </w:p>
         </w:tc>
@@ -5124,19 +5199,19 @@
               <w:jc w:val="left"/>
             </w:pPr>
             <w:r>
-              <w:t xml:space="preserve">-1.144</w:t>
-            </w:r>
-          </w:p>
-        </w:tc>
-        <w:tc>
-          <w:tcPr/>
-          <w:p>
-            <w:pPr>
-              <w:pStyle w:val="Compact"/>
-              <w:jc w:val="left"/>
-            </w:pPr>
-            <w:r>
-              <w:t xml:space="preserve">-1.167†</w:t>
+              <w:t xml:space="preserve">-1.037</w:t>
+            </w:r>
+          </w:p>
+        </w:tc>
+        <w:tc>
+          <w:tcPr/>
+          <w:p>
+            <w:pPr>
+              <w:pStyle w:val="Compact"/>
+              <w:jc w:val="left"/>
+            </w:pPr>
+            <w:r>
+              <w:t xml:space="preserve">-1.018</w:t>
             </w:r>
           </w:p>
         </w:tc>
@@ -5198,19 +5273,19 @@
               <w:jc w:val="left"/>
             </w:pPr>
             <w:r>
-              <w:t xml:space="preserve">(0.702)</w:t>
-            </w:r>
-          </w:p>
-        </w:tc>
-        <w:tc>
-          <w:tcPr/>
-          <w:p>
-            <w:pPr>
-              <w:pStyle w:val="Compact"/>
-              <w:jc w:val="left"/>
-            </w:pPr>
-            <w:r>
-              <w:t xml:space="preserve">(0.686)</w:t>
+              <w:t xml:space="preserve">(0.790)</w:t>
+            </w:r>
+          </w:p>
+        </w:tc>
+        <w:tc>
+          <w:tcPr/>
+          <w:p>
+            <w:pPr>
+              <w:pStyle w:val="Compact"/>
+              <w:jc w:val="left"/>
+            </w:pPr>
+            <w:r>
+              <w:t xml:space="preserve">(0.777)</w:t>
             </w:r>
           </w:p>
         </w:tc>
@@ -5276,19 +5351,19 @@
               <w:jc w:val="left"/>
             </w:pPr>
             <w:r>
-              <w:t xml:space="preserve">+3.098**</w:t>
-            </w:r>
-          </w:p>
-        </w:tc>
-        <w:tc>
-          <w:tcPr/>
-          <w:p>
-            <w:pPr>
-              <w:pStyle w:val="Compact"/>
-              <w:jc w:val="left"/>
-            </w:pPr>
-            <w:r>
-              <w:t xml:space="preserve">+3.119**</w:t>
+              <w:t xml:space="preserve">+3.307*</w:t>
+            </w:r>
+          </w:p>
+        </w:tc>
+        <w:tc>
+          <w:tcPr/>
+          <w:p>
+            <w:pPr>
+              <w:pStyle w:val="Compact"/>
+              <w:jc w:val="left"/>
+            </w:pPr>
+            <w:r>
+              <w:t xml:space="preserve">+3.220*</w:t>
             </w:r>
           </w:p>
         </w:tc>
@@ -5350,19 +5425,19 @@
               <w:jc w:val="left"/>
             </w:pPr>
             <w:r>
-              <w:t xml:space="preserve">(1.088)</w:t>
-            </w:r>
-          </w:p>
-        </w:tc>
-        <w:tc>
-          <w:tcPr/>
-          <w:p>
-            <w:pPr>
-              <w:pStyle w:val="Compact"/>
-              <w:jc w:val="left"/>
-            </w:pPr>
-            <w:r>
-              <w:t xml:space="preserve">(1.124)</w:t>
+              <w:t xml:space="preserve">(1.345)</w:t>
+            </w:r>
+          </w:p>
+        </w:tc>
+        <w:tc>
+          <w:tcPr/>
+          <w:p>
+            <w:pPr>
+              <w:pStyle w:val="Compact"/>
+              <w:jc w:val="left"/>
+            </w:pPr>
+            <w:r>
+              <w:t xml:space="preserve">(1.384)</w:t>
             </w:r>
           </w:p>
         </w:tc>
@@ -5388,79 +5463,79 @@
               <w:jc w:val="left"/>
             </w:pPr>
             <w:r>
-              <w:t xml:space="preserve">-0.120**</w:t>
-            </w:r>
-          </w:p>
-        </w:tc>
-        <w:tc>
-          <w:tcPr/>
-          <w:p>
-            <w:pPr>
-              <w:pStyle w:val="Compact"/>
-              <w:jc w:val="left"/>
-            </w:pPr>
-            <w:r>
-              <w:t xml:space="preserve">-0.124***</w:t>
-            </w:r>
-          </w:p>
-        </w:tc>
-        <w:tc>
-          <w:tcPr/>
-          <w:p>
-            <w:pPr>
-              <w:pStyle w:val="Compact"/>
-              <w:jc w:val="left"/>
-            </w:pPr>
-            <w:r>
-              <w:t xml:space="preserve">-0.175***</w:t>
-            </w:r>
-          </w:p>
-        </w:tc>
-        <w:tc>
-          <w:tcPr/>
-          <w:p>
-            <w:pPr>
-              <w:pStyle w:val="Compact"/>
-              <w:jc w:val="left"/>
-            </w:pPr>
-            <w:r>
-              <w:t xml:space="preserve">-0.135***</w:t>
-            </w:r>
-          </w:p>
-        </w:tc>
-        <w:tc>
-          <w:tcPr/>
-          <w:p>
-            <w:pPr>
-              <w:pStyle w:val="Compact"/>
-              <w:jc w:val="left"/>
-            </w:pPr>
-            <w:r>
-              <w:t xml:space="preserve">-0.179***</w:t>
-            </w:r>
-          </w:p>
-        </w:tc>
-        <w:tc>
-          <w:tcPr/>
-          <w:p>
-            <w:pPr>
-              <w:pStyle w:val="Compact"/>
-              <w:jc w:val="left"/>
-            </w:pPr>
-            <w:r>
-              <w:t xml:space="preserve">-0.125***</w:t>
-            </w:r>
-          </w:p>
-        </w:tc>
-        <w:tc>
-          <w:tcPr/>
-          <w:p>
-            <w:pPr>
-              <w:pStyle w:val="Compact"/>
-              <w:jc w:val="left"/>
-            </w:pPr>
-            <w:r>
-              <w:t xml:space="preserve">-0.168***</w:t>
+              <w:t xml:space="preserve">-0.127***</w:t>
+            </w:r>
+          </w:p>
+        </w:tc>
+        <w:tc>
+          <w:tcPr/>
+          <w:p>
+            <w:pPr>
+              <w:pStyle w:val="Compact"/>
+              <w:jc w:val="left"/>
+            </w:pPr>
+            <w:r>
+              <w:t xml:space="preserve">-0.129***</w:t>
+            </w:r>
+          </w:p>
+        </w:tc>
+        <w:tc>
+          <w:tcPr/>
+          <w:p>
+            <w:pPr>
+              <w:pStyle w:val="Compact"/>
+              <w:jc w:val="left"/>
+            </w:pPr>
+            <w:r>
+              <w:t xml:space="preserve">-0.177***</w:t>
+            </w:r>
+          </w:p>
+        </w:tc>
+        <w:tc>
+          <w:tcPr/>
+          <w:p>
+            <w:pPr>
+              <w:pStyle w:val="Compact"/>
+              <w:jc w:val="left"/>
+            </w:pPr>
+            <w:r>
+              <w:t xml:space="preserve">-0.143***</w:t>
+            </w:r>
+          </w:p>
+        </w:tc>
+        <w:tc>
+          <w:tcPr/>
+          <w:p>
+            <w:pPr>
+              <w:pStyle w:val="Compact"/>
+              <w:jc w:val="left"/>
+            </w:pPr>
+            <w:r>
+              <w:t xml:space="preserve">-0.184***</w:t>
+            </w:r>
+          </w:p>
+        </w:tc>
+        <w:tc>
+          <w:tcPr/>
+          <w:p>
+            <w:pPr>
+              <w:pStyle w:val="Compact"/>
+              <w:jc w:val="left"/>
+            </w:pPr>
+            <w:r>
+              <w:t xml:space="preserve">-0.130***</w:t>
+            </w:r>
+          </w:p>
+        </w:tc>
+        <w:tc>
+          <w:tcPr/>
+          <w:p>
+            <w:pPr>
+              <w:pStyle w:val="Compact"/>
+              <w:jc w:val="left"/>
+            </w:pPr>
+            <w:r>
+              <w:t xml:space="preserve">-0.171***</w:t>
             </w:r>
           </w:p>
         </w:tc>
@@ -5486,7 +5561,7 @@
               <w:jc w:val="left"/>
             </w:pPr>
             <w:r>
-              <w:t xml:space="preserve">+0.017***</w:t>
+              <w:t xml:space="preserve">+0.018***</w:t>
             </w:r>
           </w:p>
         </w:tc>
@@ -5510,18 +5585,6 @@
               <w:jc w:val="left"/>
             </w:pPr>
             <w:r>
-              <w:t xml:space="preserve">+0.017***</w:t>
-            </w:r>
-          </w:p>
-        </w:tc>
-        <w:tc>
-          <w:tcPr/>
-          <w:p>
-            <w:pPr>
-              <w:pStyle w:val="Compact"/>
-              <w:jc w:val="left"/>
-            </w:pPr>
-            <w:r>
               <w:t xml:space="preserve">+0.016***</w:t>
             </w:r>
           </w:p>
@@ -5534,7 +5597,19 @@
               <w:jc w:val="left"/>
             </w:pPr>
             <w:r>
-              <w:t xml:space="preserve">+0.017***</w:t>
+              <w:t xml:space="preserve">+0.016***</w:t>
+            </w:r>
+          </w:p>
+        </w:tc>
+        <w:tc>
+          <w:tcPr/>
+          <w:p>
+            <w:pPr>
+              <w:pStyle w:val="Compact"/>
+              <w:jc w:val="left"/>
+            </w:pPr>
+            <w:r>
+              <w:t xml:space="preserve">+0.016***</w:t>
             </w:r>
           </w:p>
         </w:tc>
@@ -5584,79 +5659,79 @@
               <w:jc w:val="left"/>
             </w:pPr>
             <w:r>
-              <w:t xml:space="preserve">+0.407***</w:t>
-            </w:r>
-          </w:p>
-        </w:tc>
-        <w:tc>
-          <w:tcPr/>
-          <w:p>
-            <w:pPr>
-              <w:pStyle w:val="Compact"/>
-              <w:jc w:val="left"/>
-            </w:pPr>
-            <w:r>
-              <w:t xml:space="preserve">+0.307***</w:t>
-            </w:r>
-          </w:p>
-        </w:tc>
-        <w:tc>
-          <w:tcPr/>
-          <w:p>
-            <w:pPr>
-              <w:pStyle w:val="Compact"/>
-              <w:jc w:val="left"/>
-            </w:pPr>
-            <w:r>
-              <w:t xml:space="preserve">+0.293***</w:t>
-            </w:r>
-          </w:p>
-        </w:tc>
-        <w:tc>
-          <w:tcPr/>
-          <w:p>
-            <w:pPr>
-              <w:pStyle w:val="Compact"/>
-              <w:jc w:val="left"/>
-            </w:pPr>
-            <w:r>
-              <w:t xml:space="preserve">+0.307***</w:t>
-            </w:r>
-          </w:p>
-        </w:tc>
-        <w:tc>
-          <w:tcPr/>
-          <w:p>
-            <w:pPr>
-              <w:pStyle w:val="Compact"/>
-              <w:jc w:val="left"/>
-            </w:pPr>
-            <w:r>
-              <w:t xml:space="preserve">+0.294**</w:t>
-            </w:r>
-          </w:p>
-        </w:tc>
-        <w:tc>
-          <w:tcPr/>
-          <w:p>
-            <w:pPr>
-              <w:pStyle w:val="Compact"/>
-              <w:jc w:val="left"/>
-            </w:pPr>
-            <w:r>
-              <w:t xml:space="preserve">+0.298***</w:t>
-            </w:r>
-          </w:p>
-        </w:tc>
-        <w:tc>
-          <w:tcPr/>
-          <w:p>
-            <w:pPr>
-              <w:pStyle w:val="Compact"/>
-              <w:jc w:val="left"/>
-            </w:pPr>
-            <w:r>
-              <w:t xml:space="preserve">+0.284**</w:t>
+              <w:t xml:space="preserve">+0.443***</w:t>
+            </w:r>
+          </w:p>
+        </w:tc>
+        <w:tc>
+          <w:tcPr/>
+          <w:p>
+            <w:pPr>
+              <w:pStyle w:val="Compact"/>
+              <w:jc w:val="left"/>
+            </w:pPr>
+            <w:r>
+              <w:t xml:space="preserve">+0.330***</w:t>
+            </w:r>
+          </w:p>
+        </w:tc>
+        <w:tc>
+          <w:tcPr/>
+          <w:p>
+            <w:pPr>
+              <w:pStyle w:val="Compact"/>
+              <w:jc w:val="left"/>
+            </w:pPr>
+            <w:r>
+              <w:t xml:space="preserve">+0.319***</w:t>
+            </w:r>
+          </w:p>
+        </w:tc>
+        <w:tc>
+          <w:tcPr/>
+          <w:p>
+            <w:pPr>
+              <w:pStyle w:val="Compact"/>
+              <w:jc w:val="left"/>
+            </w:pPr>
+            <w:r>
+              <w:t xml:space="preserve">+0.327***</w:t>
+            </w:r>
+          </w:p>
+        </w:tc>
+        <w:tc>
+          <w:tcPr/>
+          <w:p>
+            <w:pPr>
+              <w:pStyle w:val="Compact"/>
+              <w:jc w:val="left"/>
+            </w:pPr>
+            <w:r>
+              <w:t xml:space="preserve">+0.315***</w:t>
+            </w:r>
+          </w:p>
+        </w:tc>
+        <w:tc>
+          <w:tcPr/>
+          <w:p>
+            <w:pPr>
+              <w:pStyle w:val="Compact"/>
+              <w:jc w:val="left"/>
+            </w:pPr>
+            <w:r>
+              <w:t xml:space="preserve">+0.316***</w:t>
+            </w:r>
+          </w:p>
+        </w:tc>
+        <w:tc>
+          <w:tcPr/>
+          <w:p>
+            <w:pPr>
+              <w:pStyle w:val="Compact"/>
+              <w:jc w:val="left"/>
+            </w:pPr>
+            <w:r>
+              <w:t xml:space="preserve">+0.304***</w:t>
             </w:r>
           </w:p>
         </w:tc>
@@ -5780,79 +5855,79 @@
               <w:jc w:val="left"/>
             </w:pPr>
             <w:r>
-              <w:t xml:space="preserve">+10.958***</w:t>
-            </w:r>
-          </w:p>
-        </w:tc>
-        <w:tc>
-          <w:tcPr/>
-          <w:p>
-            <w:pPr>
-              <w:pStyle w:val="Compact"/>
-              <w:jc w:val="left"/>
-            </w:pPr>
-            <w:r>
-              <w:t xml:space="preserve">+11.157***</w:t>
-            </w:r>
-          </w:p>
-        </w:tc>
-        <w:tc>
-          <w:tcPr/>
-          <w:p>
-            <w:pPr>
-              <w:pStyle w:val="Compact"/>
-              <w:jc w:val="left"/>
-            </w:pPr>
-            <w:r>
-              <w:t xml:space="preserve">+11.345***</w:t>
-            </w:r>
-          </w:p>
-        </w:tc>
-        <w:tc>
-          <w:tcPr/>
-          <w:p>
-            <w:pPr>
-              <w:pStyle w:val="Compact"/>
-              <w:jc w:val="left"/>
-            </w:pPr>
-            <w:r>
-              <w:t xml:space="preserve">+11.199***</w:t>
-            </w:r>
-          </w:p>
-        </w:tc>
-        <w:tc>
-          <w:tcPr/>
-          <w:p>
-            <w:pPr>
-              <w:pStyle w:val="Compact"/>
-              <w:jc w:val="left"/>
-            </w:pPr>
-            <w:r>
-              <w:t xml:space="preserve">+11.361***</w:t>
-            </w:r>
-          </w:p>
-        </w:tc>
-        <w:tc>
-          <w:tcPr/>
-          <w:p>
-            <w:pPr>
-              <w:pStyle w:val="Compact"/>
-              <w:jc w:val="left"/>
-            </w:pPr>
-            <w:r>
-              <w:t xml:space="preserve">+11.190***</w:t>
-            </w:r>
-          </w:p>
-        </w:tc>
-        <w:tc>
-          <w:tcPr/>
-          <w:p>
-            <w:pPr>
-              <w:pStyle w:val="Compact"/>
-              <w:jc w:val="left"/>
-            </w:pPr>
-            <w:r>
-              <w:t xml:space="preserve">+11.353***</w:t>
+              <w:t xml:space="preserve">+11.433***</w:t>
+            </w:r>
+          </w:p>
+        </w:tc>
+        <w:tc>
+          <w:tcPr/>
+          <w:p>
+            <w:pPr>
+              <w:pStyle w:val="Compact"/>
+              <w:jc w:val="left"/>
+            </w:pPr>
+            <w:r>
+              <w:t xml:space="preserve">+11.537***</w:t>
+            </w:r>
+          </w:p>
+        </w:tc>
+        <w:tc>
+          <w:tcPr/>
+          <w:p>
+            <w:pPr>
+              <w:pStyle w:val="Compact"/>
+              <w:jc w:val="left"/>
+            </w:pPr>
+            <w:r>
+              <w:t xml:space="preserve">+11.656***</w:t>
+            </w:r>
+          </w:p>
+        </w:tc>
+        <w:tc>
+          <w:tcPr/>
+          <w:p>
+            <w:pPr>
+              <w:pStyle w:val="Compact"/>
+              <w:jc w:val="left"/>
+            </w:pPr>
+            <w:r>
+              <w:t xml:space="preserve">+11.558***</w:t>
+            </w:r>
+          </w:p>
+        </w:tc>
+        <w:tc>
+          <w:tcPr/>
+          <w:p>
+            <w:pPr>
+              <w:pStyle w:val="Compact"/>
+              <w:jc w:val="left"/>
+            </w:pPr>
+            <w:r>
+              <w:t xml:space="preserve">+11.664***</w:t>
+            </w:r>
+          </w:p>
+        </w:tc>
+        <w:tc>
+          <w:tcPr/>
+          <w:p>
+            <w:pPr>
+              <w:pStyle w:val="Compact"/>
+              <w:jc w:val="left"/>
+            </w:pPr>
+            <w:r>
+              <w:t xml:space="preserve">+11.550***</w:t>
+            </w:r>
+          </w:p>
+        </w:tc>
+        <w:tc>
+          <w:tcPr/>
+          <w:p>
+            <w:pPr>
+              <w:pStyle w:val="Compact"/>
+              <w:jc w:val="left"/>
+            </w:pPr>
+            <w:r>
+              <w:t xml:space="preserve">+11.655***</w:t>
             </w:r>
           </w:p>
         </w:tc>
@@ -5976,31 +6051,31 @@
               <w:jc w:val="left"/>
             </w:pPr>
             <w:r>
-              <w:t xml:space="preserve">0.122</w:t>
-            </w:r>
-          </w:p>
-        </w:tc>
-        <w:tc>
-          <w:tcPr/>
-          <w:p>
-            <w:pPr>
-              <w:pStyle w:val="Compact"/>
-              <w:jc w:val="left"/>
-            </w:pPr>
-            <w:r>
-              <w:t xml:space="preserve">0.178</w:t>
-            </w:r>
-          </w:p>
-        </w:tc>
-        <w:tc>
-          <w:tcPr/>
-          <w:p>
-            <w:pPr>
-              <w:pStyle w:val="Compact"/>
-              <w:jc w:val="left"/>
-            </w:pPr>
-            <w:r>
-              <w:t xml:space="preserve">0.199</w:t>
+              <w:t xml:space="preserve">0.104</w:t>
+            </w:r>
+          </w:p>
+        </w:tc>
+        <w:tc>
+          <w:tcPr/>
+          <w:p>
+            <w:pPr>
+              <w:pStyle w:val="Compact"/>
+              <w:jc w:val="left"/>
+            </w:pPr>
+            <w:r>
+              <w:t xml:space="preserve">0.175</w:t>
+            </w:r>
+          </w:p>
+        </w:tc>
+        <w:tc>
+          <w:tcPr/>
+          <w:p>
+            <w:pPr>
+              <w:pStyle w:val="Compact"/>
+              <w:jc w:val="left"/>
+            </w:pPr>
+            <w:r>
+              <w:t xml:space="preserve">0.197</w:t>
             </w:r>
           </w:p>
         </w:tc>
@@ -6024,19 +6099,19 @@
               <w:jc w:val="left"/>
             </w:pPr>
             <w:r>
-              <w:t xml:space="preserve">0.202</w:t>
-            </w:r>
-          </w:p>
-        </w:tc>
-        <w:tc>
-          <w:tcPr/>
-          <w:p>
-            <w:pPr>
-              <w:pStyle w:val="Compact"/>
-              <w:jc w:val="left"/>
-            </w:pPr>
-            <w:r>
-              <w:t xml:space="preserve">0.193</w:t>
+              <w:t xml:space="preserve">0.201</w:t>
+            </w:r>
+          </w:p>
+        </w:tc>
+        <w:tc>
+          <w:tcPr/>
+          <w:p>
+            <w:pPr>
+              <w:pStyle w:val="Compact"/>
+              <w:jc w:val="left"/>
+            </w:pPr>
+            <w:r>
+              <w:t xml:space="preserve">0.194</w:t>
             </w:r>
           </w:p>
         </w:tc>
@@ -6074,19 +6149,43 @@
               <w:jc w:val="left"/>
             </w:pPr>
             <w:r>
-              <w:t xml:space="preserve">0.115</w:t>
-            </w:r>
-          </w:p>
-        </w:tc>
-        <w:tc>
-          <w:tcPr/>
-          <w:p>
-            <w:pPr>
-              <w:pStyle w:val="Compact"/>
-              <w:jc w:val="left"/>
-            </w:pPr>
-            <w:r>
-              <w:t xml:space="preserve">0.168</w:t>
+              <w:t xml:space="preserve">0.096</w:t>
+            </w:r>
+          </w:p>
+        </w:tc>
+        <w:tc>
+          <w:tcPr/>
+          <w:p>
+            <w:pPr>
+              <w:pStyle w:val="Compact"/>
+              <w:jc w:val="left"/>
+            </w:pPr>
+            <w:r>
+              <w:t xml:space="preserve">0.166</w:t>
+            </w:r>
+          </w:p>
+        </w:tc>
+        <w:tc>
+          <w:tcPr/>
+          <w:p>
+            <w:pPr>
+              <w:pStyle w:val="Compact"/>
+              <w:jc w:val="left"/>
+            </w:pPr>
+            <w:r>
+              <w:t xml:space="preserve">0.186</w:t>
+            </w:r>
+          </w:p>
+        </w:tc>
+        <w:tc>
+          <w:tcPr/>
+          <w:p>
+            <w:pPr>
+              <w:pStyle w:val="Compact"/>
+              <w:jc w:val="left"/>
+            </w:pPr>
+            <w:r>
+              <w:t xml:space="preserve">0.173</w:t>
             </w:r>
           </w:p>
         </w:tc>
@@ -6110,31 +6209,7 @@
               <w:jc w:val="left"/>
             </w:pPr>
             <w:r>
-              <w:t xml:space="preserve">0.174</w:t>
-            </w:r>
-          </w:p>
-        </w:tc>
-        <w:tc>
-          <w:tcPr/>
-          <w:p>
-            <w:pPr>
-              <w:pStyle w:val="Compact"/>
-              <w:jc w:val="left"/>
-            </w:pPr>
-            <w:r>
-              <w:t xml:space="preserve">0.190</w:t>
-            </w:r>
-          </w:p>
-        </w:tc>
-        <w:tc>
-          <w:tcPr/>
-          <w:p>
-            <w:pPr>
-              <w:pStyle w:val="Compact"/>
-              <w:jc w:val="left"/>
-            </w:pPr>
-            <w:r>
-              <w:t xml:space="preserve">0.180</w:t>
+              <w:t xml:space="preserve">0.181</w:t>
             </w:r>
           </w:p>
         </w:tc>
@@ -6199,7 +6274,7 @@
         <w:t xml:space="preserve"> </w:t>
       </w:r>
       <w:r>
-        <w:t xml:space="preserve">M8), the direct DAI term is small and not significant (β = 0.019, p = .705),</w:t>
+        <w:t xml:space="preserve">M8), the direct DAI term is small and not significant (β = 0.039, p = .419),</w:t>
       </w:r>
       <w:r>
         <w:t xml:space="preserve"> </w:t>
@@ -6211,13 +6286,13 @@
         <w:t xml:space="preserve"> </w:t>
       </w:r>
       <w:r>
-        <w:t xml:space="preserve">significance (β = −1.177, p = .083), and the quadratic interaction is</w:t>
-      </w:r>
-      <w:r>
-        <w:t xml:space="preserve"> </w:t>
-      </w:r>
-      <w:r>
-        <w:t xml:space="preserve">positive and significant (β = 3.119, SE = 1.124, p = .005); M8 also produces</w:t>
+        <w:t xml:space="preserve">significance (β = −1.018, p = .190), and the quadratic interaction is</w:t>
+      </w:r>
+      <w:r>
+        <w:t xml:space="preserve"> </w:t>
+      </w:r>
+      <w:r>
+        <w:t xml:space="preserve">positive and significant (β = 3.220, SE = 1.384, p = .020); M8 also produces</w:t>
       </w:r>
       <w:r>
         <w:t xml:space="preserve"> </w:t>
@@ -6283,16 +6358,16 @@
     <w:tbl>
       <w:tblPr>
         <w:tblStyle w:val="Table"/>
-        <w:tblW w:type="auto" w:w="0"/>
+        <w:tblW w:type="pct" w:w="5000"/>
         <w:tblLook w:firstRow="1" w:lastRow="0" w:firstColumn="0" w:lastColumn="0" w:noHBand="0" w:noVBand="0" w:val="0020"/>
         <w:jc w:val="start"/>
       </w:tblPr>
       <w:tblGrid>
-        <w:gridCol w:w="1584"/>
-        <w:gridCol w:w="1584"/>
-        <w:gridCol w:w="1584"/>
-        <w:gridCol w:w="1584"/>
-        <w:gridCol w:w="1584"/>
+        <w:gridCol w:w="2099"/>
+        <w:gridCol w:w="2290"/>
+        <w:gridCol w:w="667"/>
+        <w:gridCol w:w="954"/>
+        <w:gridCol w:w="1908"/>
       </w:tblGrid>
       <w:tr>
         <w:trPr>
@@ -6380,43 +6455,43 @@
               <w:jc w:val="left"/>
             </w:pPr>
             <w:r>
-              <w:t xml:space="preserve">+0.080</w:t>
-            </w:r>
-          </w:p>
-        </w:tc>
-        <w:tc>
-          <w:tcPr/>
-          <w:p>
-            <w:pPr>
-              <w:pStyle w:val="Compact"/>
-              <w:jc w:val="left"/>
-            </w:pPr>
-            <w:r>
-              <w:t xml:space="preserve">0.040</w:t>
-            </w:r>
-          </w:p>
-        </w:tc>
-        <w:tc>
-          <w:tcPr/>
-          <w:p>
-            <w:pPr>
-              <w:pStyle w:val="Compact"/>
-              <w:jc w:val="left"/>
-            </w:pPr>
-            <w:r>
-              <w:t xml:space="preserve">.045*</w:t>
-            </w:r>
-          </w:p>
-        </w:tc>
-        <w:tc>
-          <w:tcPr/>
-          <w:p>
-            <w:pPr>
-              <w:pStyle w:val="Compact"/>
-              <w:jc w:val="left"/>
-            </w:pPr>
-            <w:r>
-              <w:t xml:space="preserve">[+0.002, +0.158]</w:t>
+              <w:t xml:space="preserve">+0.094</w:t>
+            </w:r>
+          </w:p>
+        </w:tc>
+        <w:tc>
+          <w:tcPr/>
+          <w:p>
+            <w:pPr>
+              <w:pStyle w:val="Compact"/>
+              <w:jc w:val="left"/>
+            </w:pPr>
+            <w:r>
+              <w:t xml:space="preserve">0.041</w:t>
+            </w:r>
+          </w:p>
+        </w:tc>
+        <w:tc>
+          <w:tcPr/>
+          <w:p>
+            <w:pPr>
+              <w:pStyle w:val="Compact"/>
+              <w:jc w:val="left"/>
+            </w:pPr>
+            <w:r>
+              <w:t xml:space="preserve">.021*</w:t>
+            </w:r>
+          </w:p>
+        </w:tc>
+        <w:tc>
+          <w:tcPr/>
+          <w:p>
+            <w:pPr>
+              <w:pStyle w:val="Compact"/>
+              <w:jc w:val="left"/>
+            </w:pPr>
+            <w:r>
+              <w:t xml:space="preserve">[+0.014, +0.173]</w:t>
             </w:r>
           </w:p>
         </w:tc>
@@ -6442,43 +6517,43 @@
               <w:jc w:val="left"/>
             </w:pPr>
             <w:r>
-              <w:t xml:space="preserve">+0.015</w:t>
-            </w:r>
-          </w:p>
-        </w:tc>
-        <w:tc>
-          <w:tcPr/>
-          <w:p>
-            <w:pPr>
-              <w:pStyle w:val="Compact"/>
-              <w:jc w:val="left"/>
-            </w:pPr>
-            <w:r>
-              <w:t xml:space="preserve">0.047</w:t>
-            </w:r>
-          </w:p>
-        </w:tc>
-        <w:tc>
-          <w:tcPr/>
-          <w:p>
-            <w:pPr>
-              <w:pStyle w:val="Compact"/>
-              <w:jc w:val="left"/>
-            </w:pPr>
-            <w:r>
-              <w:t xml:space="preserve">.752</w:t>
-            </w:r>
-          </w:p>
-        </w:tc>
-        <w:tc>
-          <w:tcPr/>
-          <w:p>
-            <w:pPr>
-              <w:pStyle w:val="Compact"/>
-              <w:jc w:val="left"/>
-            </w:pPr>
-            <w:r>
-              <w:t xml:space="preserve">[-0.077, +0.106]</w:t>
+              <w:t xml:space="preserve">+0.036</w:t>
+            </w:r>
+          </w:p>
+        </w:tc>
+        <w:tc>
+          <w:tcPr/>
+          <w:p>
+            <w:pPr>
+              <w:pStyle w:val="Compact"/>
+              <w:jc w:val="left"/>
+            </w:pPr>
+            <w:r>
+              <w:t xml:space="preserve">0.050</w:t>
+            </w:r>
+          </w:p>
+        </w:tc>
+        <w:tc>
+          <w:tcPr/>
+          <w:p>
+            <w:pPr>
+              <w:pStyle w:val="Compact"/>
+              <w:jc w:val="left"/>
+            </w:pPr>
+            <w:r>
+              <w:t xml:space="preserve">.476</w:t>
+            </w:r>
+          </w:p>
+        </w:tc>
+        <w:tc>
+          <w:tcPr/>
+          <w:p>
+            <w:pPr>
+              <w:pStyle w:val="Compact"/>
+              <w:jc w:val="left"/>
+            </w:pPr>
+            <w:r>
+              <w:t xml:space="preserve">[-0.063, +0.134]</w:t>
             </w:r>
           </w:p>
         </w:tc>
@@ -6504,43 +6579,43 @@
               <w:jc w:val="left"/>
             </w:pPr>
             <w:r>
-              <w:t xml:space="preserve">-0.035</w:t>
-            </w:r>
-          </w:p>
-        </w:tc>
-        <w:tc>
-          <w:tcPr/>
-          <w:p>
-            <w:pPr>
-              <w:pStyle w:val="Compact"/>
-              <w:jc w:val="left"/>
-            </w:pPr>
-            <w:r>
-              <w:t xml:space="preserve">0.069</w:t>
-            </w:r>
-          </w:p>
-        </w:tc>
-        <w:tc>
-          <w:tcPr/>
-          <w:p>
-            <w:pPr>
-              <w:pStyle w:val="Compact"/>
-              <w:jc w:val="left"/>
-            </w:pPr>
-            <w:r>
-              <w:t xml:space="preserve">.616</w:t>
-            </w:r>
-          </w:p>
-        </w:tc>
-        <w:tc>
-          <w:tcPr/>
-          <w:p>
-            <w:pPr>
-              <w:pStyle w:val="Compact"/>
-              <w:jc w:val="left"/>
-            </w:pPr>
-            <w:r>
-              <w:t xml:space="preserve">[-0.170, +0.101]</w:t>
+              <w:t xml:space="preserve">-0.006</w:t>
+            </w:r>
+          </w:p>
+        </w:tc>
+        <w:tc>
+          <w:tcPr/>
+          <w:p>
+            <w:pPr>
+              <w:pStyle w:val="Compact"/>
+              <w:jc w:val="left"/>
+            </w:pPr>
+            <w:r>
+              <w:t xml:space="preserve">0.077</w:t>
+            </w:r>
+          </w:p>
+        </w:tc>
+        <w:tc>
+          <w:tcPr/>
+          <w:p>
+            <w:pPr>
+              <w:pStyle w:val="Compact"/>
+              <w:jc w:val="left"/>
+            </w:pPr>
+            <w:r>
+              <w:t xml:space="preserve">.938</w:t>
+            </w:r>
+          </w:p>
+        </w:tc>
+        <w:tc>
+          <w:tcPr/>
+          <w:p>
+            <w:pPr>
+              <w:pStyle w:val="Compact"/>
+              <w:jc w:val="left"/>
+            </w:pPr>
+            <w:r>
+              <w:t xml:space="preserve">[-0.157, +0.145]</w:t>
             </w:r>
           </w:p>
         </w:tc>
@@ -6566,43 +6641,43 @@
               <w:jc w:val="left"/>
             </w:pPr>
             <w:r>
-              <w:t xml:space="preserve">-0.069</w:t>
-            </w:r>
-          </w:p>
-        </w:tc>
-        <w:tc>
-          <w:tcPr/>
-          <w:p>
-            <w:pPr>
-              <w:pStyle w:val="Compact"/>
-              <w:jc w:val="left"/>
-            </w:pPr>
-            <w:r>
-              <w:t xml:space="preserve">0.093</w:t>
-            </w:r>
-          </w:p>
-        </w:tc>
-        <w:tc>
-          <w:tcPr/>
-          <w:p>
-            <w:pPr>
-              <w:pStyle w:val="Compact"/>
-              <w:jc w:val="left"/>
-            </w:pPr>
-            <w:r>
-              <w:t xml:space="preserve">.459</w:t>
-            </w:r>
-          </w:p>
-        </w:tc>
-        <w:tc>
-          <w:tcPr/>
-          <w:p>
-            <w:pPr>
-              <w:pStyle w:val="Compact"/>
-              <w:jc w:val="left"/>
-            </w:pPr>
-            <w:r>
-              <w:t xml:space="preserve">[-0.250, +0.113]</w:t>
+              <w:t xml:space="preserve">-0.032</w:t>
+            </w:r>
+          </w:p>
+        </w:tc>
+        <w:tc>
+          <w:tcPr/>
+          <w:p>
+            <w:pPr>
+              <w:pStyle w:val="Compact"/>
+              <w:jc w:val="left"/>
+            </w:pPr>
+            <w:r>
+              <w:t xml:space="preserve">0.104</w:t>
+            </w:r>
+          </w:p>
+        </w:tc>
+        <w:tc>
+          <w:tcPr/>
+          <w:p>
+            <w:pPr>
+              <w:pStyle w:val="Compact"/>
+              <w:jc w:val="left"/>
+            </w:pPr>
+            <w:r>
+              <w:t xml:space="preserve">.761</w:t>
+            </w:r>
+          </w:p>
+        </w:tc>
+        <w:tc>
+          <w:tcPr/>
+          <w:p>
+            <w:pPr>
+              <w:pStyle w:val="Compact"/>
+              <w:jc w:val="left"/>
+            </w:pPr>
+            <w:r>
+              <w:t xml:space="preserve">[-0.235, +0.172]</w:t>
             </w:r>
           </w:p>
         </w:tc>
@@ -6628,43 +6703,43 @@
               <w:jc w:val="left"/>
             </w:pPr>
             <w:r>
-              <w:t xml:space="preserve">-0.087</w:t>
-            </w:r>
-          </w:p>
-        </w:tc>
-        <w:tc>
-          <w:tcPr/>
-          <w:p>
-            <w:pPr>
-              <w:pStyle w:val="Compact"/>
-              <w:jc w:val="left"/>
-            </w:pPr>
-            <w:r>
-              <w:t xml:space="preserve">0.113</w:t>
-            </w:r>
-          </w:p>
-        </w:tc>
-        <w:tc>
-          <w:tcPr/>
-          <w:p>
-            <w:pPr>
-              <w:pStyle w:val="Compact"/>
-              <w:jc w:val="left"/>
-            </w:pPr>
-            <w:r>
-              <w:t xml:space="preserve">.444</w:t>
-            </w:r>
-          </w:p>
-        </w:tc>
-        <w:tc>
-          <w:tcPr/>
-          <w:p>
-            <w:pPr>
-              <w:pStyle w:val="Compact"/>
-              <w:jc w:val="left"/>
-            </w:pPr>
-            <w:r>
-              <w:t xml:space="preserve">[-0.309, +0.135]</w:t>
+              <w:t xml:space="preserve">-0.041</w:t>
+            </w:r>
+          </w:p>
+        </w:tc>
+        <w:tc>
+          <w:tcPr/>
+          <w:p>
+            <w:pPr>
+              <w:pStyle w:val="Compact"/>
+              <w:jc w:val="left"/>
+            </w:pPr>
+            <w:r>
+              <w:t xml:space="preserve">0.127</w:t>
+            </w:r>
+          </w:p>
+        </w:tc>
+        <w:tc>
+          <w:tcPr/>
+          <w:p>
+            <w:pPr>
+              <w:pStyle w:val="Compact"/>
+              <w:jc w:val="left"/>
+            </w:pPr>
+            <w:r>
+              <w:t xml:space="preserve">.747</w:t>
+            </w:r>
+          </w:p>
+        </w:tc>
+        <w:tc>
+          <w:tcPr/>
+          <w:p>
+            <w:pPr>
+              <w:pStyle w:val="Compact"/>
+              <w:jc w:val="left"/>
+            </w:pPr>
+            <w:r>
+              <w:t xml:space="preserve">[-0.291, +0.209]</w:t>
             </w:r>
           </w:p>
         </w:tc>
@@ -6690,43 +6765,43 @@
               <w:jc w:val="left"/>
             </w:pPr>
             <w:r>
-              <w:t xml:space="preserve">-0.077</w:t>
-            </w:r>
-          </w:p>
-        </w:tc>
-        <w:tc>
-          <w:tcPr/>
-          <w:p>
-            <w:pPr>
-              <w:pStyle w:val="Compact"/>
-              <w:jc w:val="left"/>
-            </w:pPr>
-            <w:r>
-              <w:t xml:space="preserve">0.145</w:t>
-            </w:r>
-          </w:p>
-        </w:tc>
-        <w:tc>
-          <w:tcPr/>
-          <w:p>
-            <w:pPr>
-              <w:pStyle w:val="Compact"/>
-              <w:jc w:val="left"/>
-            </w:pPr>
-            <w:r>
-              <w:t xml:space="preserve">.598</w:t>
-            </w:r>
-          </w:p>
-        </w:tc>
-        <w:tc>
-          <w:tcPr/>
-          <w:p>
-            <w:pPr>
-              <w:pStyle w:val="Compact"/>
-              <w:jc w:val="left"/>
-            </w:pPr>
-            <w:r>
-              <w:t xml:space="preserve">[-0.361, +0.208]</w:t>
+              <w:t xml:space="preserve">-0.012</w:t>
+            </w:r>
+          </w:p>
+        </w:tc>
+        <w:tc>
+          <w:tcPr/>
+          <w:p>
+            <w:pPr>
+              <w:pStyle w:val="Compact"/>
+              <w:jc w:val="left"/>
+            </w:pPr>
+            <w:r>
+              <w:t xml:space="preserve">0.164</w:t>
+            </w:r>
+          </w:p>
+        </w:tc>
+        <w:tc>
+          <w:tcPr/>
+          <w:p>
+            <w:pPr>
+              <w:pStyle w:val="Compact"/>
+              <w:jc w:val="left"/>
+            </w:pPr>
+            <w:r>
+              <w:t xml:space="preserve">.942</w:t>
+            </w:r>
+          </w:p>
+        </w:tc>
+        <w:tc>
+          <w:tcPr/>
+          <w:p>
+            <w:pPr>
+              <w:pStyle w:val="Compact"/>
+              <w:jc w:val="left"/>
+            </w:pPr>
+            <w:r>
+              <w:t xml:space="preserve">[-0.332, +0.309]</w:t>
             </w:r>
           </w:p>
         </w:tc>
@@ -6752,43 +6827,43 @@
               <w:jc w:val="left"/>
             </w:pPr>
             <w:r>
-              <w:t xml:space="preserve">+0.131</w:t>
-            </w:r>
-          </w:p>
-        </w:tc>
-        <w:tc>
-          <w:tcPr/>
-          <w:p>
-            <w:pPr>
-              <w:pStyle w:val="Compact"/>
-              <w:jc w:val="left"/>
-            </w:pPr>
-            <w:r>
-              <w:t xml:space="preserve">0.186</w:t>
-            </w:r>
-          </w:p>
-        </w:tc>
-        <w:tc>
-          <w:tcPr/>
-          <w:p>
-            <w:pPr>
-              <w:pStyle w:val="Compact"/>
-              <w:jc w:val="left"/>
-            </w:pPr>
-            <w:r>
-              <w:t xml:space="preserve">.481</w:t>
-            </w:r>
-          </w:p>
-        </w:tc>
-        <w:tc>
-          <w:tcPr/>
-          <w:p>
-            <w:pPr>
-              <w:pStyle w:val="Compact"/>
-              <w:jc w:val="left"/>
-            </w:pPr>
-            <w:r>
-              <w:t xml:space="preserve">[-0.234, +0.496]</w:t>
+              <w:t xml:space="preserve">+0.240</w:t>
+            </w:r>
+          </w:p>
+        </w:tc>
+        <w:tc>
+          <w:tcPr/>
+          <w:p>
+            <w:pPr>
+              <w:pStyle w:val="Compact"/>
+              <w:jc w:val="left"/>
+            </w:pPr>
+            <w:r>
+              <w:t xml:space="preserve">0.220</w:t>
+            </w:r>
+          </w:p>
+        </w:tc>
+        <w:tc>
+          <w:tcPr/>
+          <w:p>
+            <w:pPr>
+              <w:pStyle w:val="Compact"/>
+              <w:jc w:val="left"/>
+            </w:pPr>
+            <w:r>
+              <w:t xml:space="preserve">.276</w:t>
+            </w:r>
+          </w:p>
+        </w:tc>
+        <w:tc>
+          <w:tcPr/>
+          <w:p>
+            <w:pPr>
+              <w:pStyle w:val="Compact"/>
+              <w:jc w:val="left"/>
+            </w:pPr>
+            <w:r>
+              <w:t xml:space="preserve">[-0.192, +0.671]</w:t>
             </w:r>
           </w:p>
         </w:tc>
@@ -6814,43 +6889,43 @@
               <w:jc w:val="left"/>
             </w:pPr>
             <w:r>
-              <w:t xml:space="preserve">+0.660</w:t>
-            </w:r>
-          </w:p>
-        </w:tc>
-        <w:tc>
-          <w:tcPr/>
-          <w:p>
-            <w:pPr>
-              <w:pStyle w:val="Compact"/>
-              <w:jc w:val="left"/>
-            </w:pPr>
-            <w:r>
-              <w:t xml:space="preserve">0.295</w:t>
-            </w:r>
-          </w:p>
-        </w:tc>
-        <w:tc>
-          <w:tcPr/>
-          <w:p>
-            <w:pPr>
-              <w:pStyle w:val="Compact"/>
-              <w:jc w:val="left"/>
-            </w:pPr>
-            <w:r>
-              <w:t xml:space="preserve">.025*</w:t>
-            </w:r>
-          </w:p>
-        </w:tc>
-        <w:tc>
-          <w:tcPr/>
-          <w:p>
-            <w:pPr>
-              <w:pStyle w:val="Compact"/>
-              <w:jc w:val="left"/>
-            </w:pPr>
-            <w:r>
-              <w:t xml:space="preserve">[+0.082, +1.238]</w:t>
+              <w:t xml:space="preserve">+0.749</w:t>
+            </w:r>
+          </w:p>
+        </w:tc>
+        <w:tc>
+          <w:tcPr/>
+          <w:p>
+            <w:pPr>
+              <w:pStyle w:val="Compact"/>
+              <w:jc w:val="left"/>
+            </w:pPr>
+            <w:r>
+              <w:t xml:space="preserve">0.342</w:t>
+            </w:r>
+          </w:p>
+        </w:tc>
+        <w:tc>
+          <w:tcPr/>
+          <w:p>
+            <w:pPr>
+              <w:pStyle w:val="Compact"/>
+              <w:jc w:val="left"/>
+            </w:pPr>
+            <w:r>
+              <w:t xml:space="preserve">.029*</w:t>
+            </w:r>
+          </w:p>
+        </w:tc>
+        <w:tc>
+          <w:tcPr/>
+          <w:p>
+            <w:pPr>
+              <w:pStyle w:val="Compact"/>
+              <w:jc w:val="left"/>
+            </w:pPr>
+            <w:r>
+              <w:t xml:space="preserve">[+0.079, +1.420]</w:t>
             </w:r>
           </w:p>
         </w:tc>
@@ -6876,43 +6951,43 @@
               <w:jc w:val="left"/>
             </w:pPr>
             <w:r>
-              <w:t xml:space="preserve">+1.818</w:t>
-            </w:r>
-          </w:p>
-        </w:tc>
-        <w:tc>
-          <w:tcPr/>
-          <w:p>
-            <w:pPr>
-              <w:pStyle w:val="Compact"/>
-              <w:jc w:val="left"/>
-            </w:pPr>
-            <w:r>
-              <w:t xml:space="preserve">0.592</w:t>
-            </w:r>
-          </w:p>
-        </w:tc>
-        <w:tc>
-          <w:tcPr/>
-          <w:p>
-            <w:pPr>
-              <w:pStyle w:val="Compact"/>
-              <w:jc w:val="left"/>
-            </w:pPr>
-            <w:r>
-              <w:t xml:space="preserve">.002**</w:t>
-            </w:r>
-          </w:p>
-        </w:tc>
-        <w:tc>
-          <w:tcPr/>
-          <w:p>
-            <w:pPr>
-              <w:pStyle w:val="Compact"/>
-              <w:jc w:val="left"/>
-            </w:pPr>
-            <w:r>
-              <w:t xml:space="preserve">[+0.658, +2.978]</w:t>
+              <w:t xml:space="preserve">+1.996</w:t>
+            </w:r>
+          </w:p>
+        </w:tc>
+        <w:tc>
+          <w:tcPr/>
+          <w:p>
+            <w:pPr>
+              <w:pStyle w:val="Compact"/>
+              <w:jc w:val="left"/>
+            </w:pPr>
+            <w:r>
+              <w:t xml:space="preserve">0.767</w:t>
+            </w:r>
+          </w:p>
+        </w:tc>
+        <w:tc>
+          <w:tcPr/>
+          <w:p>
+            <w:pPr>
+              <w:pStyle w:val="Compact"/>
+              <w:jc w:val="left"/>
+            </w:pPr>
+            <w:r>
+              <w:t xml:space="preserve">.009**</w:t>
+            </w:r>
+          </w:p>
+        </w:tc>
+        <w:tc>
+          <w:tcPr/>
+          <w:p>
+            <w:pPr>
+              <w:pStyle w:val="Compact"/>
+              <w:jc w:val="left"/>
+            </w:pPr>
+            <w:r>
+              <w:t xml:space="preserve">[+0.492, +3.500]</w:t>
             </w:r>
           </w:p>
         </w:tc>
@@ -6953,7 +7028,7 @@
         <w:t xml:space="preserve"> </w:t>
       </w:r>
       <w:r>
-        <w:t xml:space="preserve">FSTS = 0 (+0.080, p = .045), statistically indistinguishable from zero</w:t>
+        <w:t xml:space="preserve">FSTS = 0 (+0.094, p = .021), statistically indistinguishable from zero</w:t>
       </w:r>
       <w:r>
         <w:t xml:space="preserve"> </w:t>
@@ -6965,7 +7040,7 @@
         <w:t xml:space="preserve"> </w:t>
       </w:r>
       <w:r>
-        <w:t xml:space="preserve">high-intensity exporters (+0.660 at FSTS = 70%, +1.818 at FSTS = 100%).</w:t>
+        <w:t xml:space="preserve">high-intensity exporters (+0.749 at FSTS = 70%, +1.996 at FSTS = 100%).</w:t>
       </w:r>
       <w:r>
         <w:t xml:space="preserve"> </w:t>
@@ -7103,37 +7178,37 @@
         <w:t xml:space="preserve"> </w:t>
       </w:r>
       <w:r>
-        <w:t xml:space="preserve">implied turning point occurs near FSTS = 88.6% on the original scale</w:t>
-      </w:r>
-      <w:r>
-        <w:t xml:space="preserve"> </w:t>
-      </w:r>
-      <w:r>
-        <w:t xml:space="preserve">(−β₁/2β₂ on mean-centered FSTS ≈ 84.1%; adding back the sample mean of</w:t>
-      </w:r>
-      <w:r>
-        <w:t xml:space="preserve"> </w:t>
-      </w:r>
-      <w:r>
-        <w:t xml:space="preserve">0.045 gives ≈ 88.6%, Aiken &amp; West, 1991), but its 95% percentile</w:t>
-      </w:r>
-      <w:r>
-        <w:t xml:space="preserve"> </w:t>
-      </w:r>
-      <w:r>
-        <w:t xml:space="preserve">cluster-bootstrap confidence interval (5,000 replications) spans [53%,</w:t>
-      </w:r>
-      <w:r>
-        <w:t xml:space="preserve"> </w:t>
-      </w:r>
-      <w:r>
-        <w:t xml:space="preserve">253%] (median 80%, IQR [68%, 102%]); the inverted-U shape is</w:t>
-      </w:r>
-      <w:r>
-        <w:t xml:space="preserve"> </w:t>
-      </w:r>
-      <w:r>
-        <w:t xml:space="preserve">recovered in 96.3% of bootstrap replications, but its precise location</w:t>
+        <w:t xml:space="preserve">implied turning point occurs near FSTS = 85.7% on the original scale</w:t>
+      </w:r>
+      <w:r>
+        <w:t xml:space="preserve"> </w:t>
+      </w:r>
+      <w:r>
+        <w:t xml:space="preserve">(−β₁/2β₂ on mean-centered FSTS ≈ 81.1%; adding back the sample mean of</w:t>
+      </w:r>
+      <w:r>
+        <w:t xml:space="preserve"> </w:t>
+      </w:r>
+      <w:r>
+        <w:t xml:space="preserve">0.047 gives ≈ 85.7%, Aiken &amp; West, 1991), but its 95% percentile</w:t>
+      </w:r>
+      <w:r>
+        <w:t xml:space="preserve"> </w:t>
+      </w:r>
+      <w:r>
+        <w:t xml:space="preserve">cluster-bootstrap confidence interval (5,000 replications) spans [58%,</w:t>
+      </w:r>
+      <w:r>
+        <w:t xml:space="preserve"> </w:t>
+      </w:r>
+      <w:r>
+        <w:t xml:space="preserve">398%] (median 83%, IQR [70%, 107%]); the inverted-U shape is</w:t>
+      </w:r>
+      <w:r>
+        <w:t xml:space="preserve"> </w:t>
+      </w:r>
+      <w:r>
+        <w:t xml:space="preserve">recovered in 94.9% of bootstrap replications, but its precise location</w:t>
       </w:r>
       <w:r>
         <w:t xml:space="preserve"> </w:t>
@@ -7161,7 +7236,7 @@
       </w:r>
     </w:p>
     <w:bookmarkEnd w:id="47"/>
-    <w:bookmarkStart w:id="48" w:name="Xc8e997e14555d7ba8da5c1d596c5311617447cd"/>
+    <w:bookmarkStart w:id="48" w:name="robustness-checks"/>
     <w:p>
       <w:pPr>
         <w:pStyle w:val="Heading3"/>
@@ -7253,13 +7328,13 @@
         <w:t xml:space="preserve"> </w:t>
       </w:r>
       <w:r>
-        <w:t xml:space="preserve">moderation block (joint F drops from 4.56 [p = .011] to 1.88</w:t>
-      </w:r>
-      <w:r>
-        <w:t xml:space="preserve"> </w:t>
-      </w:r>
-      <w:r>
-        <w:t xml:space="preserve">[p = .154]), whereas swapping technology indicators the other way</w:t>
+        <w:t xml:space="preserve">moderation block (joint F drops from 3.21 [p = .041] to 1.86</w:t>
+      </w:r>
+      <w:r>
+        <w:t xml:space="preserve"> </w:t>
+      </w:r>
+      <w:r>
+        <w:t xml:space="preserve">[p = .157]), whereas swapping technology indicators the other way</w:t>
       </w:r>
       <w:r>
         <w:t xml:space="preserve"> </w:t>
@@ -7277,25 +7352,25 @@
         <w:t xml:space="preserve"> </w:t>
       </w:r>
       <w:r>
-        <w:t xml:space="preserve">Cohen's f² for the TCI</w:t>
-      </w:r>
-      <w:r>
-        <w:t xml:space="preserve"> </w:t>
-      </w:r>
-      <w:r>
-        <w:t xml:space="preserve">direct effect (M2 vs. M5) is approximately 0.036 (small-to-medium); for</w:t>
-      </w:r>
-      <w:r>
-        <w:t xml:space="preserve"> </w:t>
-      </w:r>
-      <w:r>
-        <w:t xml:space="preserve">the DAI moderation block (M7 vs. M8) it is approximately 0.018, below</w:t>
-      </w:r>
-      <w:r>
-        <w:t xml:space="preserve"> </w:t>
-      </w:r>
-      <w:r>
-        <w:t xml:space="preserve">Cohen's (1988) small-effect threshold of 0.02; the exporters-only subsample</w:t>
+        <w:t xml:space="preserve">Cohen’s f² for the TCI</w:t>
+      </w:r>
+      <w:r>
+        <w:t xml:space="preserve"> </w:t>
+      </w:r>
+      <w:r>
+        <w:t xml:space="preserve">direct effect (M2 vs. M5) is approximately 0.027 (small-to-medium); for</w:t>
+      </w:r>
+      <w:r>
+        <w:t xml:space="preserve"> </w:t>
+      </w:r>
+      <w:r>
+        <w:t xml:space="preserve">the DAI moderation block (M7 vs. M8) it is approximately 0.012, below</w:t>
+      </w:r>
+      <w:r>
+        <w:t xml:space="preserve"> </w:t>
+      </w:r>
+      <w:r>
+        <w:t xml:space="preserve">Cohen’s (1988) small-effect threshold of 0.02; the exporters-only subsample</w:t>
       </w:r>
       <w:r>
         <w:t xml:space="preserve"> </w:t>
@@ -7359,7 +7434,7 @@
         <w:t xml:space="preserve"> </w:t>
       </w:r>
       <w:r>
-        <w:t xml:space="preserve">(β=+2.821) and the joint F-test is significant (F = 6.32, p = .003),</w:t>
+        <w:t xml:space="preserve">(β=+1.987) and the joint F-test is significant (F = 4.54, p = .014),</w:t>
       </w:r>
       <w:r>
         <w:t xml:space="preserve"> </w:t>
@@ -7427,7 +7502,7 @@
         <w:t xml:space="preserve"> </w:t>
       </w:r>
       <w:r>
-        <w:t xml:space="preserve">the positive quadratic DAI interaction's sign and direction, consistent</w:t>
+        <w:t xml:space="preserve">the positive quadratic DAI interaction’s sign and direction, consistent</w:t>
       </w:r>
       <w:r>
         <w:t xml:space="preserve"> </w:t>
@@ -7457,17 +7532,17 @@
     <w:tbl>
       <w:tblPr>
         <w:tblStyle w:val="Table"/>
-        <w:tblW w:type="auto" w:w="0"/>
+        <w:tblW w:type="pct" w:w="5000"/>
         <w:tblLook w:firstRow="1" w:lastRow="0" w:firstColumn="0" w:lastColumn="0" w:noHBand="0" w:noVBand="0" w:val="0020"/>
         <w:jc w:val="start"/>
       </w:tblPr>
       <w:tblGrid>
-        <w:gridCol w:w="1320"/>
-        <w:gridCol w:w="1320"/>
-        <w:gridCol w:w="1320"/>
-        <w:gridCol w:w="1320"/>
-        <w:gridCol w:w="1320"/>
-        <w:gridCol w:w="1320"/>
+        <w:gridCol w:w="3095"/>
+        <w:gridCol w:w="455"/>
+        <w:gridCol w:w="1183"/>
+        <w:gridCol w:w="1183"/>
+        <w:gridCol w:w="1183"/>
+        <w:gridCol w:w="819"/>
       </w:tblGrid>
       <w:tr>
         <w:trPr>
@@ -7579,31 +7654,31 @@
               <w:jc w:val="left"/>
             </w:pPr>
             <w:r>
-              <w:t xml:space="preserve">0.153***</w:t>
-            </w:r>
-          </w:p>
-        </w:tc>
-        <w:tc>
-          <w:tcPr/>
-          <w:p>
-            <w:pPr>
-              <w:pStyle w:val="Compact"/>
-              <w:jc w:val="left"/>
-            </w:pPr>
-            <w:r>
-              <w:t xml:space="preserve">3.119**</w:t>
-            </w:r>
-          </w:p>
-        </w:tc>
-        <w:tc>
-          <w:tcPr/>
-          <w:p>
-            <w:pPr>
-              <w:pStyle w:val="Compact"/>
-              <w:jc w:val="left"/>
-            </w:pPr>
-            <w:r>
-              <w:t xml:space="preserve">4.56 (.011)</w:t>
+              <w:t xml:space="preserve">0.152***</w:t>
+            </w:r>
+          </w:p>
+        </w:tc>
+        <w:tc>
+          <w:tcPr/>
+          <w:p>
+            <w:pPr>
+              <w:pStyle w:val="Compact"/>
+              <w:jc w:val="left"/>
+            </w:pPr>
+            <w:r>
+              <w:t xml:space="preserve">3.220*</w:t>
+            </w:r>
+          </w:p>
+        </w:tc>
+        <w:tc>
+          <w:tcPr/>
+          <w:p>
+            <w:pPr>
+              <w:pStyle w:val="Compact"/>
+              <w:jc w:val="left"/>
+            </w:pPr>
+            <w:r>
+              <w:t xml:space="preserve">3.21 (.041)</w:t>
             </w:r>
           </w:p>
         </w:tc>
@@ -7665,31 +7740,31 @@
               <w:jc w:val="left"/>
             </w:pPr>
             <w:r>
-              <w:t xml:space="preserve">1.552</w:t>
-            </w:r>
-          </w:p>
-        </w:tc>
-        <w:tc>
-          <w:tcPr/>
-          <w:p>
-            <w:pPr>
-              <w:pStyle w:val="Compact"/>
-              <w:jc w:val="left"/>
-            </w:pPr>
-            <w:r>
-              <w:t xml:space="preserve">4.01 (.019)</w:t>
-            </w:r>
-          </w:p>
-        </w:tc>
-        <w:tc>
-          <w:tcPr/>
-          <w:p>
-            <w:pPr>
-              <w:pStyle w:val="Compact"/>
-              <w:jc w:val="left"/>
-            </w:pPr>
-            <w:r>
-              <w:t xml:space="preserve">0.188</w:t>
+              <w:t xml:space="preserve">1.348</w:t>
+            </w:r>
+          </w:p>
+        </w:tc>
+        <w:tc>
+          <w:tcPr/>
+          <w:p>
+            <w:pPr>
+              <w:pStyle w:val="Compact"/>
+              <w:jc w:val="left"/>
+            </w:pPr>
+            <w:r>
+              <w:t xml:space="preserve">2.27 (.104)</w:t>
+            </w:r>
+          </w:p>
+        </w:tc>
+        <w:tc>
+          <w:tcPr/>
+          <w:p>
+            <w:pPr>
+              <w:pStyle w:val="Compact"/>
+              <w:jc w:val="left"/>
+            </w:pPr>
+            <w:r>
+              <w:t xml:space="preserve">0.185</w:t>
             </w:r>
           </w:p>
         </w:tc>
@@ -7715,55 +7790,55 @@
               <w:jc w:val="left"/>
             </w:pPr>
             <w:r>
-              <w:t xml:space="preserve">617</w:t>
-            </w:r>
-          </w:p>
-        </w:tc>
-        <w:tc>
-          <w:tcPr/>
-          <w:p>
-            <w:pPr>
-              <w:pStyle w:val="Compact"/>
-              <w:jc w:val="left"/>
-            </w:pPr>
-            <w:r>
-              <w:t xml:space="preserve">0.159***</w:t>
-            </w:r>
-          </w:p>
-        </w:tc>
-        <w:tc>
-          <w:tcPr/>
-          <w:p>
-            <w:pPr>
-              <w:pStyle w:val="Compact"/>
-              <w:jc w:val="left"/>
-            </w:pPr>
-            <w:r>
-              <w:t xml:space="preserve">2.930**</w:t>
-            </w:r>
-          </w:p>
-        </w:tc>
-        <w:tc>
-          <w:tcPr/>
-          <w:p>
-            <w:pPr>
-              <w:pStyle w:val="Compact"/>
-              <w:jc w:val="left"/>
-            </w:pPr>
-            <w:r>
-              <w:t xml:space="preserve">4.27 (.014)</w:t>
-            </w:r>
-          </w:p>
-        </w:tc>
-        <w:tc>
-          <w:tcPr/>
-          <w:p>
-            <w:pPr>
-              <w:pStyle w:val="Compact"/>
-              <w:jc w:val="left"/>
-            </w:pPr>
-            <w:r>
-              <w:t xml:space="preserve">0.199</w:t>
+              <w:t xml:space="preserve">611</w:t>
+            </w:r>
+          </w:p>
+        </w:tc>
+        <w:tc>
+          <w:tcPr/>
+          <w:p>
+            <w:pPr>
+              <w:pStyle w:val="Compact"/>
+              <w:jc w:val="left"/>
+            </w:pPr>
+            <w:r>
+              <w:t xml:space="preserve">0.149**</w:t>
+            </w:r>
+          </w:p>
+        </w:tc>
+        <w:tc>
+          <w:tcPr/>
+          <w:p>
+            <w:pPr>
+              <w:pStyle w:val="Compact"/>
+              <w:jc w:val="left"/>
+            </w:pPr>
+            <w:r>
+              <w:t xml:space="preserve">2.581*</w:t>
+            </w:r>
+          </w:p>
+        </w:tc>
+        <w:tc>
+          <w:tcPr/>
+          <w:p>
+            <w:pPr>
+              <w:pStyle w:val="Compact"/>
+              <w:jc w:val="left"/>
+            </w:pPr>
+            <w:r>
+              <w:t xml:space="preserve">3.03 (.049)</w:t>
+            </w:r>
+          </w:p>
+        </w:tc>
+        <w:tc>
+          <w:tcPr/>
+          <w:p>
+            <w:pPr>
+              <w:pStyle w:val="Compact"/>
+              <w:jc w:val="left"/>
+            </w:pPr>
+            <w:r>
+              <w:t xml:space="preserve">0.186</w:t>
             </w:r>
           </w:p>
         </w:tc>
@@ -7801,43 +7876,43 @@
               <w:jc w:val="left"/>
             </w:pPr>
             <w:r>
-              <w:t xml:space="preserve">0.170***</w:t>
-            </w:r>
-          </w:p>
-        </w:tc>
-        <w:tc>
-          <w:tcPr/>
-          <w:p>
-            <w:pPr>
-              <w:pStyle w:val="Compact"/>
-              <w:jc w:val="left"/>
-            </w:pPr>
-            <w:r>
-              <w:t xml:space="preserve">3.521**</w:t>
-            </w:r>
-          </w:p>
-        </w:tc>
-        <w:tc>
-          <w:tcPr/>
-          <w:p>
-            <w:pPr>
-              <w:pStyle w:val="Compact"/>
-              <w:jc w:val="left"/>
-            </w:pPr>
-            <w:r>
-              <w:t xml:space="preserve">4.61 (.010)</w:t>
-            </w:r>
-          </w:p>
-        </w:tc>
-        <w:tc>
-          <w:tcPr/>
-          <w:p>
-            <w:pPr>
-              <w:pStyle w:val="Compact"/>
-              <w:jc w:val="left"/>
-            </w:pPr>
-            <w:r>
-              <w:t xml:space="preserve">0.219</w:t>
+              <w:t xml:space="preserve">0.187***</w:t>
+            </w:r>
+          </w:p>
+        </w:tc>
+        <w:tc>
+          <w:tcPr/>
+          <w:p>
+            <w:pPr>
+              <w:pStyle w:val="Compact"/>
+              <w:jc w:val="left"/>
+            </w:pPr>
+            <w:r>
+              <w:t xml:space="preserve">4.252**</w:t>
+            </w:r>
+          </w:p>
+        </w:tc>
+        <w:tc>
+          <w:tcPr/>
+          <w:p>
+            <w:pPr>
+              <w:pStyle w:val="Compact"/>
+              <w:jc w:val="left"/>
+            </w:pPr>
+            <w:r>
+              <w:t xml:space="preserve">4.48 (.012)</w:t>
+            </w:r>
+          </w:p>
+        </w:tc>
+        <w:tc>
+          <w:tcPr/>
+          <w:p>
+            <w:pPr>
+              <w:pStyle w:val="Compact"/>
+              <w:jc w:val="left"/>
+            </w:pPr>
+            <w:r>
+              <w:t xml:space="preserve">0.231</w:t>
             </w:r>
           </w:p>
         </w:tc>
@@ -7875,43 +7950,43 @@
               <w:jc w:val="left"/>
             </w:pPr>
             <w:r>
-              <w:t xml:space="preserve">0.156***</w:t>
-            </w:r>
-          </w:p>
-        </w:tc>
-        <w:tc>
-          <w:tcPr/>
-          <w:p>
-            <w:pPr>
-              <w:pStyle w:val="Compact"/>
-              <w:jc w:val="left"/>
-            </w:pPr>
-            <w:r>
-              <w:t xml:space="preserve">3.505**</w:t>
-            </w:r>
-          </w:p>
-        </w:tc>
-        <w:tc>
-          <w:tcPr/>
-          <w:p>
-            <w:pPr>
-              <w:pStyle w:val="Compact"/>
-              <w:jc w:val="left"/>
-            </w:pPr>
-            <w:r>
-              <w:t xml:space="preserve">5.30 (.005)</w:t>
-            </w:r>
-          </w:p>
-        </w:tc>
-        <w:tc>
-          <w:tcPr/>
-          <w:p>
-            <w:pPr>
-              <w:pStyle w:val="Compact"/>
-              <w:jc w:val="left"/>
-            </w:pPr>
-            <w:r>
-              <w:t xml:space="preserve">0.199</w:t>
+              <w:t xml:space="preserve">0.160***</w:t>
+            </w:r>
+          </w:p>
+        </w:tc>
+        <w:tc>
+          <w:tcPr/>
+          <w:p>
+            <w:pPr>
+              <w:pStyle w:val="Compact"/>
+              <w:jc w:val="left"/>
+            </w:pPr>
+            <w:r>
+              <w:t xml:space="preserve">3.600**</w:t>
+            </w:r>
+          </w:p>
+        </w:tc>
+        <w:tc>
+          <w:tcPr/>
+          <w:p>
+            <w:pPr>
+              <w:pStyle w:val="Compact"/>
+              <w:jc w:val="left"/>
+            </w:pPr>
+            <w:r>
+              <w:t xml:space="preserve">3.61 (.028)</w:t>
+            </w:r>
+          </w:p>
+        </w:tc>
+        <w:tc>
+          <w:tcPr/>
+          <w:p>
+            <w:pPr>
+              <w:pStyle w:val="Compact"/>
+              <w:jc w:val="left"/>
+            </w:pPr>
+            <w:r>
+              <w:t xml:space="preserve">0.202</w:t>
             </w:r>
           </w:p>
         </w:tc>
@@ -7961,19 +8036,19 @@
               <w:jc w:val="left"/>
             </w:pPr>
             <w:r>
-              <w:t xml:space="preserve">2.821</w:t>
-            </w:r>
-          </w:p>
-        </w:tc>
-        <w:tc>
-          <w:tcPr/>
-          <w:p>
-            <w:pPr>
-              <w:pStyle w:val="Compact"/>
-              <w:jc w:val="left"/>
-            </w:pPr>
-            <w:r>
-              <w:t xml:space="preserve">6.32 (.003)</w:t>
+              <w:t xml:space="preserve">1.987</w:t>
+            </w:r>
+          </w:p>
+        </w:tc>
+        <w:tc>
+          <w:tcPr/>
+          <w:p>
+            <w:pPr>
+              <w:pStyle w:val="Compact"/>
+              <w:jc w:val="left"/>
+            </w:pPr>
+            <w:r>
+              <w:t xml:space="preserve">4.54 (.014)</w:t>
             </w:r>
           </w:p>
         </w:tc>
@@ -8055,7 +8130,7 @@
     </w:p>
     <w:bookmarkEnd w:id="48"/>
     <w:bookmarkEnd w:id="49"/>
-    <w:bookmarkStart w:id="52" w:name="X735612638e4e736e4693e459c258977262c0dfc"/>
+    <w:bookmarkStart w:id="52" w:name="discussion"/>
     <w:p>
       <w:pPr>
         <w:pStyle w:val="Heading2"/>
@@ -8064,7 +8139,7 @@
         <w:t xml:space="preserve">5 Discussion</w:t>
       </w:r>
     </w:p>
-    <w:bookmarkStart w:id="50" w:name="X027b31c2d090a00917aa7291770680fd40b64cd"/>
+    <w:bookmarkStart w:id="50" w:name="theoretical-implications"/>
     <w:p>
       <w:pPr>
         <w:pStyle w:val="Heading3"/>
@@ -8246,7 +8321,7 @@
         <w:t xml:space="preserve"> </w:t>
       </w:r>
       <w:r>
-        <w:t xml:space="preserve">The scale of Singapore's innovation ecosystem, 25,000 attendees and a</w:t>
+        <w:t xml:space="preserve">The scale of Singapore’s innovation ecosystem, 25,000 attendees and a</w:t>
       </w:r>
       <w:r>
         <w:t xml:space="preserve"> </w:t>
@@ -8337,7 +8412,7 @@
         <w:t xml:space="preserve"> </w:t>
       </w:r>
       <w:r>
-        <w:t xml:space="preserve">coefficient (β=+3.119, p=.005) implies that DAI's contribution grows</w:t>
+        <w:t xml:space="preserve">coefficient (β=+3.220, p=.020) implies that DAI’s contribution grows</w:t>
       </w:r>
       <w:r>
         <w:t xml:space="preserve"> </w:t>
@@ -8527,7 +8602,7 @@
         <w:t xml:space="preserve"> </w:t>
       </w:r>
       <w:r>
-        <w:t xml:space="preserve">reached systemic scale only in the late 2010s (World Bank, 2023), a</w:t>
+        <w:t xml:space="preserve">reached systemic scale only in the late 2010s (World Bank, 2024), a</w:t>
       </w:r>
       <w:r>
         <w:t xml:space="preserve"> </w:t>
@@ -8591,7 +8666,7 @@
       </w:r>
     </w:p>
     <w:bookmarkEnd w:id="50"/>
-    <w:bookmarkStart w:id="51" w:name="Xa4e692b259d9b803bab54ad026a7e8d888a5d2c"/>
+    <w:bookmarkStart w:id="51" w:name="managerial-implications"/>
     <w:p>
       <w:pPr>
         <w:pStyle w:val="Heading3"/>
@@ -8719,7 +8794,7 @@
         <w:t xml:space="preserve"> </w:t>
       </w:r>
       <w:r>
-        <w:t xml:space="preserve">sequenced and matched to the firm's stage of export expansion rather than</w:t>
+        <w:t xml:space="preserve">sequenced and matched to the firm’s stage of export expansion rather than</w:t>
       </w:r>
       <w:r>
         <w:t xml:space="preserve"> </w:t>
@@ -8730,7 +8805,7 @@
     </w:p>
     <w:bookmarkEnd w:id="51"/>
     <w:bookmarkEnd w:id="52"/>
-    <w:bookmarkStart w:id="53" w:name="X6b297cc947e0db5526be369b1f0f4ddc67b2415"/>
+    <w:bookmarkStart w:id="53" w:name="conclusion"/>
     <w:p>
       <w:pPr>
         <w:pStyle w:val="Heading2"/>
@@ -8880,7 +8955,7 @@
       </w:r>
     </w:p>
     <w:bookmarkEnd w:id="53"/>
-    <w:bookmarkStart w:id="54" w:name="X422fdd10c3908fe492ea939b97371c73422dbba"/>
+    <w:bookmarkStart w:id="54" w:name="limitations-and-future-research"/>
     <w:p>
       <w:pPr>
         <w:pStyle w:val="Heading2"/>
@@ -8966,13 +9041,13 @@
         <w:t xml:space="preserve"> </w:t>
       </w:r>
       <w:r>
-        <w:t xml:space="preserve">bootstrap confidence interval ([53%, 253%]) even though an inverted-U is</w:t>
-      </w:r>
-      <w:r>
-        <w:t xml:space="preserve"> </w:t>
-      </w:r>
-      <w:r>
-        <w:t xml:space="preserve">recovered in 96.3% of resamples. The same caution applies to the DAI</w:t>
+        <w:t xml:space="preserve">bootstrap confidence interval ([58%, 398%]) even though an inverted-U is</w:t>
+      </w:r>
+      <w:r>
+        <w:t xml:space="preserve"> </w:t>
+      </w:r>
+      <w:r>
+        <w:t xml:space="preserve">recovered in 94.9% of resamples. The same caution applies to the DAI</w:t>
       </w:r>
       <w:r>
         <w:t xml:space="preserve"> </w:t>
@@ -9122,14 +9197,12 @@
         <w:t xml:space="preserve"> </w:t>
       </w:r>
       <w:hyperlink r:id="rId55">
-        <w:hyperlink r:id="rId55">
-          <w:r>
-            <w:rPr>
-              <w:rStyle w:val="Hyperlink"/>
-            </w:rPr>
-            <w:t xml:space="preserve">www.enterprisesurveys.org</w:t>
-          </w:r>
-        </w:hyperlink>
+        <w:r>
+          <w:rPr>
+            <w:rStyle w:val="Hyperlink"/>
+          </w:rPr>
+          <w:t xml:space="preserve">www.enterprisesurveys.org</w:t>
+        </w:r>
       </w:hyperlink>
       <w:r>
         <w:t xml:space="preserve">. Analysis</w:t>
@@ -9817,7 +9890,7 @@
         <w:t xml:space="preserve"> </w:t>
       </w:r>
       <w:r>
-        <w:t xml:space="preserve">or multi-stage theory of internationalization vs. the transaction cost</w:t>
+        <w:t xml:space="preserve">or multi-stage theory of internationalization vs. the transaction cost</w:t>
       </w:r>
       <w:r>
         <w:t xml:space="preserve"> </w:t>
@@ -11098,10 +11171,7 @@
     </w:p>
     <w:bookmarkEnd w:id="97"/>
     <w:bookmarkEnd w:id="98"/>
-    <w:sectPr>
-      <w:pgSz w:h="16838" w:w="11906"/>
-      <w:pgMar w:bottom="1417" w:left="1417" w:right="1417" w:top="1417"/>
-    </w:sectPr>
+    <w:sectPr/>
   </w:body>
 </w:document>
 </file>
@@ -11207,87 +11277,8 @@
       </w:pPr>
     </w:lvl>
   </w:abstractNum>
-  <w:abstractNum w:abstractNumId="991">
-    <w:nsid w:val="A991"/>
-    <w:multiLevelType w:val="multilevel"/>
-    <w:lvl w:ilvl="0">
-      <w:numFmt w:val="bullet"/>
-      <w:lvlText w:val="•"/>
-      <w:lvlJc w:val="left"/>
-      <w:pPr>
-        <w:ind w:left="720" w:hanging="480"/>
-      </w:pPr>
-    </w:lvl>
-    <w:lvl w:ilvl="1">
-      <w:numFmt w:val="bullet"/>
-      <w:lvlText w:val="–"/>
-      <w:lvlJc w:val="left"/>
-      <w:pPr>
-        <w:ind w:left="1440" w:hanging="480"/>
-      </w:pPr>
-    </w:lvl>
-    <w:lvl w:ilvl="2">
-      <w:numFmt w:val="bullet"/>
-      <w:lvlText w:val="•"/>
-      <w:lvlJc w:val="left"/>
-      <w:pPr>
-        <w:ind w:left="2160" w:hanging="480"/>
-      </w:pPr>
-    </w:lvl>
-    <w:lvl w:ilvl="3">
-      <w:numFmt w:val="bullet"/>
-      <w:lvlText w:val="–"/>
-      <w:lvlJc w:val="left"/>
-      <w:pPr>
-        <w:ind w:left="2880" w:hanging="480"/>
-      </w:pPr>
-    </w:lvl>
-    <w:lvl w:ilvl="4">
-      <w:numFmt w:val="bullet"/>
-      <w:lvlText w:val="•"/>
-      <w:lvlJc w:val="left"/>
-      <w:pPr>
-        <w:ind w:left="3600" w:hanging="480"/>
-      </w:pPr>
-    </w:lvl>
-    <w:lvl w:ilvl="5">
-      <w:numFmt w:val="bullet"/>
-      <w:lvlText w:val="–"/>
-      <w:lvlJc w:val="left"/>
-      <w:pPr>
-        <w:ind w:left="4320" w:hanging="480"/>
-      </w:pPr>
-    </w:lvl>
-    <w:lvl w:ilvl="6">
-      <w:numFmt w:val="bullet"/>
-      <w:lvlText w:val="•"/>
-      <w:lvlJc w:val="left"/>
-      <w:pPr>
-        <w:ind w:left="5040" w:hanging="480"/>
-      </w:pPr>
-    </w:lvl>
-    <w:lvl w:ilvl="7">
-      <w:numFmt w:val="bullet"/>
-      <w:lvlText w:val="–"/>
-      <w:lvlJc w:val="left"/>
-      <w:pPr>
-        <w:ind w:left="5760" w:hanging="480"/>
-      </w:pPr>
-    </w:lvl>
-    <w:lvl w:ilvl="8">
-      <w:numFmt w:val="bullet"/>
-      <w:lvlText w:val="•"/>
-      <w:lvlJc w:val="left"/>
-      <w:pPr>
-        <w:ind w:left="6480" w:hanging="480"/>
-      </w:pPr>
-    </w:lvl>
-  </w:abstractNum>
   <w:num w:numId="1000">
     <w:abstractNumId w:val="990"/>
-  </w:num>
-  <w:num w:numId="1001">
-    <w:abstractNumId w:val="991"/>
   </w:num>
 </w:numbering>
 </file>
@@ -11313,59 +11304,29 @@
   <w:style w:default="1" w:styleId="Normal" w:type="paragraph">
     <w:name w:val="Normal"/>
     <w:qFormat/>
-    <w:pPr>
-      <w:spacing w:line="276" w:lineRule="auto"/>
-      <w:jc w:val="both"/>
-    </w:pPr>
-    <w:rPr>
-      <w:rFonts w:ascii="Times New Roman" w:eastAsia="Times New Roman" w:hAnsi="Times New Roman"/>
-      <w:color w:val="000000"/>
-      <w:sz w:val="24"/>
-    </w:rPr>
   </w:style>
   <w:style w:styleId="BodyText" w:type="paragraph">
     <w:name w:val="Body Text"/>
     <w:basedOn w:val="Normal"/>
     <w:link w:val="BodyTextChar"/>
     <w:pPr>
-      <w:spacing w:after="180" w:before="180" w:line="276" w:lineRule="auto"/>
-      <w:jc w:val="both"/>
+      <w:spacing w:after="180" w:before="180"/>
     </w:pPr>
     <w:qFormat/>
-    <w:rPr>
-      <w:rFonts w:ascii="Times New Roman" w:eastAsia="Times New Roman" w:hAnsi="Times New Roman"/>
-      <w:color w:val="000000"/>
-      <w:sz w:val="24"/>
-    </w:rPr>
   </w:style>
   <w:style w:customStyle="1" w:styleId="FirstParagraph" w:type="paragraph">
     <w:name w:val="First Paragraph"/>
     <w:basedOn w:val="BodyText"/>
     <w:next w:val="BodyText"/>
     <w:qFormat/>
-    <w:pPr>
-      <w:spacing w:line="276" w:lineRule="auto"/>
-      <w:jc w:val="both"/>
-    </w:pPr>
-    <w:rPr>
-      <w:rFonts w:ascii="Times New Roman" w:eastAsia="Times New Roman" w:hAnsi="Times New Roman"/>
-      <w:color w:val="000000"/>
-      <w:sz w:val="24"/>
-    </w:rPr>
   </w:style>
   <w:style w:customStyle="1" w:styleId="Compact" w:type="paragraph">
     <w:name w:val="Compact"/>
     <w:basedOn w:val="BodyText"/>
     <w:qFormat/>
     <w:pPr>
-      <w:spacing w:after="36" w:before="36" w:line="276" w:lineRule="auto"/>
-      <w:jc w:val="both"/>
+      <w:spacing w:after="36" w:before="36"/>
     </w:pPr>
-    <w:rPr>
-      <w:rFonts w:ascii="Times New Roman" w:eastAsia="Times New Roman" w:hAnsi="Times New Roman"/>
-      <w:color w:val="000000"/>
-      <w:sz w:val="24"/>
-    </w:rPr>
   </w:style>
   <w:style w:styleId="Title" w:type="paragraph">
     <w:name w:val="Title"/>
@@ -11375,15 +11336,15 @@
     <w:pPr>
       <w:keepNext/>
       <w:keepLines/>
-      <w:spacing w:after="240" w:before="480" w:line="276" w:lineRule="auto"/>
-      <w:jc w:val="both"/>
+      <w:spacing w:after="240" w:before="480"/>
+      <w:jc w:val="center"/>
     </w:pPr>
     <w:rPr>
-      <w:rFonts w:ascii="Times New Roman" w:asciiTheme="majorHAnsi" w:cstheme="majorBidi" w:eastAsia="Times New Roman" w:eastAsiaTheme="majorEastAsia" w:hAnsi="Times New Roman" w:hAnsiTheme="majorHAnsi"/>
+      <w:rFonts w:asciiTheme="majorHAnsi" w:cstheme="majorBidi" w:eastAsiaTheme="majorEastAsia" w:hAnsiTheme="majorHAnsi"/>
       <w:b/>
       <w:bCs/>
-      <w:color w:val="000000"/>
-      <w:sz w:val="24"/>
+      <w:color w:themeColor="accent1" w:themeShade="B5" w:val="345A8A"/>
+      <w:sz w:val="36"/>
       <w:szCs w:val="36"/>
     </w:rPr>
   </w:style>
@@ -11395,13 +11356,11 @@
     <w:pPr>
       <w:keepNext/>
       <w:keepLines/>
-      <w:spacing w:after="240" w:before="240" w:line="276" w:lineRule="auto"/>
-      <w:jc w:val="both"/>
+      <w:spacing w:after="240" w:before="240"/>
+      <w:jc w:val="center"/>
     </w:pPr>
     <w:rPr>
-      <w:rFonts w:ascii="Times New Roman" w:eastAsia="Times New Roman" w:hAnsi="Times New Roman"/>
-      <w:color w:val="000000"/>
-      <w:sz w:val="24"/>
+      <w:sz w:val="30"/>
       <w:szCs w:val="30"/>
     </w:rPr>
   </w:style>
@@ -11412,14 +11371,8 @@
     <w:pPr>
       <w:keepNext/>
       <w:keepLines/>
-      <w:spacing w:line="276" w:lineRule="auto"/>
-      <w:jc w:val="both"/>
+      <w:jc w:val="center"/>
     </w:pPr>
-    <w:rPr>
-      <w:rFonts w:ascii="Times New Roman" w:eastAsia="Times New Roman" w:hAnsi="Times New Roman"/>
-      <w:color w:val="000000"/>
-      <w:sz w:val="24"/>
-    </w:rPr>
   </w:style>
   <w:style w:styleId="Date" w:type="paragraph">
     <w:name w:val="Date"/>
@@ -11428,14 +11381,8 @@
     <w:pPr>
       <w:keepNext/>
       <w:keepLines/>
-      <w:spacing w:line="276" w:lineRule="auto"/>
-      <w:jc w:val="both"/>
+      <w:jc w:val="center"/>
     </w:pPr>
-    <w:rPr>
-      <w:rFonts w:ascii="Times New Roman" w:eastAsia="Times New Roman" w:hAnsi="Times New Roman"/>
-      <w:color w:val="000000"/>
-      <w:sz w:val="24"/>
-    </w:rPr>
   </w:style>
   <w:style w:customStyle="1" w:styleId="AbstractTitle" w:type="paragraph">
     <w:name w:val="Abstract Title"/>
@@ -11445,15 +11392,15 @@
     <w:pPr>
       <w:keepNext/>
       <w:keepLines/>
-      <w:jc w:val="both"/>
-      <w:spacing w:after="0" w:before="300" w:line="276" w:lineRule="auto"/>
+      <w:jc w:val="center"/>
+      <w:spacing w:after="0" w:before="300"/>
     </w:pPr>
     <w:rPr>
-      <w:color w:val="000000"/>
-      <w:sz w:val="24"/>
+      <w:sz w:val="20"/>
       <w:szCs w:val="20"/>
-      <w:rFonts w:ascii="Times New Roman" w:eastAsia="Times New Roman" w:hAnsi="Times New Roman"/>
       <w:b/>
+      <w:color w:val="345A8A"/>
+      &gt;
     </w:rPr>
   </w:style>
   <w:style w:customStyle="1" w:styleId="Abstract" w:type="paragraph">
@@ -11464,13 +11411,10 @@
     <w:pPr>
       <w:keepNext/>
       <w:keepLines/>
-      <w:spacing w:after="300" w:before="100" w:line="276" w:lineRule="auto"/>
-      <w:jc w:val="both"/>
+      <w:spacing w:after="300" w:before="100"/>
     </w:pPr>
     <w:rPr>
-      <w:rFonts w:ascii="Times New Roman" w:eastAsia="Times New Roman" w:hAnsi="Times New Roman"/>
-      <w:color w:val="000000"/>
-      <w:sz w:val="24"/>
+      <w:sz w:val="20"/>
       <w:szCs w:val="20"/>
     </w:rPr>
   </w:style>
@@ -11479,15 +11423,8 @@
     <w:basedOn w:val="Normal"/>
     <w:next w:val="Bibliography"/>
     <w:qFormat/>
-    <w:pPr>
-      <w:spacing w:line="276" w:lineRule="auto"/>
-      <w:jc w:val="both"/>
-    </w:pPr>
-    <w:rPr>
-      <w:rFonts w:ascii="Times New Roman" w:eastAsia="Times New Roman" w:hAnsi="Times New Roman"/>
-      <w:color w:val="000000"/>
-      <w:sz w:val="24"/>
-    </w:rPr>
+    <w:pPr/>
+    <w:rPr/>
   </w:style>
   <w:style w:styleId="Heading1" w:type="paragraph">
     <w:name w:val="Heading 1"/>
@@ -11498,16 +11435,15 @@
     <w:pPr>
       <w:keepNext/>
       <w:keepLines/>
-      <w:spacing w:after="0" w:before="480" w:line="276" w:lineRule="auto"/>
-      <w:jc w:val="both"/>
+      <w:spacing w:after="0" w:before="480"/>
       <w:outlineLvl w:val="0"/>
     </w:pPr>
     <w:rPr>
-      <w:rFonts w:ascii="Times New Roman" w:asciiTheme="majorHAnsi" w:cstheme="majorBidi" w:eastAsia="Times New Roman" w:eastAsiaTheme="majorEastAsia" w:hAnsi="Times New Roman" w:hAnsiTheme="majorHAnsi"/>
+      <w:rFonts w:asciiTheme="majorHAnsi" w:cstheme="majorBidi" w:eastAsiaTheme="majorEastAsia" w:hAnsiTheme="majorHAnsi"/>
       <w:b/>
       <w:bCs/>
-      <w:color w:val="000000"/>
-      <w:sz w:val="24"/>
+      <w:color w:themeColor="accent1" w:val="4F81BD"/>
+      <w:sz w:val="32"/>
       <w:szCs w:val="32"/>
     </w:rPr>
   </w:style>
@@ -11521,16 +11457,15 @@
     <w:pPr>
       <w:keepNext/>
       <w:keepLines/>
-      <w:spacing w:after="0" w:before="200" w:line="276" w:lineRule="auto"/>
-      <w:jc w:val="both"/>
+      <w:spacing w:after="0" w:before="200"/>
       <w:outlineLvl w:val="1"/>
     </w:pPr>
     <w:rPr>
-      <w:rFonts w:ascii="Times New Roman" w:asciiTheme="majorHAnsi" w:cstheme="majorBidi" w:eastAsia="Times New Roman" w:eastAsiaTheme="majorEastAsia" w:hAnsi="Times New Roman" w:hAnsiTheme="majorHAnsi"/>
+      <w:rFonts w:asciiTheme="majorHAnsi" w:cstheme="majorBidi" w:eastAsiaTheme="majorEastAsia" w:hAnsiTheme="majorHAnsi"/>
       <w:b/>
       <w:bCs/>
-      <w:color w:val="000000"/>
-      <w:sz w:val="24"/>
+      <w:color w:themeColor="accent1" w:val="4F81BD"/>
+      <w:sz w:val="28"/>
       <w:szCs w:val="28"/>
     </w:rPr>
   </w:style>
@@ -11544,15 +11479,14 @@
     <w:pPr>
       <w:keepNext/>
       <w:keepLines/>
-      <w:spacing w:after="0" w:before="200" w:line="276" w:lineRule="auto"/>
-      <w:jc w:val="both"/>
+      <w:spacing w:after="0" w:before="200"/>
       <w:outlineLvl w:val="2"/>
     </w:pPr>
     <w:rPr>
-      <w:rFonts w:ascii="Times New Roman" w:asciiTheme="majorHAnsi" w:cstheme="majorBidi" w:eastAsia="Times New Roman" w:eastAsiaTheme="majorEastAsia" w:hAnsi="Times New Roman" w:hAnsiTheme="majorHAnsi"/>
+      <w:rFonts w:asciiTheme="majorHAnsi" w:cstheme="majorBidi" w:eastAsiaTheme="majorEastAsia" w:hAnsiTheme="majorHAnsi"/>
       <w:b/>
       <w:bCs/>
-      <w:color w:val="000000"/>
+      <w:color w:themeColor="accent1" w:val="4F81BD"/>
       <w:sz w:val="24"/>
       <w:szCs w:val="24"/>
     </w:rPr>
@@ -11567,15 +11501,14 @@
     <w:pPr>
       <w:keepNext/>
       <w:keepLines/>
-      <w:spacing w:after="0" w:before="200" w:line="276" w:lineRule="auto"/>
-      <w:jc w:val="both"/>
+      <w:spacing w:after="0" w:before="200"/>
       <w:outlineLvl w:val="3"/>
     </w:pPr>
     <w:rPr>
-      <w:rFonts w:ascii="Times New Roman" w:asciiTheme="majorHAnsi" w:cstheme="majorBidi" w:eastAsia="Times New Roman" w:eastAsiaTheme="majorEastAsia" w:hAnsi="Times New Roman" w:hAnsiTheme="majorHAnsi"/>
+      <w:rFonts w:asciiTheme="majorHAnsi" w:cstheme="majorBidi" w:eastAsiaTheme="majorEastAsia" w:hAnsiTheme="majorHAnsi"/>
       <w:i/>
       <w:bCs/>
-      <w:color w:val="000000"/>
+      <w:color w:themeColor="accent1" w:val="4F81BD"/>
       <w:sz w:val="24"/>
       <w:szCs w:val="24"/>
     </w:rPr>
@@ -11590,14 +11523,13 @@
     <w:pPr>
       <w:keepNext/>
       <w:keepLines/>
-      <w:spacing w:after="0" w:before="200" w:line="276" w:lineRule="auto"/>
-      <w:jc w:val="both"/>
+      <w:spacing w:after="0" w:before="200"/>
       <w:outlineLvl w:val="4"/>
     </w:pPr>
     <w:rPr>
-      <w:rFonts w:ascii="Times New Roman" w:asciiTheme="majorHAnsi" w:cstheme="majorBidi" w:eastAsia="Times New Roman" w:eastAsiaTheme="majorEastAsia" w:hAnsi="Times New Roman" w:hAnsiTheme="majorHAnsi"/>
+      <w:rFonts w:asciiTheme="majorHAnsi" w:cstheme="majorBidi" w:eastAsiaTheme="majorEastAsia" w:hAnsiTheme="majorHAnsi"/>
       <w:iCs/>
-      <w:color w:val="000000"/>
+      <w:color w:themeColor="accent1" w:val="4F81BD"/>
       <w:sz w:val="24"/>
       <w:szCs w:val="24"/>
     </w:rPr>
@@ -11612,13 +11544,12 @@
     <w:pPr>
       <w:keepNext/>
       <w:keepLines/>
-      <w:spacing w:after="0" w:before="200" w:line="276" w:lineRule="auto"/>
-      <w:jc w:val="both"/>
+      <w:spacing w:after="0" w:before="200"/>
       <w:outlineLvl w:val="5"/>
     </w:pPr>
     <w:rPr>
-      <w:rFonts w:ascii="Times New Roman" w:asciiTheme="majorHAnsi" w:cstheme="majorBidi" w:eastAsia="Times New Roman" w:eastAsiaTheme="majorEastAsia" w:hAnsi="Times New Roman" w:hAnsiTheme="majorHAnsi"/>
-      <w:color w:val="000000"/>
+      <w:rFonts w:asciiTheme="majorHAnsi" w:cstheme="majorBidi" w:eastAsiaTheme="majorEastAsia" w:hAnsiTheme="majorHAnsi"/>
+      <w:color w:themeColor="accent1" w:val="4F81BD"/>
       <w:sz w:val="24"/>
       <w:szCs w:val="24"/>
     </w:rPr>
@@ -11633,13 +11564,12 @@
     <w:pPr>
       <w:keepNext/>
       <w:keepLines/>
-      <w:spacing w:after="0" w:before="200" w:line="276" w:lineRule="auto"/>
-      <w:jc w:val="both"/>
+      <w:spacing w:after="0" w:before="200"/>
       <w:outlineLvl w:val="6"/>
     </w:pPr>
     <w:rPr>
-      <w:rFonts w:ascii="Times New Roman" w:asciiTheme="majorHAnsi" w:cstheme="majorBidi" w:eastAsia="Times New Roman" w:eastAsiaTheme="majorEastAsia" w:hAnsi="Times New Roman" w:hAnsiTheme="majorHAnsi"/>
-      <w:color w:val="000000"/>
+      <w:rFonts w:asciiTheme="majorHAnsi" w:cstheme="majorBidi" w:eastAsiaTheme="majorEastAsia" w:hAnsiTheme="majorHAnsi"/>
+      <w:color w:themeColor="accent1" w:val="4F81BD"/>
       <w:sz w:val="24"/>
       <w:szCs w:val="24"/>
     </w:rPr>
@@ -11654,13 +11584,12 @@
     <w:pPr>
       <w:keepNext/>
       <w:keepLines/>
-      <w:spacing w:after="0" w:before="200" w:line="276" w:lineRule="auto"/>
-      <w:jc w:val="both"/>
+      <w:spacing w:after="0" w:before="200"/>
       <w:outlineLvl w:val="7"/>
     </w:pPr>
     <w:rPr>
-      <w:rFonts w:ascii="Times New Roman" w:asciiTheme="majorHAnsi" w:cstheme="majorBidi" w:eastAsia="Times New Roman" w:eastAsiaTheme="majorEastAsia" w:hAnsi="Times New Roman" w:hAnsiTheme="majorHAnsi"/>
-      <w:color w:val="000000"/>
+      <w:rFonts w:asciiTheme="majorHAnsi" w:cstheme="majorBidi" w:eastAsiaTheme="majorEastAsia" w:hAnsiTheme="majorHAnsi"/>
+      <w:color w:themeColor="accent1" w:val="4F81BD"/>
       <w:sz w:val="24"/>
       <w:szCs w:val="24"/>
     </w:rPr>
@@ -11675,13 +11604,12 @@
     <w:pPr>
       <w:keepNext/>
       <w:keepLines/>
-      <w:spacing w:after="0" w:before="200" w:line="276" w:lineRule="auto"/>
-      <w:jc w:val="both"/>
+      <w:spacing w:after="0" w:before="200"/>
       <w:outlineLvl w:val="8"/>
     </w:pPr>
     <w:rPr>
-      <w:rFonts w:ascii="Times New Roman" w:asciiTheme="majorHAnsi" w:cstheme="majorBidi" w:eastAsia="Times New Roman" w:eastAsiaTheme="majorEastAsia" w:hAnsi="Times New Roman" w:hAnsiTheme="majorHAnsi"/>
-      <w:color w:val="000000"/>
+      <w:rFonts w:asciiTheme="majorHAnsi" w:cstheme="majorBidi" w:eastAsiaTheme="majorEastAsia" w:hAnsiTheme="majorHAnsi"/>
+      <w:color w:themeColor="accent1" w:val="4F81BD"/>
       <w:sz w:val="24"/>
       <w:szCs w:val="24"/>
     </w:rPr>
@@ -11694,15 +11622,9 @@
     <w:unhideWhenUsed/>
     <w:qFormat/>
     <w:pPr>
-      <w:spacing w:after="100" w:before="100" w:line="276" w:lineRule="auto"/>
+      <w:spacing w:after="100" w:before="100"/>
       <w:ind w:firstLine="0" w:left="480" w:right="480"/>
-      <w:jc w:val="both"/>
     </w:pPr>
-    <w:rPr>
-      <w:rFonts w:ascii="Times New Roman" w:eastAsia="Times New Roman" w:hAnsi="Times New Roman"/>
-      <w:color w:val="000000"/>
-      <w:sz w:val="24"/>
-    </w:rPr>
   </w:style>
   <w:style w:styleId="FootnoteText" w:type="paragraph">
     <w:name w:val="Footnote Text"/>
@@ -11711,25 +11633,11 @@
     <w:uiPriority w:val="9"/>
     <w:unhideWhenUsed/>
     <w:qFormat/>
-    <w:pPr>
-      <w:spacing w:line="276" w:lineRule="auto"/>
-      <w:jc w:val="both"/>
-    </w:pPr>
-    <w:rPr>
-      <w:rFonts w:ascii="Times New Roman" w:eastAsia="Times New Roman" w:hAnsi="Times New Roman"/>
-      <w:color w:val="000000"/>
-      <w:sz w:val="24"/>
-    </w:rPr>
   </w:style>
   <w:style w:default="1" w:styleId="DefaultParagraphFont" w:type="character">
     <w:name w:val="Default Paragraph Font"/>
     <w:semiHidden/>
     <w:unhideWhenUsed/>
-    <w:rPr>
-      <w:rFonts w:ascii="Times New Roman" w:eastAsia="Times New Roman" w:hAnsi="Times New Roman"/>
-      <w:color w:val="000000"/>
-      <w:sz w:val="24"/>
-    </w:rPr>
   </w:style>
   <w:style w:default="1" w:styleId="Table" w:type="table">
     <w:name w:val="Table"/>
@@ -11737,15 +11645,6 @@
     <w:semiHidden/>
     <w:unhideWhenUsed/>
     <w:qFormat/>
-    <w:pPr>
-      <w:spacing w:line="276" w:lineRule="auto"/>
-      <w:jc w:val="both"/>
-    </w:pPr>
-    <w:rPr>
-      <w:rFonts w:ascii="Times New Roman" w:eastAsia="Times New Roman" w:hAnsi="Times New Roman"/>
-      <w:color w:val="000000"/>
-      <w:sz w:val="24"/>
-    </w:rPr>
     <w:tblPr>
       <w:tblInd w:type="dxa" w:w="0"/>
       <w:tblCellMar>
@@ -11778,42 +11677,25 @@
     <w:pPr>
       <w:keepNext/>
       <w:keepLines/>
-      <w:spacing w:after="0" w:line="276" w:lineRule="auto"/>
-      <w:jc w:val="both"/>
+      <w:spacing w:after="0"/>
     </w:pPr>
     <w:rPr>
-      <w:rFonts w:ascii="Times New Roman" w:eastAsia="Times New Roman" w:hAnsi="Times New Roman"/>
       <w:b/>
-      <w:color w:val="000000"/>
-      <w:sz w:val="24"/>
     </w:rPr>
   </w:style>
   <w:style w:customStyle="1" w:styleId="Definition" w:type="paragraph">
     <w:name w:val="Definition"/>
     <w:basedOn w:val="Normal"/>
-    <w:pPr>
-      <w:spacing w:line="276" w:lineRule="auto"/>
-      <w:jc w:val="both"/>
-    </w:pPr>
-    <w:rPr>
-      <w:rFonts w:ascii="Times New Roman" w:eastAsia="Times New Roman" w:hAnsi="Times New Roman"/>
-      <w:color w:val="000000"/>
-      <w:sz w:val="24"/>
-    </w:rPr>
   </w:style>
   <w:style w:styleId="Caption" w:type="paragraph">
     <w:name w:val="Caption"/>
     <w:basedOn w:val="Normal"/>
     <w:link w:val="BodyTextChar"/>
     <w:pPr>
-      <w:spacing w:after="120" w:before="0" w:line="276" w:lineRule="auto"/>
-      <w:jc w:val="both"/>
+      <w:spacing w:after="120" w:before="0"/>
     </w:pPr>
     <w:rPr>
-      <w:rFonts w:ascii="Times New Roman" w:eastAsia="Times New Roman" w:hAnsi="Times New Roman"/>
       <w:i/>
-      <w:color w:val="000000"/>
-      <w:sz w:val="24"/>
     </w:rPr>
   </w:style>
   <w:style w:customStyle="1" w:styleId="TableCaption" w:type="paragraph">
@@ -11821,90 +11703,44 @@
     <w:basedOn w:val="Caption"/>
     <w:pPr>
       <w:keepNext/>
-      <w:spacing w:line="276" w:lineRule="auto"/>
-      <w:jc w:val="both"/>
     </w:pPr>
-    <w:rPr>
-      <w:rFonts w:ascii="Times New Roman" w:eastAsia="Times New Roman" w:hAnsi="Times New Roman"/>
-      <w:color w:val="000000"/>
-      <w:sz w:val="24"/>
-    </w:rPr>
   </w:style>
   <w:style w:customStyle="1" w:styleId="ImageCaption" w:type="paragraph">
     <w:name w:val="Image Caption"/>
     <w:basedOn w:val="Caption"/>
-    <w:pPr>
-      <w:spacing w:line="276" w:lineRule="auto"/>
-      <w:jc w:val="both"/>
-    </w:pPr>
-    <w:rPr>
-      <w:rFonts w:ascii="Times New Roman" w:eastAsia="Times New Roman" w:hAnsi="Times New Roman"/>
-      <w:color w:val="000000"/>
-      <w:sz w:val="24"/>
-    </w:rPr>
   </w:style>
   <w:style w:customStyle="1" w:styleId="Figure" w:type="paragraph">
     <w:name w:val="Figure"/>
     <w:basedOn w:val="Normal"/>
-    <w:pPr>
-      <w:spacing w:line="276" w:lineRule="auto"/>
-      <w:jc w:val="both"/>
-    </w:pPr>
-    <w:rPr>
-      <w:rFonts w:ascii="Times New Roman" w:eastAsia="Times New Roman" w:hAnsi="Times New Roman"/>
-      <w:color w:val="000000"/>
-      <w:sz w:val="24"/>
-    </w:rPr>
   </w:style>
   <w:style w:customStyle="1" w:styleId="CaptionedFigure" w:type="paragraph">
     <w:name w:val="Captioned Figure"/>
     <w:basedOn w:val="Figure"/>
     <w:pPr>
       <w:keepNext/>
-      <w:spacing w:line="276" w:lineRule="auto"/>
-      <w:jc w:val="both"/>
     </w:pPr>
-    <w:rPr>
-      <w:rFonts w:ascii="Times New Roman" w:eastAsia="Times New Roman" w:hAnsi="Times New Roman"/>
-      <w:color w:val="000000"/>
-      <w:sz w:val="24"/>
-    </w:rPr>
   </w:style>
   <w:style w:customStyle="1" w:styleId="BodyTextChar" w:type="character">
     <w:name w:val="Body Text Char"/>
     <w:basedOn w:val="DefaultParagraphFont"/>
     <w:link w:val="BodyText"/>
-    <w:rPr>
-      <w:rFonts w:ascii="Times New Roman" w:eastAsia="Times New Roman" w:hAnsi="Times New Roman"/>
-      <w:color w:val="000000"/>
-      <w:sz w:val="24"/>
-    </w:rPr>
   </w:style>
   <w:style w:customStyle="1" w:styleId="VerbatimChar" w:type="character">
     <w:name w:val="Verbatim Char"/>
     <w:basedOn w:val="BodyTextChar"/>
     <w:rPr>
-      <w:rFonts w:ascii="Times New Roman" w:eastAsia="Times New Roman" w:hAnsi="Times New Roman"/>
-      <w:color w:val="000000"/>
-      <w:sz w:val="24"/>
+      <w:rFonts w:ascii="Consolas" w:hAnsi="Consolas"/>
+      <w:sz w:val="22"/>
     </w:rPr>
   </w:style>
   <w:style w:customStyle="1" w:styleId="SectionNumber" w:type="character">
     <w:name w:val="Section Number"/>
     <w:basedOn w:val="BodyTextChar"/>
-    <w:rPr>
-      <w:rFonts w:ascii="Times New Roman" w:eastAsia="Times New Roman" w:hAnsi="Times New Roman"/>
-      <w:color w:val="000000"/>
-      <w:sz w:val="24"/>
-    </w:rPr>
   </w:style>
   <w:style w:styleId="FootnoteReference" w:type="character">
     <w:name w:val="Footnote Reference"/>
     <w:basedOn w:val="BodyTextChar"/>
     <w:rPr>
-      <w:rFonts w:ascii="Times New Roman" w:eastAsia="Times New Roman" w:hAnsi="Times New Roman"/>
-      <w:color w:val="000000"/>
-      <w:sz w:val="24"/>
       <w:vertAlign w:val="superscript"/>
     </w:rPr>
   </w:style>
@@ -11912,9 +11748,7 @@
     <w:name w:val="Hyperlink"/>
     <w:basedOn w:val="BodyTextChar"/>
     <w:rPr>
-      <w:rFonts w:ascii="Times New Roman" w:eastAsia="Times New Roman" w:hAnsi="Times New Roman"/>
-      <w:color w:val="000000"/>
-      <w:sz w:val="24"/>
+      <w:color w:themeColor="accent1" w:val="4F81BD"/>
     </w:rPr>
   </w:style>
   <w:style w:styleId="TOCHeading" w:type="paragraph">
@@ -11925,16 +11759,14 @@
     <w:unhideWhenUsed/>
     <w:qFormat/>
     <w:pPr>
-      <w:spacing w:before="240" w:line="276" w:lineRule="auto"/>
-      <w:jc w:val="both"/>
+      <w:spacing w:before="240" w:line="259" w:lineRule="auto"/>
       <w:outlineLvl w:val="9"/>
     </w:pPr>
     <w:rPr>
-      <w:rFonts w:ascii="Times New Roman" w:asciiTheme="majorHAnsi" w:cstheme="majorBidi" w:eastAsia="Times New Roman" w:eastAsiaTheme="majorEastAsia" w:hAnsi="Times New Roman" w:hAnsiTheme="majorHAnsi"/>
+      <w:rFonts w:asciiTheme="majorHAnsi" w:cstheme="majorBidi" w:eastAsiaTheme="majorEastAsia" w:hAnsiTheme="majorHAnsi"/>
       <w:b w:val="0"/>
       <w:bCs w:val="0"/>
-      <w:color w:val="000000"/>
-      <w:sz w:val="24"/>
+      <w:color w:themeColor="accent1" w:themeShade="BF" w:val="365F91"/>
     </w:rPr>
   </w:style>
   <w:style w:type="paragraph" w:customStyle="1" w:styleId="SourceCode">
